--- a/pr-preview/pr-78/chapters/06-graphical-representation.docx
+++ b/pr-preview/pr-78/chapters/06-graphical-representation.docx
@@ -1881,7 +1881,7 @@
     </w:p>
     <w:bookmarkEnd w:id="15"/>
     <w:bookmarkEnd w:id="16"/>
-    <w:bookmarkStart w:id="19" w:name="Xc4e42a70c1211184bc0c983fe9a2c0524fac64d"/>
+    <w:bookmarkStart w:id="20" w:name="Xc4e42a70c1211184bc0c983fe9a2c0524fac64d"/>
     <w:p>
       <w:pPr>
         <w:pStyle w:val="Heading2"/>
@@ -1921,7 +1921,7 @@
         <w:t xml:space="preserve">(independent unconditionally, before conditioning on any variable). We can read this information directly from the graph structure.</w:t>
       </w:r>
     </w:p>
-    <w:bookmarkStart w:id="18" w:name="open-and-blocked-paths"/>
+    <w:bookmarkStart w:id="19" w:name="open-and-blocked-paths"/>
     <w:p>
       <w:pPr>
         <w:pStyle w:val="Heading3"/>
@@ -1930,197 +1930,254 @@
         <w:t xml:space="preserve">2.1 Open and Blocked Paths</w:t>
       </w:r>
     </w:p>
-    <w:p>
-      <w:pPr>
-        <w:pStyle w:val="FirstParagraph"/>
-      </w:pPr>
-      <w:r>
-        <w:t xml:space="preserve">A path between two nodes</w:t>
-      </w:r>
-      <w:r>
-        <w:t xml:space="preserve"> </w:t>
-      </w:r>
-      <m:oMath>
-        <m:r>
-          <m:t>V</m:t>
-        </m:r>
-      </m:oMath>
-      <w:r>
-        <w:t xml:space="preserve"> </w:t>
-      </w:r>
-      <w:r>
-        <w:t xml:space="preserve">and</w:t>
-      </w:r>
-      <w:r>
-        <w:t xml:space="preserve"> </w:t>
-      </w:r>
-      <m:oMath>
-        <m:r>
-          <m:t>W</m:t>
-        </m:r>
-      </m:oMath>
-      <w:r>
-        <w:t xml:space="preserve"> </w:t>
-      </w:r>
-      <w:r>
-        <w:t xml:space="preserve">is either</w:t>
-      </w:r>
-      <w:r>
-        <w:t xml:space="preserve"> </w:t>
-      </w:r>
-      <w:r>
-        <w:rPr>
-          <w:b/>
-          <w:bCs/>
-        </w:rPr>
-        <w:t xml:space="preserve">open</w:t>
-      </w:r>
-      <w:r>
-        <w:t xml:space="preserve"> </w:t>
-      </w:r>
-      <w:r>
-        <w:t xml:space="preserve">or</w:t>
-      </w:r>
-      <w:r>
-        <w:t xml:space="preserve"> </w:t>
-      </w:r>
-      <w:r>
-        <w:rPr>
-          <w:b/>
-          <w:bCs/>
-        </w:rPr>
-        <w:t xml:space="preserve">blocked</w:t>
-      </w:r>
-      <w:r>
-        <w:t xml:space="preserve">:</w:t>
-      </w:r>
-    </w:p>
-    <w:p>
-      <w:pPr>
-        <w:pStyle w:val="Compact"/>
-        <w:numPr>
-          <w:ilvl w:val="0"/>
-          <w:numId w:val="1004"/>
-        </w:numPr>
-      </w:pPr>
-      <w:r>
-        <w:t xml:space="preserve">A path is</w:t>
-      </w:r>
-      <w:r>
-        <w:t xml:space="preserve"> </w:t>
-      </w:r>
-      <w:r>
-        <w:rPr>
-          <w:b/>
-          <w:bCs/>
-        </w:rPr>
-        <w:t xml:space="preserve">blocked</w:t>
-      </w:r>
-      <w:r>
-        <w:t xml:space="preserve"> </w:t>
-      </w:r>
-      <w:r>
-        <w:t xml:space="preserve">if it contains a</w:t>
-      </w:r>
-      <w:r>
-        <w:t xml:space="preserve"> </w:t>
-      </w:r>
-      <w:r>
-        <w:rPr>
-          <w:b/>
-          <w:bCs/>
-        </w:rPr>
-        <w:t xml:space="preserve">collider</w:t>
-      </w:r>
-      <w:r>
-        <w:t xml:space="preserve"> </w:t>
-      </w:r>
-      <w:r>
-        <w:t xml:space="preserve">node — a node where two arrowheads meet on the path:</w:t>
-      </w:r>
-      <w:r>
-        <w:t xml:space="preserve"> </w:t>
-      </w:r>
-      <m:oMath>
-        <m:r>
-          <m:rPr>
-            <m:sty m:val="p"/>
-          </m:rPr>
-          <m:t>⋯</m:t>
-        </m:r>
-        <m:r>
-          <m:rPr>
-            <m:sty m:val="p"/>
-          </m:rPr>
-          <m:t>→</m:t>
-        </m:r>
-        <m:r>
-          <m:t>C</m:t>
-        </m:r>
-        <m:r>
-          <m:rPr>
-            <m:sty m:val="p"/>
-          </m:rPr>
-          <m:t>←</m:t>
-        </m:r>
-        <m:r>
-          <m:rPr>
-            <m:sty m:val="p"/>
-          </m:rPr>
-          <m:t>⋯</m:t>
-        </m:r>
-      </m:oMath>
-    </w:p>
-    <w:p>
-      <w:pPr>
-        <w:pStyle w:val="Compact"/>
-        <w:numPr>
-          <w:ilvl w:val="0"/>
-          <w:numId w:val="1004"/>
-        </w:numPr>
-      </w:pPr>
-      <w:r>
-        <w:t xml:space="preserve">A path is</w:t>
-      </w:r>
-      <w:r>
-        <w:t xml:space="preserve"> </w:t>
-      </w:r>
-      <w:r>
-        <w:rPr>
-          <w:b/>
-          <w:bCs/>
-        </w:rPr>
-        <w:t xml:space="preserve">open</w:t>
-      </w:r>
-      <w:r>
-        <w:t xml:space="preserve"> </w:t>
-      </w:r>
-      <w:r>
-        <w:t xml:space="preserve">if it contains no collider (all intermediate nodes are non-colliders)</w:t>
-      </w:r>
-    </w:p>
-    <w:p>
-      <w:pPr>
-        <w:pStyle w:val="FirstParagraph"/>
-      </w:pPr>
-      <w:r>
-        <w:t xml:space="preserve">Two variables are</w:t>
-      </w:r>
-      <w:r>
-        <w:t xml:space="preserve"> </w:t>
-      </w:r>
-      <w:r>
-        <w:rPr>
-          <w:b/>
-          <w:bCs/>
-        </w:rPr>
-        <w:t xml:space="preserve">marginally associated</w:t>
-      </w:r>
-      <w:r>
-        <w:t xml:space="preserve"> </w:t>
-      </w:r>
-      <w:r>
-        <w:t xml:space="preserve">if and only if there is at least one open path between them.</w:t>
+    <w:tbl>
+      <w:tblPr>
+        <w:tblStyle w:val="Table"/>
+        <w:tblInd w:w="164" w:type="dxa"/>
+        <w:tblBorders>
+          <w:left w:val="single" w:sz="24" w:space="0" w:color="909090"/>
+        </w:tblBorders>
+        <w:tblCellMar>
+          <w:left w:w="0" w:type="dxa"/>
+          <w:right w:w="0" w:type="dxa"/>
+        </w:tblCellMar>
+        <w:tblLook w:firstRow="0" w:lastRow="0" w:firstColumn="0" w:lastColumn="0" w:noHBand="0" w:noVBand="0" w:val="0000"/>
+      </w:tblPr>
+      <w:tblGrid>
+        <w:gridCol w:w="7920"/>
+      </w:tblGrid>
+      <w:tr>
+        <w:trPr>
+          <w:cantSplit/>
+        </w:trPr>
+        <w:tc>
+          <w:tcPr>
+            <w:tcMar>
+              <w:left w:w="144" w:type="dxa"/>
+            </w:tcMar>
+          </w:tcPr>
+          <w:p>
+            <w:pPr>
+              <w:pStyle w:val="FirstParagraph"/>
+            </w:pPr>
+            <w:pPr>
+              <w:spacing w:before="16" w:after="64"/>
+            </w:pPr>
+          </w:p>
+          <w:bookmarkStart w:id="17" w:name="def-open-blocked-path"/>
+          <w:p>
+            <w:pPr>
+              <w:pStyle w:val="BodyText"/>
+            </w:pPr>
+            <w:r>
+              <w:rPr>
+                <w:b/>
+                <w:bCs/>
+              </w:rPr>
+              <w:t xml:space="preserve">Definition 2 (Open and Blocked Paths)</w:t>
+            </w:r>
+            <w:r>
+              <w:t xml:space="preserve"> </w:t>
+            </w:r>
+            <w:r>
+              <w:t xml:space="preserve">A path between two nodes</w:t>
+            </w:r>
+            <w:r>
+              <w:t xml:space="preserve"> </w:t>
+            </w:r>
+            <m:oMath>
+              <m:r>
+                <m:t>V</m:t>
+              </m:r>
+            </m:oMath>
+            <w:r>
+              <w:t xml:space="preserve"> </w:t>
+            </w:r>
+            <w:r>
+              <w:t xml:space="preserve">and</w:t>
+            </w:r>
+            <w:r>
+              <w:t xml:space="preserve"> </w:t>
+            </w:r>
+            <m:oMath>
+              <m:r>
+                <m:t>W</m:t>
+              </m:r>
+            </m:oMath>
+            <w:r>
+              <w:t xml:space="preserve"> </w:t>
+            </w:r>
+            <w:r>
+              <w:t xml:space="preserve">is either</w:t>
+            </w:r>
+            <w:r>
+              <w:t xml:space="preserve"> </w:t>
+            </w:r>
+            <w:r>
+              <w:rPr>
+                <w:b/>
+                <w:bCs/>
+              </w:rPr>
+              <w:t xml:space="preserve">open</w:t>
+            </w:r>
+            <w:r>
+              <w:t xml:space="preserve"> </w:t>
+            </w:r>
+            <w:r>
+              <w:t xml:space="preserve">or</w:t>
+            </w:r>
+            <w:r>
+              <w:t xml:space="preserve"> </w:t>
+            </w:r>
+            <w:r>
+              <w:rPr>
+                <w:b/>
+                <w:bCs/>
+              </w:rPr>
+              <w:t xml:space="preserve">blocked</w:t>
+            </w:r>
+            <w:r>
+              <w:t xml:space="preserve">:</w:t>
+            </w:r>
+          </w:p>
+          <w:p>
+            <w:pPr>
+              <w:pStyle w:val="Compact"/>
+              <w:numPr>
+                <w:ilvl w:val="0"/>
+                <w:numId w:val="1004"/>
+              </w:numPr>
+            </w:pPr>
+            <w:r>
+              <w:t xml:space="preserve">A path is</w:t>
+            </w:r>
+            <w:r>
+              <w:t xml:space="preserve"> </w:t>
+            </w:r>
+            <w:r>
+              <w:rPr>
+                <w:b/>
+                <w:bCs/>
+              </w:rPr>
+              <w:t xml:space="preserve">blocked</w:t>
+            </w:r>
+            <w:r>
+              <w:t xml:space="preserve"> </w:t>
+            </w:r>
+            <w:r>
+              <w:t xml:space="preserve">if it contains a</w:t>
+            </w:r>
+            <w:r>
+              <w:t xml:space="preserve"> </w:t>
+            </w:r>
+            <w:r>
+              <w:rPr>
+                <w:b/>
+                <w:bCs/>
+              </w:rPr>
+              <w:t xml:space="preserve">collider</w:t>
+            </w:r>
+            <w:r>
+              <w:t xml:space="preserve"> </w:t>
+            </w:r>
+            <w:r>
+              <w:t xml:space="preserve">node — a node where two arrowheads meet on the path:</w:t>
+            </w:r>
+            <w:r>
+              <w:t xml:space="preserve"> </w:t>
+            </w:r>
+            <m:oMath>
+              <m:r>
+                <m:rPr>
+                  <m:sty m:val="p"/>
+                </m:rPr>
+                <m:t>⋯</m:t>
+              </m:r>
+              <m:r>
+                <m:rPr>
+                  <m:sty m:val="p"/>
+                </m:rPr>
+                <m:t>→</m:t>
+              </m:r>
+              <m:r>
+                <m:t>C</m:t>
+              </m:r>
+              <m:r>
+                <m:rPr>
+                  <m:sty m:val="p"/>
+                </m:rPr>
+                <m:t>←</m:t>
+              </m:r>
+              <m:r>
+                <m:rPr>
+                  <m:sty m:val="p"/>
+                </m:rPr>
+                <m:t>⋯</m:t>
+              </m:r>
+            </m:oMath>
+          </w:p>
+          <w:p>
+            <w:pPr>
+              <w:pStyle w:val="Compact"/>
+              <w:numPr>
+                <w:ilvl w:val="0"/>
+                <w:numId w:val="1004"/>
+              </w:numPr>
+            </w:pPr>
+            <w:r>
+              <w:t xml:space="preserve">A path is</w:t>
+            </w:r>
+            <w:r>
+              <w:t xml:space="preserve"> </w:t>
+            </w:r>
+            <w:r>
+              <w:rPr>
+                <w:b/>
+                <w:bCs/>
+              </w:rPr>
+              <w:t xml:space="preserve">open</w:t>
+            </w:r>
+            <w:r>
+              <w:t xml:space="preserve"> </w:t>
+            </w:r>
+            <w:r>
+              <w:t xml:space="preserve">if it contains no collider (all intermediate nodes are non-colliders)</w:t>
+            </w:r>
+          </w:p>
+          <w:p>
+            <w:pPr>
+              <w:pStyle w:val="FirstParagraph"/>
+            </w:pPr>
+            <w:r>
+              <w:t xml:space="preserve">Two variables are</w:t>
+            </w:r>
+            <w:r>
+              <w:t xml:space="preserve"> </w:t>
+            </w:r>
+            <w:r>
+              <w:rPr>
+                <w:b/>
+                <w:bCs/>
+              </w:rPr>
+              <w:t xml:space="preserve">marginally associated</w:t>
+            </w:r>
+            <w:r>
+              <w:t xml:space="preserve"> </w:t>
+            </w:r>
+            <w:r>
+              <w:t xml:space="preserve">if and only if there is at least one open path between them.</w:t>
+            </w:r>
+          </w:p>
+          <w:bookmarkEnd w:id="17"/>
+        </w:tc>
+      </w:tr>
+    </w:tbl>
+    <w:p>
+      <w:pPr>
+        <w:pStyle w:val="BodyText"/>
+      </w:pPr>
+      <w:r>
+        <w:t xml:space="preserve"> </w:t>
       </w:r>
     </w:p>
     <w:tbl>
@@ -2157,7 +2214,7 @@
               <w:spacing w:before="16" w:after="64"/>
             </w:pPr>
           </w:p>
-          <w:bookmarkStart w:id="17" w:name="exm-marginal-independence"/>
+          <w:bookmarkStart w:id="18" w:name="exm-marginal-independence"/>
           <w:p>
             <w:pPr>
               <w:pStyle w:val="BodyText"/>
@@ -2716,7 +2773,7 @@
               <w:t xml:space="preserve">marginally</w:t>
             </w:r>
           </w:p>
-          <w:bookmarkEnd w:id="17"/>
+          <w:bookmarkEnd w:id="18"/>
         </w:tc>
       </w:tr>
     </w:tbl>
@@ -3014,9 +3071,9 @@
         <w:t xml:space="preserve">In the NPSEM, each variable is independent of its non-descendants given its parents. This property is encoded in the DAG and is what allows us to use d-separation to determine independence.</w:t>
       </w:r>
     </w:p>
-    <w:bookmarkEnd w:id="18"/>
     <w:bookmarkEnd w:id="19"/>
-    <w:bookmarkStart w:id="30" w:name="X2e80055b9a7150f49b17993f3ca5d1ac6bf08e7"/>
+    <w:bookmarkEnd w:id="20"/>
+    <w:bookmarkStart w:id="32" w:name="X2e80055b9a7150f49b17993f3ca5d1ac6bf08e7"/>
     <w:p>
       <w:pPr>
         <w:pStyle w:val="Heading2"/>
@@ -3072,7 +3129,7 @@
         <w:t xml:space="preserve">on the path.</w:t>
       </w:r>
     </w:p>
-    <w:bookmarkStart w:id="26" w:name="three-fundamental-path-structures"/>
+    <w:bookmarkStart w:id="27" w:name="three-fundamental-path-structures"/>
     <w:p>
       <w:pPr>
         <w:pStyle w:val="Heading3"/>
@@ -3081,7 +3138,7 @@
         <w:t xml:space="preserve">3.1 Three Fundamental Path Structures</w:t>
       </w:r>
     </w:p>
-    <w:bookmarkStart w:id="20" w:name="chain-a-rightarrow-b-rightarrow-y"/>
+    <w:bookmarkStart w:id="21" w:name="chain-a-rightarrow-b-rightarrow-y"/>
     <w:p>
       <w:pPr>
         <w:pStyle w:val="Heading4"/>
@@ -3297,8 +3354,8 @@
         <w:t xml:space="preserve">blocks the path</w:t>
       </w:r>
     </w:p>
-    <w:bookmarkEnd w:id="20"/>
-    <w:bookmarkStart w:id="21" w:name="fork-a-leftarrow-b-rightarrow-y"/>
+    <w:bookmarkEnd w:id="21"/>
+    <w:bookmarkStart w:id="22" w:name="fork-a-leftarrow-b-rightarrow-y"/>
     <w:p>
       <w:pPr>
         <w:pStyle w:val="Heading4"/>
@@ -3496,8 +3553,8 @@
         <w:t xml:space="preserve">blocks the non-causal association</w:t>
       </w:r>
     </w:p>
-    <w:bookmarkEnd w:id="21"/>
-    <w:bookmarkStart w:id="25" w:name="collider-a-rightarrow-b-leftarrow-y"/>
+    <w:bookmarkEnd w:id="22"/>
+    <w:bookmarkStart w:id="26" w:name="collider-a-rightarrow-b-leftarrow-y"/>
     <w:p>
       <w:pPr>
         <w:pStyle w:val="Heading4"/>
@@ -3706,18 +3763,18 @@
           <wp:inline>
             <wp:extent cx="5334000" cy="1778000"/>
             <wp:effectExtent b="0" l="0" r="0" t="0"/>
-            <wp:docPr descr="The three fundamental path structures. Left: chain (conditioning on B blocks path). Middle: fork (conditioning on B blocks path). Right: collider (conditioning on B opens path — collider bias)." title="" id="23" name="Picture"/>
+            <wp:docPr descr="The three fundamental path structures. Left: chain (conditioning on B blocks path). Middle: fork (conditioning on B blocks path). Right: collider (conditioning on B opens path — collider bias)." title="" id="24" name="Picture"/>
             <a:graphic>
               <a:graphicData uri="http://schemas.openxmlformats.org/drawingml/2006/picture">
                 <pic:pic>
                   <pic:nvPicPr>
-                    <pic:cNvPr descr="06-graphical-representation_files/figure-docx/unnamed-chunk-2-1.png" id="24" name="Picture"/>
+                    <pic:cNvPr descr="06-graphical-representation_files/figure-docx/unnamed-chunk-2-1.png" id="25" name="Picture"/>
                     <pic:cNvPicPr>
                       <a:picLocks noChangeArrowheads="1" noChangeAspect="1"/>
                     </pic:cNvPicPr>
                   </pic:nvPicPr>
                   <pic:blipFill>
-                    <a:blip r:embed="rId22"/>
+                    <a:blip r:embed="rId23"/>
                     <a:stretch>
                       <a:fillRect/>
                     </a:stretch>
@@ -3752,9 +3809,9 @@
         <w:t xml:space="preserve">The three fundamental path structures. Left: chain (conditioning on B blocks path). Middle: fork (conditioning on B blocks path). Right: collider (conditioning on B opens path — collider bias).</w:t>
       </w:r>
     </w:p>
-    <w:bookmarkEnd w:id="25"/>
     <w:bookmarkEnd w:id="26"/>
-    <w:bookmarkStart w:id="28" w:name="collider-stratification-bias"/>
+    <w:bookmarkEnd w:id="27"/>
+    <w:bookmarkStart w:id="29" w:name="collider-stratification-bias"/>
     <w:p>
       <w:pPr>
         <w:pStyle w:val="Heading3"/>
@@ -3821,7 +3878,7 @@
               <w:spacing w:before="16" w:after="64"/>
             </w:pPr>
           </w:p>
-          <w:bookmarkStart w:id="27" w:name="exm-collider-bias"/>
+          <w:bookmarkStart w:id="28" w:name="exm-collider-bias"/>
           <w:p>
             <w:pPr>
               <w:pStyle w:val="BodyText"/>
@@ -4151,7 +4208,7 @@
               <w:t xml:space="preserve">.</w:t>
             </w:r>
           </w:p>
-          <w:bookmarkEnd w:id="27"/>
+          <w:bookmarkEnd w:id="28"/>
         </w:tc>
       </w:tr>
     </w:tbl>
@@ -4331,8 +4388,8 @@
         <w:t xml:space="preserve">Do NOT adjust for variables that are downstream (descendants) of both treatment and outcome. This applies to selection into studies, loss to follow-up, or other post-treatment variables.</w:t>
       </w:r>
     </w:p>
-    <w:bookmarkEnd w:id="28"/>
-    <w:bookmarkStart w:id="29" w:name="d-separation-rules-summary"/>
+    <w:bookmarkEnd w:id="29"/>
+    <w:bookmarkStart w:id="31" w:name="d-separation-rules-summary"/>
     <w:p>
       <w:pPr>
         <w:pStyle w:val="Heading3"/>
@@ -4545,53 +4602,110 @@
         <w:pStyle w:val="BodyText"/>
       </w:pPr>
       <w:r>
-        <w:t xml:space="preserve">Two variables are</w:t>
-      </w:r>
-      <w:r>
-        <w:t xml:space="preserve"> </w:t>
-      </w:r>
-      <w:r>
-        <w:rPr>
-          <w:b/>
-          <w:bCs/>
-        </w:rPr>
-        <w:t xml:space="preserve">d-separated</w:t>
-      </w:r>
-      <w:r>
-        <w:t xml:space="preserve"> </w:t>
-      </w:r>
-      <w:r>
-        <w:t xml:space="preserve">given</w:t>
-      </w:r>
-      <w:r>
-        <w:t xml:space="preserve"> </w:t>
-      </w:r>
-      <m:oMath>
-        <m:r>
-          <m:t>Z</m:t>
-        </m:r>
-      </m:oMath>
-      <w:r>
-        <w:t xml:space="preserve"> </w:t>
-      </w:r>
-      <w:r>
-        <w:t xml:space="preserve">if every path between them is blocked given</w:t>
-      </w:r>
-      <w:r>
-        <w:t xml:space="preserve"> </w:t>
-      </w:r>
-      <m:oMath>
-        <m:r>
-          <m:t>Z</m:t>
-        </m:r>
-      </m:oMath>
-      <w:r>
-        <w:t xml:space="preserve">. D-separated variables are (conditionally) independent in any distribution generated by the NPSEM.</w:t>
-      </w:r>
-    </w:p>
-    <w:bookmarkEnd w:id="29"/>
-    <w:bookmarkEnd w:id="30"/>
-    <w:bookmarkStart w:id="33" w:name="X09b68097716c1b97496cccc3d8eac7f1e936c3c"/>
+        <w:t xml:space="preserve"> </w:t>
+      </w:r>
+    </w:p>
+    <w:tbl>
+      <w:tblPr>
+        <w:tblStyle w:val="Table"/>
+        <w:tblInd w:w="164" w:type="dxa"/>
+        <w:tblBorders>
+          <w:left w:val="single" w:sz="24" w:space="0" w:color="909090"/>
+        </w:tblBorders>
+        <w:tblCellMar>
+          <w:left w:w="0" w:type="dxa"/>
+          <w:right w:w="0" w:type="dxa"/>
+        </w:tblCellMar>
+        <w:tblLook w:firstRow="0" w:lastRow="0" w:firstColumn="0" w:lastColumn="0" w:noHBand="0" w:noVBand="0" w:val="0000"/>
+      </w:tblPr>
+      <w:tblGrid>
+        <w:gridCol w:w="7920"/>
+      </w:tblGrid>
+      <w:tr>
+        <w:trPr>
+          <w:cantSplit/>
+        </w:trPr>
+        <w:tc>
+          <w:tcPr>
+            <w:tcMar>
+              <w:left w:w="144" w:type="dxa"/>
+            </w:tcMar>
+          </w:tcPr>
+          <w:p>
+            <w:pPr>
+              <w:pStyle w:val="BodyText"/>
+            </w:pPr>
+            <w:pPr>
+              <w:spacing w:before="16" w:after="64"/>
+            </w:pPr>
+          </w:p>
+          <w:bookmarkStart w:id="30" w:name="def-d-separation"/>
+          <w:p>
+            <w:pPr>
+              <w:pStyle w:val="BodyText"/>
+            </w:pPr>
+            <w:r>
+              <w:rPr>
+                <w:b/>
+                <w:bCs/>
+              </w:rPr>
+              <w:t xml:space="preserve">Definition 3 (D-separation)</w:t>
+            </w:r>
+            <w:r>
+              <w:t xml:space="preserve"> </w:t>
+            </w:r>
+            <w:r>
+              <w:t xml:space="preserve">Two variables are</w:t>
+            </w:r>
+            <w:r>
+              <w:t xml:space="preserve"> </w:t>
+            </w:r>
+            <w:r>
+              <w:rPr>
+                <w:b/>
+                <w:bCs/>
+              </w:rPr>
+              <w:t xml:space="preserve">d-separated</w:t>
+            </w:r>
+            <w:r>
+              <w:t xml:space="preserve"> </w:t>
+            </w:r>
+            <w:r>
+              <w:t xml:space="preserve">given</w:t>
+            </w:r>
+            <w:r>
+              <w:t xml:space="preserve"> </w:t>
+            </w:r>
+            <m:oMath>
+              <m:r>
+                <m:t>Z</m:t>
+              </m:r>
+            </m:oMath>
+            <w:r>
+              <w:t xml:space="preserve"> </w:t>
+            </w:r>
+            <w:r>
+              <w:t xml:space="preserve">if every path between them is blocked given</w:t>
+            </w:r>
+            <w:r>
+              <w:t xml:space="preserve"> </w:t>
+            </w:r>
+            <m:oMath>
+              <m:r>
+                <m:t>Z</m:t>
+              </m:r>
+            </m:oMath>
+            <w:r>
+              <w:t xml:space="preserve">. D-separated variables are (conditionally) independent in any distribution generated by the NPSEM.</w:t>
+            </w:r>
+          </w:p>
+          <w:bookmarkEnd w:id="30"/>
+        </w:tc>
+      </w:tr>
+    </w:tbl>
+    <w:bookmarkEnd w:id="31"/>
+    <w:bookmarkEnd w:id="32"/>
+    <w:bookmarkStart w:id="35" w:name="X09b68097716c1b97496cccc3d8eac7f1e936c3c"/>
     <w:p>
       <w:pPr>
         <w:pStyle w:val="Heading2"/>
@@ -4607,7 +4721,7 @@
         </w:pict>
       </w:r>
     </w:p>
-    <w:bookmarkStart w:id="31" w:name="Xece13a1cc6df6ce174345e4acedb97fd50f911f"/>
+    <w:bookmarkStart w:id="33" w:name="Xece13a1cc6df6ce174345e4acedb97fd50f911f"/>
     <w:p>
       <w:pPr>
         <w:pStyle w:val="Heading3"/>
@@ -5198,8 +5312,8 @@
         <w:t xml:space="preserve">.</w:t>
       </w:r>
     </w:p>
-    <w:bookmarkEnd w:id="31"/>
-    <w:bookmarkStart w:id="32" w:name="positivity-in-structural-causal-models"/>
+    <w:bookmarkEnd w:id="33"/>
+    <w:bookmarkStart w:id="34" w:name="positivity-in-structural-causal-models"/>
     <w:p>
       <w:pPr>
         <w:pStyle w:val="Heading3"/>
@@ -5975,9 +6089,9 @@
         <w:t xml:space="preserve">in the DAG actually represents several distinct interventions, each potentially yielding different outcomes.</w:t>
       </w:r>
     </w:p>
-    <w:bookmarkEnd w:id="32"/>
-    <w:bookmarkEnd w:id="33"/>
-    <w:bookmarkStart w:id="45" w:name="Xf81cb9128163da6ab7603733a0ab3858c35b867"/>
+    <w:bookmarkEnd w:id="34"/>
+    <w:bookmarkEnd w:id="35"/>
+    <w:bookmarkStart w:id="49" w:name="Xf81cb9128163da6ab7603733a0ab3858c35b867"/>
     <w:p>
       <w:pPr>
         <w:pStyle w:val="Heading2"/>
@@ -6017,7 +6131,7 @@
         <w:t xml:space="preserve">of the biases that may affect causal estimates. Three main types arise from the structure of the causal diagram.</w:t>
       </w:r>
     </w:p>
-    <w:bookmarkStart w:id="39" w:name="confounding-bias"/>
+    <w:bookmarkStart w:id="41" w:name="confounding-bias"/>
     <w:p>
       <w:pPr>
         <w:pStyle w:val="Heading3"/>
@@ -6119,7 +6233,7 @@
               <w:spacing w:before="16" w:after="64"/>
             </w:pPr>
           </w:p>
-          <w:bookmarkStart w:id="34" w:name="def-backdoor-path"/>
+          <w:bookmarkStart w:id="36" w:name="def-backdoor-path"/>
           <w:p>
             <w:pPr>
               <w:pStyle w:val="BodyText"/>
@@ -6129,7 +6243,7 @@
                 <w:b/>
                 <w:bCs/>
               </w:rPr>
-              <w:t xml:space="preserve">Definition 2 (Backdoor Path)</w:t>
+              <w:t xml:space="preserve">Definition 4 (Backdoor Path)</w:t>
             </w:r>
             <w:r>
               <w:t xml:space="preserve"> </w:t>
@@ -6297,7 +6411,7 @@
               <w:t xml:space="preserve">induced by common causes.</w:t>
             </w:r>
           </w:p>
-          <w:bookmarkEnd w:id="34"/>
+          <w:bookmarkEnd w:id="36"/>
         </w:tc>
       </w:tr>
     </w:tbl>
@@ -6343,7 +6457,7 @@
               <w:spacing w:before="16" w:after="64"/>
             </w:pPr>
           </w:p>
-          <w:bookmarkStart w:id="35" w:name="def-dag-confounding"/>
+          <w:bookmarkStart w:id="37" w:name="def-dag-confounding"/>
           <w:p>
             <w:pPr>
               <w:pStyle w:val="BodyText"/>
@@ -6353,7 +6467,7 @@
                 <w:b/>
                 <w:bCs/>
               </w:rPr>
-              <w:t xml:space="preserve">Definition 3 (Confounding (Structural Definition))</w:t>
+              <w:t xml:space="preserve">Definition 5 (Confounding (Structural Definition))</w:t>
             </w:r>
             <w:r>
               <w:t xml:space="preserve"> </w:t>
@@ -6539,7 +6653,7 @@
               <w:t xml:space="preserve">is a non-collider on this path and has not been conditioned on, the path is open. There is therefore confounding.</w:t>
             </w:r>
           </w:p>
-          <w:bookmarkEnd w:id="35"/>
+          <w:bookmarkEnd w:id="37"/>
         </w:tc>
       </w:tr>
     </w:tbl>
@@ -6552,18 +6666,18 @@
           <wp:inline>
             <wp:extent cx="3696101" cy="2310063"/>
             <wp:effectExtent b="0" l="0" r="0" t="0"/>
-            <wp:docPr descr="Figure 6.2. Confounding: L opens the backdoor path A ← L → Y. Adjusting for L blocks this path." title="" id="37" name="Picture"/>
+            <wp:docPr descr="Figure 6.2. Confounding: L opens the backdoor path A ← L → Y. Adjusting for L blocks this path." title="" id="39" name="Picture"/>
             <a:graphic>
               <a:graphicData uri="http://schemas.openxmlformats.org/drawingml/2006/picture">
                 <pic:pic>
                   <pic:nvPicPr>
-                    <pic:cNvPr descr="06-graphical-representation_files/figure-docx/unnamed-chunk-3-1.png" id="38" name="Picture"/>
+                    <pic:cNvPr descr="06-graphical-representation_files/figure-docx/unnamed-chunk-3-1.png" id="40" name="Picture"/>
                     <pic:cNvPicPr>
                       <a:picLocks noChangeArrowheads="1" noChangeAspect="1"/>
                     </pic:cNvPicPr>
                   </pic:nvPicPr>
                   <pic:blipFill>
-                    <a:blip r:embed="rId36"/>
+                    <a:blip r:embed="rId38"/>
                     <a:stretch>
                       <a:fillRect/>
                     </a:stretch>
@@ -6598,8 +6712,8 @@
         <w:t xml:space="preserve">Figure 6.2. Confounding: L opens the backdoor path A ← L → Y. Adjusting for L blocks this path.</w:t>
       </w:r>
     </w:p>
-    <w:bookmarkEnd w:id="39"/>
-    <w:bookmarkStart w:id="42" w:name="the-backdoor-criterion"/>
+    <w:bookmarkEnd w:id="41"/>
+    <w:bookmarkStart w:id="44" w:name="the-backdoor-criterion"/>
     <w:p>
       <w:pPr>
         <w:pStyle w:val="Heading3"/>
@@ -6642,7 +6756,7 @@
               <w:spacing w:before="16" w:after="64"/>
             </w:pPr>
           </w:p>
-          <w:bookmarkStart w:id="40" w:name="def-backdoor-criterion"/>
+          <w:bookmarkStart w:id="42" w:name="def-backdoor-criterion"/>
           <w:p>
             <w:pPr>
               <w:pStyle w:val="BodyText"/>
@@ -6652,7 +6766,7 @@
                 <w:b/>
                 <w:bCs/>
               </w:rPr>
-              <w:t xml:space="preserve">Definition 4 (Backdoor Criterion)</w:t>
+              <w:t xml:space="preserve">Definition 6 (Backdoor Criterion)</w:t>
             </w:r>
             <w:r>
               <w:t xml:space="preserve"> </w:t>
@@ -6831,7 +6945,7 @@
               <w:t xml:space="preserve">(via stratification, standardization, or IP weighting) eliminates confounding and yields an unbiased estimate of the causal effect.</w:t>
             </w:r>
           </w:p>
-          <w:bookmarkEnd w:id="40"/>
+          <w:bookmarkEnd w:id="42"/>
         </w:tc>
       </w:tr>
     </w:tbl>
@@ -6877,7 +6991,7 @@
               <w:spacing w:before="16" w:after="64"/>
             </w:pPr>
           </w:p>
-          <w:bookmarkStart w:id="41" w:name="exm-backdoor"/>
+          <w:bookmarkStart w:id="43" w:name="exm-backdoor"/>
           <w:p>
             <w:pPr>
               <w:pStyle w:val="BodyText"/>
@@ -7363,7 +7477,7 @@
               <w:t xml:space="preserve">.</w:t>
             </w:r>
           </w:p>
-          <w:bookmarkEnd w:id="41"/>
+          <w:bookmarkEnd w:id="43"/>
         </w:tc>
       </w:tr>
     </w:tbl>
@@ -7539,1883 +7653,14 @@
         <w:t xml:space="preserve">partially introduces this bias</w:t>
       </w:r>
     </w:p>
-    <w:bookmarkEnd w:id="42"/>
-    <w:bookmarkStart w:id="43" w:name="selection-bias"/>
+    <w:bookmarkEnd w:id="44"/>
+    <w:bookmarkStart w:id="46" w:name="selection-bias"/>
     <w:p>
       <w:pPr>
         <w:pStyle w:val="Heading3"/>
       </w:pPr>
       <w:r>
         <w:t xml:space="preserve">5.3 Selection Bias</w:t>
-      </w:r>
-    </w:p>
-    <w:p>
-      <w:pPr>
-        <w:pStyle w:val="FirstParagraph"/>
-      </w:pPr>
-      <w:r>
-        <w:rPr>
-          <w:b/>
-          <w:bCs/>
-        </w:rPr>
-        <w:t xml:space="preserve">Selection bias</w:t>
-      </w:r>
-      <w:r>
-        <w:t xml:space="preserve"> </w:t>
-      </w:r>
-      <w:r>
-        <w:t xml:space="preserve">arises when the analysis conditions on a variable</w:t>
-      </w:r>
-      <w:r>
-        <w:t xml:space="preserve"> </w:t>
-      </w:r>
-      <m:oMath>
-        <m:r>
-          <m:t>C</m:t>
-        </m:r>
-      </m:oMath>
-      <w:r>
-        <w:t xml:space="preserve"> </w:t>
-      </w:r>
-      <w:r>
-        <w:t xml:space="preserve">that is a collider (or ancestor/descendant of a collider) on a path between</w:t>
-      </w:r>
-      <w:r>
-        <w:t xml:space="preserve"> </w:t>
-      </w:r>
-      <m:oMath>
-        <m:r>
-          <m:t>A</m:t>
-        </m:r>
-      </m:oMath>
-      <w:r>
-        <w:t xml:space="preserve"> </w:t>
-      </w:r>
-      <w:r>
-        <w:t xml:space="preserve">and</w:t>
-      </w:r>
-      <w:r>
-        <w:t xml:space="preserve"> </w:t>
-      </w:r>
-      <m:oMath>
-        <m:r>
-          <m:t>Y</m:t>
-        </m:r>
-      </m:oMath>
-      <w:r>
-        <w:t xml:space="preserve">.</w:t>
-      </w:r>
-    </w:p>
-    <w:p>
-      <w:pPr>
-        <w:pStyle w:val="BodyText"/>
-      </w:pPr>
-      <w:r>
-        <w:rPr>
-          <w:b/>
-          <w:bCs/>
-        </w:rPr>
-        <w:t xml:space="preserve">Structural representation:</w:t>
-      </w:r>
-    </w:p>
-    <w:p>
-      <w:pPr>
-        <w:pStyle w:val="BodyText"/>
-      </w:pPr>
-      <m:oMathPara>
-        <m:oMathParaPr>
-          <m:jc m:val="center"/>
-        </m:oMathParaPr>
-        <m:oMath>
-          <m:r>
-            <m:t>A</m:t>
-          </m:r>
-          <m:r>
-            <m:rPr>
-              <m:sty m:val="p"/>
-            </m:rPr>
-            <m:t>→</m:t>
-          </m:r>
-          <m:r>
-            <m:t>C</m:t>
-          </m:r>
-          <m:r>
-            <m:rPr>
-              <m:sty m:val="p"/>
-            </m:rPr>
-            <m:t>←</m:t>
-          </m:r>
-          <m:r>
-            <m:t>Y</m:t>
-          </m:r>
-        </m:oMath>
-      </m:oMathPara>
-    </w:p>
-    <w:p>
-      <w:pPr>
-        <w:pStyle w:val="FirstParagraph"/>
-      </w:pPr>
-      <w:r>
-        <w:t xml:space="preserve">Restricting the analysis to individuals with</w:t>
-      </w:r>
-      <w:r>
-        <w:t xml:space="preserve"> </w:t>
-      </w:r>
-      <m:oMath>
-        <m:r>
-          <m:t>C</m:t>
-        </m:r>
-        <m:r>
-          <m:rPr>
-            <m:sty m:val="p"/>
-          </m:rPr>
-          <m:t>=</m:t>
-        </m:r>
-        <m:r>
-          <m:t>1</m:t>
-        </m:r>
-      </m:oMath>
-      <w:r>
-        <w:t xml:space="preserve"> </w:t>
-      </w:r>
-      <w:r>
-        <w:t xml:space="preserve">(e.g., individuals selected into the study) opens the path</w:t>
-      </w:r>
-      <w:r>
-        <w:t xml:space="preserve"> </w:t>
-      </w:r>
-      <m:oMath>
-        <m:r>
-          <m:t>A</m:t>
-        </m:r>
-        <m:r>
-          <m:rPr>
-            <m:sty m:val="p"/>
-          </m:rPr>
-          <m:t>→</m:t>
-        </m:r>
-        <m:r>
-          <m:t>C</m:t>
-        </m:r>
-        <m:r>
-          <m:rPr>
-            <m:sty m:val="p"/>
-          </m:rPr>
-          <m:t>←</m:t>
-        </m:r>
-        <m:r>
-          <m:t>Y</m:t>
-        </m:r>
-      </m:oMath>
-      <w:r>
-        <w:t xml:space="preserve"> </w:t>
-      </w:r>
-      <w:r>
-        <w:t xml:space="preserve">and induces a spurious association between</w:t>
-      </w:r>
-      <w:r>
-        <w:t xml:space="preserve"> </w:t>
-      </w:r>
-      <m:oMath>
-        <m:r>
-          <m:t>A</m:t>
-        </m:r>
-      </m:oMath>
-      <w:r>
-        <w:t xml:space="preserve"> </w:t>
-      </w:r>
-      <w:r>
-        <w:t xml:space="preserve">and</w:t>
-      </w:r>
-      <w:r>
-        <w:t xml:space="preserve"> </w:t>
-      </w:r>
-      <m:oMath>
-        <m:r>
-          <m:t>Y</m:t>
-        </m:r>
-      </m:oMath>
-      <w:r>
-        <w:t xml:space="preserve">.</w:t>
-      </w:r>
-    </w:p>
-    <w:p>
-      <w:pPr>
-        <w:pStyle w:val="BodyText"/>
-      </w:pPr>
-      <w:r>
-        <w:rPr>
-          <w:b/>
-          <w:bCs/>
-        </w:rPr>
-        <w:t xml:space="preserve">Connection to collider stratification bias:</w:t>
-      </w:r>
-    </w:p>
-    <w:p>
-      <w:pPr>
-        <w:pStyle w:val="BodyText"/>
-      </w:pPr>
-      <w:r>
-        <w:t xml:space="preserve">Selection bias is collider stratification bias applied to the selection mechanism. The</w:t>
-      </w:r>
-      <w:r>
-        <w:t xml:space="preserve"> </w:t>
-      </w:r>
-      <w:r>
-        <w:t xml:space="preserve">“collider”</w:t>
-      </w:r>
-      <w:r>
-        <w:t xml:space="preserve"> </w:t>
-      </w:r>
-      <w:r>
-        <w:t xml:space="preserve">is a variable related to study participation, follow-up completion, or analysis inclusion, and both</w:t>
-      </w:r>
-      <w:r>
-        <w:t xml:space="preserve"> </w:t>
-      </w:r>
-      <m:oMath>
-        <m:r>
-          <m:t>A</m:t>
-        </m:r>
-      </m:oMath>
-      <w:r>
-        <w:t xml:space="preserve"> </w:t>
-      </w:r>
-      <w:r>
-        <w:t xml:space="preserve">(or a cause of</w:t>
-      </w:r>
-      <w:r>
-        <w:t xml:space="preserve"> </w:t>
-      </w:r>
-      <m:oMath>
-        <m:r>
-          <m:t>A</m:t>
-        </m:r>
-      </m:oMath>
-      <w:r>
-        <w:t xml:space="preserve">) and</w:t>
-      </w:r>
-      <w:r>
-        <w:t xml:space="preserve"> </w:t>
-      </w:r>
-      <m:oMath>
-        <m:r>
-          <m:t>Y</m:t>
-        </m:r>
-      </m:oMath>
-      <w:r>
-        <w:t xml:space="preserve"> </w:t>
-      </w:r>
-      <w:r>
-        <w:t xml:space="preserve">(or a cause of</w:t>
-      </w:r>
-      <w:r>
-        <w:t xml:space="preserve"> </w:t>
-      </w:r>
-      <m:oMath>
-        <m:r>
-          <m:t>Y</m:t>
-        </m:r>
-      </m:oMath>
-      <w:r>
-        <w:t xml:space="preserve">) affect it.</w:t>
-      </w:r>
-    </w:p>
-    <w:p>
-      <w:pPr>
-        <w:pStyle w:val="BodyText"/>
-      </w:pPr>
-      <w:r>
-        <w:rPr>
-          <w:b/>
-          <w:bCs/>
-        </w:rPr>
-        <w:t xml:space="preserve">Common examples:</w:t>
-      </w:r>
-    </w:p>
-    <w:p>
-      <w:pPr>
-        <w:pStyle w:val="Compact"/>
-        <w:numPr>
-          <w:ilvl w:val="0"/>
-          <w:numId w:val="1018"/>
-        </w:numPr>
-      </w:pPr>
-      <w:r>
-        <w:t xml:space="preserve">Loss to follow-up affected by both treatment and outcome</w:t>
-      </w:r>
-    </w:p>
-    <w:p>
-      <w:pPr>
-        <w:pStyle w:val="Compact"/>
-        <w:numPr>
-          <w:ilvl w:val="0"/>
-          <w:numId w:val="1018"/>
-        </w:numPr>
-      </w:pPr>
-      <w:r>
-        <w:t xml:space="preserve">Case-control studies where hospital admission depends on both exposure and disease</w:t>
-      </w:r>
-    </w:p>
-    <w:p>
-      <w:pPr>
-        <w:pStyle w:val="Compact"/>
-        <w:numPr>
-          <w:ilvl w:val="0"/>
-          <w:numId w:val="1018"/>
-        </w:numPr>
-      </w:pPr>
-      <w:r>
-        <w:t xml:space="preserve">Analysis restricted to survivors when survival depends on treatment and outcome</w:t>
-      </w:r>
-    </w:p>
-    <w:p>
-      <w:pPr>
-        <w:pStyle w:val="FirstParagraph"/>
-      </w:pPr>
-      <w:r>
-        <w:rPr>
-          <w:b/>
-          <w:bCs/>
-        </w:rPr>
-        <w:t xml:space="preserve">Chapter 8</w:t>
-      </w:r>
-      <w:r>
-        <w:t xml:space="preserve"> </w:t>
-      </w:r>
-      <w:r>
-        <w:t xml:space="preserve">covers selection bias in detail with specific examples.</w:t>
-      </w:r>
-    </w:p>
-    <w:bookmarkEnd w:id="43"/>
-    <w:bookmarkStart w:id="44" w:name="measurement-bias"/>
-    <w:p>
-      <w:pPr>
-        <w:pStyle w:val="Heading3"/>
-      </w:pPr>
-      <w:r>
-        <w:t xml:space="preserve">5.4 Measurement Bias</w:t>
-      </w:r>
-    </w:p>
-    <w:p>
-      <w:pPr>
-        <w:pStyle w:val="FirstParagraph"/>
-      </w:pPr>
-      <w:r>
-        <w:rPr>
-          <w:b/>
-          <w:bCs/>
-        </w:rPr>
-        <w:t xml:space="preserve">Measurement bias</w:t>
-      </w:r>
-      <w:r>
-        <w:t xml:space="preserve"> </w:t>
-      </w:r>
-      <w:r>
-        <w:t xml:space="preserve">(information bias) occurs when a variable is measured imperfectly. In the causal diagram, we distinguish:</w:t>
-      </w:r>
-    </w:p>
-    <w:p>
-      <w:pPr>
-        <w:pStyle w:val="Compact"/>
-        <w:numPr>
-          <w:ilvl w:val="0"/>
-          <w:numId w:val="1019"/>
-        </w:numPr>
-      </w:pPr>
-      <m:oMath>
-        <m:r>
-          <m:t>A</m:t>
-        </m:r>
-      </m:oMath>
-      <w:r>
-        <w:t xml:space="preserve">: the true (unmeasured or imperfectly measured) treatment</w:t>
-      </w:r>
-    </w:p>
-    <w:p>
-      <w:pPr>
-        <w:pStyle w:val="Compact"/>
-        <w:numPr>
-          <w:ilvl w:val="0"/>
-          <w:numId w:val="1019"/>
-        </w:numPr>
-      </w:pPr>
-      <m:oMath>
-        <m:sSup>
-          <m:e>
-            <m:r>
-              <m:t>A</m:t>
-            </m:r>
-          </m:e>
-          <m:sup>
-            <m:r>
-              <m:rPr>
-                <m:sty m:val="p"/>
-              </m:rPr>
-              <m:t>*</m:t>
-            </m:r>
-          </m:sup>
-        </m:sSup>
-      </m:oMath>
-      <w:r>
-        <w:t xml:space="preserve">: the observed (potentially error-prone) measurement of treatment</w:t>
-      </w:r>
-    </w:p>
-    <w:p>
-      <w:pPr>
-        <w:pStyle w:val="FirstParagraph"/>
-      </w:pPr>
-      <w:r>
-        <w:t xml:space="preserve">The structural relationship is</w:t>
-      </w:r>
-      <w:r>
-        <w:t xml:space="preserve"> </w:t>
-      </w:r>
-      <m:oMath>
-        <m:r>
-          <m:t>A</m:t>
-        </m:r>
-        <m:r>
-          <m:rPr>
-            <m:sty m:val="p"/>
-          </m:rPr>
-          <m:t>→</m:t>
-        </m:r>
-        <m:sSup>
-          <m:e>
-            <m:r>
-              <m:t>A</m:t>
-            </m:r>
-          </m:e>
-          <m:sup>
-            <m:r>
-              <m:rPr>
-                <m:sty m:val="p"/>
-              </m:rPr>
-              <m:t>*</m:t>
-            </m:r>
-          </m:sup>
-        </m:sSup>
-      </m:oMath>
-      <w:r>
-        <w:t xml:space="preserve">: the true value generates the measurement, with additional unmeasured factors</w:t>
-      </w:r>
-      <w:r>
-        <w:t xml:space="preserve"> </w:t>
-      </w:r>
-      <m:oMath>
-        <m:sSub>
-          <m:e>
-            <m:r>
-              <m:t>U</m:t>
-            </m:r>
-          </m:e>
-          <m:sub>
-            <m:sSup>
-              <m:e>
-                <m:r>
-                  <m:t>A</m:t>
-                </m:r>
-              </m:e>
-              <m:sup>
-                <m:r>
-                  <m:rPr>
-                    <m:sty m:val="p"/>
-                  </m:rPr>
-                  <m:t>*</m:t>
-                </m:r>
-              </m:sup>
-            </m:sSup>
-          </m:sub>
-        </m:sSub>
-      </m:oMath>
-      <w:r>
-        <w:t xml:space="preserve"> </w:t>
-      </w:r>
-      <w:r>
-        <w:t xml:space="preserve">affecting the measurement.</w:t>
-      </w:r>
-    </w:p>
-    <w:p>
-      <w:pPr>
-        <w:pStyle w:val="BodyText"/>
-      </w:pPr>
-      <w:r>
-        <w:rPr>
-          <w:b/>
-          <w:bCs/>
-        </w:rPr>
-        <w:t xml:space="preserve">Structural representation:</w:t>
-      </w:r>
-    </w:p>
-    <w:p>
-      <w:pPr>
-        <w:pStyle w:val="BodyText"/>
-      </w:pPr>
-      <m:oMathPara>
-        <m:oMathParaPr>
-          <m:jc m:val="center"/>
-        </m:oMathParaPr>
-        <m:oMath>
-          <m:r>
-            <m:t>A</m:t>
-          </m:r>
-          <m:r>
-            <m:rPr>
-              <m:sty m:val="p"/>
-            </m:rPr>
-            <m:t>→</m:t>
-          </m:r>
-          <m:r>
-            <m:t>Y</m:t>
-          </m:r>
-          <m:r>
-            <m:t>  </m:t>
-          </m:r>
-          <m:r>
-            <m:t>A</m:t>
-          </m:r>
-          <m:r>
-            <m:rPr>
-              <m:sty m:val="p"/>
-            </m:rPr>
-            <m:t>→</m:t>
-          </m:r>
-          <m:sSup>
-            <m:e>
-              <m:r>
-                <m:t>A</m:t>
-              </m:r>
-            </m:e>
-            <m:sup>
-              <m:r>
-                <m:rPr>
-                  <m:sty m:val="p"/>
-                </m:rPr>
-                <m:t>*</m:t>
-              </m:r>
-            </m:sup>
-          </m:sSup>
-        </m:oMath>
-      </m:oMathPara>
-    </w:p>
-    <w:p>
-      <w:pPr>
-        <w:pStyle w:val="FirstParagraph"/>
-      </w:pPr>
-      <w:r>
-        <w:t xml:space="preserve">Using</w:t>
-      </w:r>
-      <w:r>
-        <w:t xml:space="preserve"> </w:t>
-      </w:r>
-      <m:oMath>
-        <m:sSup>
-          <m:e>
-            <m:r>
-              <m:t>A</m:t>
-            </m:r>
-          </m:e>
-          <m:sup>
-            <m:r>
-              <m:rPr>
-                <m:sty m:val="p"/>
-              </m:rPr>
-              <m:t>*</m:t>
-            </m:r>
-          </m:sup>
-        </m:sSup>
-      </m:oMath>
-      <w:r>
-        <w:t xml:space="preserve"> </w:t>
-      </w:r>
-      <w:r>
-        <w:t xml:space="preserve">in place of</w:t>
-      </w:r>
-      <w:r>
-        <w:t xml:space="preserve"> </w:t>
-      </w:r>
-      <m:oMath>
-        <m:r>
-          <m:t>A</m:t>
-        </m:r>
-      </m:oMath>
-      <w:r>
-        <w:t xml:space="preserve"> </w:t>
-      </w:r>
-      <w:r>
-        <w:t xml:space="preserve">produces a biased estimate of the causal effect of</w:t>
-      </w:r>
-      <w:r>
-        <w:t xml:space="preserve"> </w:t>
-      </w:r>
-      <m:oMath>
-        <m:r>
-          <m:t>A</m:t>
-        </m:r>
-      </m:oMath>
-      <w:r>
-        <w:t xml:space="preserve"> </w:t>
-      </w:r>
-      <w:r>
-        <w:t xml:space="preserve">on</w:t>
-      </w:r>
-      <w:r>
-        <w:t xml:space="preserve"> </w:t>
-      </w:r>
-      <m:oMath>
-        <m:r>
-          <m:t>Y</m:t>
-        </m:r>
-      </m:oMath>
-      <w:r>
-        <w:t xml:space="preserve">.</w:t>
-      </w:r>
-    </w:p>
-    <w:p>
-      <w:pPr>
-        <w:pStyle w:val="BodyText"/>
-      </w:pPr>
-      <w:r>
-        <w:rPr>
-          <w:b/>
-          <w:bCs/>
-        </w:rPr>
-        <w:t xml:space="preserve">Differential vs. non-differential measurement error:</w:t>
-      </w:r>
-    </w:p>
-    <w:p>
-      <w:pPr>
-        <w:pStyle w:val="Compact"/>
-        <w:numPr>
-          <w:ilvl w:val="0"/>
-          <w:numId w:val="1020"/>
-        </w:numPr>
-      </w:pPr>
-      <w:r>
-        <w:rPr>
-          <w:b/>
-          <w:bCs/>
-        </w:rPr>
-        <w:t xml:space="preserve">Non-differential</w:t>
-      </w:r>
-      <w:r>
-        <w:t xml:space="preserve"> </w:t>
-      </w:r>
-      <w:r>
-        <w:t xml:space="preserve">(classical):</w:t>
-      </w:r>
-      <w:r>
-        <w:t xml:space="preserve"> </w:t>
-      </w:r>
-      <m:oMath>
-        <m:sSup>
-          <m:e>
-            <m:r>
-              <m:t>A</m:t>
-            </m:r>
-          </m:e>
-          <m:sup>
-            <m:r>
-              <m:rPr>
-                <m:sty m:val="p"/>
-              </m:rPr>
-              <m:t>*</m:t>
-            </m:r>
-          </m:sup>
-        </m:sSup>
-        <m:r>
-          <m:rPr>
-            <m:sty m:val="p"/>
-          </m:rPr>
-          <m:t>=</m:t>
-        </m:r>
-        <m:r>
-          <m:t>f</m:t>
-        </m:r>
-        <m:r>
-          <m:rPr>
-            <m:sty m:val="p"/>
-          </m:rPr>
-          <m:t>(</m:t>
-        </m:r>
-        <m:r>
-          <m:t>A</m:t>
-        </m:r>
-        <m:r>
-          <m:rPr>
-            <m:sty m:val="p"/>
-          </m:rPr>
-          <m:t>,</m:t>
-        </m:r>
-        <m:sSub>
-          <m:e>
-            <m:r>
-              <m:t>U</m:t>
-            </m:r>
-          </m:e>
-          <m:sub>
-            <m:sSup>
-              <m:e>
-                <m:r>
-                  <m:t>A</m:t>
-                </m:r>
-              </m:e>
-              <m:sup>
-                <m:r>
-                  <m:rPr>
-                    <m:sty m:val="p"/>
-                  </m:rPr>
-                  <m:t>*</m:t>
-                </m:r>
-              </m:sup>
-            </m:sSup>
-          </m:sub>
-        </m:sSub>
-        <m:r>
-          <m:rPr>
-            <m:sty m:val="p"/>
-          </m:rPr>
-          <m:t>)</m:t>
-        </m:r>
-      </m:oMath>
-      <w:r>
-        <w:t xml:space="preserve"> </w:t>
-      </w:r>
-      <w:r>
-        <w:t xml:space="preserve">where</w:t>
-      </w:r>
-      <w:r>
-        <w:t xml:space="preserve"> </w:t>
-      </w:r>
-      <m:oMath>
-        <m:sSub>
-          <m:e>
-            <m:r>
-              <m:t>U</m:t>
-            </m:r>
-          </m:e>
-          <m:sub>
-            <m:sSup>
-              <m:e>
-                <m:r>
-                  <m:t>A</m:t>
-                </m:r>
-              </m:e>
-              <m:sup>
-                <m:r>
-                  <m:rPr>
-                    <m:sty m:val="p"/>
-                  </m:rPr>
-                  <m:t>*</m:t>
-                </m:r>
-              </m:sup>
-            </m:sSup>
-          </m:sub>
-        </m:sSub>
-      </m:oMath>
-      <w:r>
-        <w:t xml:space="preserve"> </w:t>
-      </w:r>
-      <w:r>
-        <w:t xml:space="preserve">is independent of</w:t>
-      </w:r>
-      <w:r>
-        <w:t xml:space="preserve"> </w:t>
-      </w:r>
-      <m:oMath>
-        <m:r>
-          <m:t>Y</m:t>
-        </m:r>
-      </m:oMath>
-      <w:r>
-        <w:t xml:space="preserve"> </w:t>
-      </w:r>
-      <w:r>
-        <w:t xml:space="preserve">and</w:t>
-      </w:r>
-      <w:r>
-        <w:t xml:space="preserve"> </w:t>
-      </w:r>
-      <m:oMath>
-        <m:r>
-          <m:t>L</m:t>
-        </m:r>
-      </m:oMath>
-      <w:r>
-        <w:t xml:space="preserve"> </w:t>
-      </w:r>
-      <w:r>
-        <w:t xml:space="preserve">— typically attenuates estimates toward the null</w:t>
-      </w:r>
-    </w:p>
-    <w:p>
-      <w:pPr>
-        <w:pStyle w:val="Compact"/>
-        <w:numPr>
-          <w:ilvl w:val="0"/>
-          <w:numId w:val="1020"/>
-        </w:numPr>
-      </w:pPr>
-      <w:r>
-        <w:rPr>
-          <w:b/>
-          <w:bCs/>
-        </w:rPr>
-        <w:t xml:space="preserve">Differential</w:t>
-      </w:r>
-      <w:r>
-        <w:t xml:space="preserve">:</w:t>
-      </w:r>
-      <w:r>
-        <w:t xml:space="preserve"> </w:t>
-      </w:r>
-      <m:oMath>
-        <m:sSup>
-          <m:e>
-            <m:r>
-              <m:t>A</m:t>
-            </m:r>
-          </m:e>
-          <m:sup>
-            <m:r>
-              <m:rPr>
-                <m:sty m:val="p"/>
-              </m:rPr>
-              <m:t>*</m:t>
-            </m:r>
-          </m:sup>
-        </m:sSup>
-        <m:r>
-          <m:rPr>
-            <m:sty m:val="p"/>
-          </m:rPr>
-          <m:t>=</m:t>
-        </m:r>
-        <m:r>
-          <m:t>f</m:t>
-        </m:r>
-        <m:r>
-          <m:rPr>
-            <m:sty m:val="p"/>
-          </m:rPr>
-          <m:t>(</m:t>
-        </m:r>
-        <m:r>
-          <m:t>A</m:t>
-        </m:r>
-        <m:r>
-          <m:rPr>
-            <m:sty m:val="p"/>
-          </m:rPr>
-          <m:t>,</m:t>
-        </m:r>
-        <m:sSub>
-          <m:e>
-            <m:r>
-              <m:t>U</m:t>
-            </m:r>
-          </m:e>
-          <m:sub>
-            <m:sSup>
-              <m:e>
-                <m:r>
-                  <m:t>A</m:t>
-                </m:r>
-              </m:e>
-              <m:sup>
-                <m:r>
-                  <m:rPr>
-                    <m:sty m:val="p"/>
-                  </m:rPr>
-                  <m:t>*</m:t>
-                </m:r>
-              </m:sup>
-            </m:sSup>
-          </m:sub>
-        </m:sSub>
-        <m:r>
-          <m:rPr>
-            <m:sty m:val="p"/>
-          </m:rPr>
-          <m:t>)</m:t>
-        </m:r>
-      </m:oMath>
-      <w:r>
-        <w:t xml:space="preserve"> </w:t>
-      </w:r>
-      <w:r>
-        <w:t xml:space="preserve">where</w:t>
-      </w:r>
-      <w:r>
-        <w:t xml:space="preserve"> </w:t>
-      </w:r>
-      <m:oMath>
-        <m:sSub>
-          <m:e>
-            <m:r>
-              <m:t>U</m:t>
-            </m:r>
-          </m:e>
-          <m:sub>
-            <m:sSup>
-              <m:e>
-                <m:r>
-                  <m:t>A</m:t>
-                </m:r>
-              </m:e>
-              <m:sup>
-                <m:r>
-                  <m:rPr>
-                    <m:sty m:val="p"/>
-                  </m:rPr>
-                  <m:t>*</m:t>
-                </m:r>
-              </m:sup>
-            </m:sSup>
-          </m:sub>
-        </m:sSub>
-      </m:oMath>
-      <w:r>
-        <w:t xml:space="preserve"> </w:t>
-      </w:r>
-      <w:r>
-        <w:t xml:space="preserve">is correlated with</w:t>
-      </w:r>
-      <w:r>
-        <w:t xml:space="preserve"> </w:t>
-      </w:r>
-      <m:oMath>
-        <m:r>
-          <m:t>Y</m:t>
-        </m:r>
-      </m:oMath>
-      <w:r>
-        <w:t xml:space="preserve"> </w:t>
-      </w:r>
-      <w:r>
-        <w:t xml:space="preserve">or its causes — can bias in either direction</w:t>
-      </w:r>
-    </w:p>
-    <w:p>
-      <w:pPr>
-        <w:pStyle w:val="FirstParagraph"/>
-      </w:pPr>
-      <w:r>
-        <w:rPr>
-          <w:b/>
-          <w:bCs/>
-        </w:rPr>
-        <w:t xml:space="preserve">Measurement error in confounders:</w:t>
-      </w:r>
-    </w:p>
-    <w:p>
-      <w:pPr>
-        <w:pStyle w:val="BodyText"/>
-      </w:pPr>
-      <w:r>
-        <w:t xml:space="preserve">Measuring</w:t>
-      </w:r>
-      <w:r>
-        <w:t xml:space="preserve"> </w:t>
-      </w:r>
-      <m:oMath>
-        <m:r>
-          <m:t>L</m:t>
-        </m:r>
-      </m:oMath>
-      <w:r>
-        <w:t xml:space="preserve"> </w:t>
-      </w:r>
-      <w:r>
-        <w:t xml:space="preserve">imperfectly (using</w:t>
-      </w:r>
-      <w:r>
-        <w:t xml:space="preserve"> </w:t>
-      </w:r>
-      <m:oMath>
-        <m:sSup>
-          <m:e>
-            <m:r>
-              <m:t>L</m:t>
-            </m:r>
-          </m:e>
-          <m:sup>
-            <m:r>
-              <m:rPr>
-                <m:sty m:val="p"/>
-              </m:rPr>
-              <m:t>*</m:t>
-            </m:r>
-          </m:sup>
-        </m:sSup>
-      </m:oMath>
-      <w:r>
-        <w:t xml:space="preserve"> </w:t>
-      </w:r>
-      <w:r>
-        <w:t xml:space="preserve">instead of</w:t>
-      </w:r>
-      <w:r>
-        <w:t xml:space="preserve"> </w:t>
-      </w:r>
-      <m:oMath>
-        <m:r>
-          <m:t>L</m:t>
-        </m:r>
-      </m:oMath>
-      <w:r>
-        <w:t xml:space="preserve">) creates</w:t>
-      </w:r>
-      <w:r>
-        <w:t xml:space="preserve"> </w:t>
-      </w:r>
-      <w:r>
-        <w:rPr>
-          <w:b/>
-          <w:bCs/>
-        </w:rPr>
-        <w:t xml:space="preserve">residual confounding</w:t>
-      </w:r>
-      <w:r>
-        <w:t xml:space="preserve">: after adjusting for</w:t>
-      </w:r>
-      <w:r>
-        <w:t xml:space="preserve"> </w:t>
-      </w:r>
-      <m:oMath>
-        <m:sSup>
-          <m:e>
-            <m:r>
-              <m:t>L</m:t>
-            </m:r>
-          </m:e>
-          <m:sup>
-            <m:r>
-              <m:rPr>
-                <m:sty m:val="p"/>
-              </m:rPr>
-              <m:t>*</m:t>
-            </m:r>
-          </m:sup>
-        </m:sSup>
-      </m:oMath>
-      <w:r>
-        <w:t xml:space="preserve">, the backdoor path</w:t>
-      </w:r>
-      <w:r>
-        <w:t xml:space="preserve"> </w:t>
-      </w:r>
-      <m:oMath>
-        <m:r>
-          <m:t>A</m:t>
-        </m:r>
-        <m:r>
-          <m:rPr>
-            <m:sty m:val="p"/>
-          </m:rPr>
-          <m:t>←</m:t>
-        </m:r>
-        <m:r>
-          <m:t>L</m:t>
-        </m:r>
-        <m:r>
-          <m:rPr>
-            <m:sty m:val="p"/>
-          </m:rPr>
-          <m:t>→</m:t>
-        </m:r>
-        <m:r>
-          <m:t>Y</m:t>
-        </m:r>
-      </m:oMath>
-      <w:r>
-        <w:t xml:space="preserve"> </w:t>
-      </w:r>
-      <w:r>
-        <w:t xml:space="preserve">is only partially blocked, and confounding bias remains.</w:t>
-      </w:r>
-    </w:p>
-    <w:p>
-      <w:pPr>
-        <w:pStyle w:val="BodyText"/>
-      </w:pPr>
-      <w:r>
-        <w:rPr>
-          <w:b/>
-          <w:bCs/>
-        </w:rPr>
-        <w:t xml:space="preserve">Chapter 9</w:t>
-      </w:r>
-      <w:r>
-        <w:t xml:space="preserve"> </w:t>
-      </w:r>
-      <w:r>
-        <w:t xml:space="preserve">covers measurement bias in detail.</w:t>
-      </w:r>
-    </w:p>
-    <w:bookmarkEnd w:id="44"/>
-    <w:bookmarkEnd w:id="45"/>
-    <w:bookmarkStart w:id="50" w:name="X4c66a98fcd1cf997e852a2692dd6df9dd16da44"/>
-    <w:p>
-      <w:pPr>
-        <w:pStyle w:val="Heading2"/>
-      </w:pPr>
-      <w:r>
-        <w:t xml:space="preserve">6 6.6 The Structure of Effect Modification (pp. 73–76)</w:t>
-      </w:r>
-    </w:p>
-    <w:p>
-      <w:r>
-        <w:pict>
-          <v:rect style="width:0;height:1.5pt" o:hralign="center" o:hrstd="t" o:hr="t"/>
-        </w:pict>
-      </w:r>
-    </w:p>
-    <w:bookmarkStart w:id="46" w:name="effect-modification-in-causal-diagrams"/>
-    <w:p>
-      <w:pPr>
-        <w:pStyle w:val="Heading3"/>
-      </w:pPr>
-      <w:r>
-        <w:t xml:space="preserve">6.1 Effect Modification in Causal Diagrams</w:t>
-      </w:r>
-    </w:p>
-    <w:p>
-      <w:pPr>
-        <w:pStyle w:val="FirstParagraph"/>
-      </w:pPr>
-      <w:r>
-        <w:rPr>
-          <w:b/>
-          <w:bCs/>
-        </w:rPr>
-        <w:t xml:space="preserve">Effect modification</w:t>
-      </w:r>
-      <w:r>
-        <w:t xml:space="preserve"> </w:t>
-      </w:r>
-      <w:r>
-        <w:t xml:space="preserve">(heterogeneity of treatment effects) occurs when the causal effect of</w:t>
-      </w:r>
-      <w:r>
-        <w:t xml:space="preserve"> </w:t>
-      </w:r>
-      <m:oMath>
-        <m:r>
-          <m:t>A</m:t>
-        </m:r>
-      </m:oMath>
-      <w:r>
-        <w:t xml:space="preserve"> </w:t>
-      </w:r>
-      <w:r>
-        <w:t xml:space="preserve">on</w:t>
-      </w:r>
-      <w:r>
-        <w:t xml:space="preserve"> </w:t>
-      </w:r>
-      <m:oMath>
-        <m:r>
-          <m:t>Y</m:t>
-        </m:r>
-      </m:oMath>
-      <w:r>
-        <w:t xml:space="preserve"> </w:t>
-      </w:r>
-      <w:r>
-        <w:t xml:space="preserve">differs across levels of another variable</w:t>
-      </w:r>
-      <w:r>
-        <w:t xml:space="preserve"> </w:t>
-      </w:r>
-      <m:oMath>
-        <m:r>
-          <m:t>V</m:t>
-        </m:r>
-      </m:oMath>
-      <w:r>
-        <w:t xml:space="preserve">. Standard DAGs, however,</w:t>
-      </w:r>
-      <w:r>
-        <w:t xml:space="preserve"> </w:t>
-      </w:r>
-      <w:r>
-        <w:rPr>
-          <w:b/>
-          <w:bCs/>
-        </w:rPr>
-        <w:t xml:space="preserve">cannot directly represent effect modification</w:t>
-      </w:r>
-      <w:r>
-        <w:t xml:space="preserve">.</w:t>
-      </w:r>
-    </w:p>
-    <w:p>
-      <w:pPr>
-        <w:pStyle w:val="BodyText"/>
-      </w:pPr>
-      <w:r>
-        <w:t xml:space="preserve">A DAG with</w:t>
-      </w:r>
-      <w:r>
-        <w:t xml:space="preserve"> </w:t>
-      </w:r>
-      <m:oMath>
-        <m:r>
-          <m:t>V</m:t>
-        </m:r>
-        <m:r>
-          <m:rPr>
-            <m:sty m:val="p"/>
-          </m:rPr>
-          <m:t>→</m:t>
-        </m:r>
-        <m:r>
-          <m:t>Y</m:t>
-        </m:r>
-      </m:oMath>
-      <w:r>
-        <w:t xml:space="preserve"> </w:t>
-      </w:r>
-      <w:r>
-        <w:t xml:space="preserve">and</w:t>
-      </w:r>
-      <w:r>
-        <w:t xml:space="preserve"> </w:t>
-      </w:r>
-      <m:oMath>
-        <m:r>
-          <m:t>A</m:t>
-        </m:r>
-        <m:r>
-          <m:rPr>
-            <m:sty m:val="p"/>
-          </m:rPr>
-          <m:t>→</m:t>
-        </m:r>
-        <m:r>
-          <m:t>Y</m:t>
-        </m:r>
-      </m:oMath>
-      <w:r>
-        <w:t xml:space="preserve"> </w:t>
-      </w:r>
-      <w:r>
-        <w:t xml:space="preserve">is compatible with:</w:t>
-      </w:r>
-    </w:p>
-    <w:p>
-      <w:pPr>
-        <w:pStyle w:val="Compact"/>
-        <w:numPr>
-          <w:ilvl w:val="0"/>
-          <w:numId w:val="1021"/>
-        </w:numPr>
-      </w:pPr>
-      <w:r>
-        <w:rPr>
-          <w:b/>
-          <w:bCs/>
-        </w:rPr>
-        <w:t xml:space="preserve">No effect modification</w:t>
-      </w:r>
-      <w:r>
-        <w:t xml:space="preserve">: the</w:t>
-      </w:r>
-      <w:r>
-        <w:t xml:space="preserve"> </w:t>
-      </w:r>
-      <m:oMath>
-        <m:r>
-          <m:t>A</m:t>
-        </m:r>
-        <m:r>
-          <m:rPr>
-            <m:sty m:val="p"/>
-          </m:rPr>
-          <m:t>→</m:t>
-        </m:r>
-        <m:r>
-          <m:t>Y</m:t>
-        </m:r>
-      </m:oMath>
-      <w:r>
-        <w:t xml:space="preserve"> </w:t>
-      </w:r>
-      <w:r>
-        <w:t xml:space="preserve">effect is the same for all values of</w:t>
-      </w:r>
-      <w:r>
-        <w:t xml:space="preserve"> </w:t>
-      </w:r>
-      <m:oMath>
-        <m:r>
-          <m:t>V</m:t>
-        </m:r>
-      </m:oMath>
-    </w:p>
-    <w:p>
-      <w:pPr>
-        <w:pStyle w:val="Compact"/>
-        <w:numPr>
-          <w:ilvl w:val="0"/>
-          <w:numId w:val="1021"/>
-        </w:numPr>
-      </w:pPr>
-      <w:r>
-        <w:rPr>
-          <w:b/>
-          <w:bCs/>
-        </w:rPr>
-        <w:t xml:space="preserve">Effect modification</w:t>
-      </w:r>
-      <w:r>
-        <w:t xml:space="preserve">: the</w:t>
-      </w:r>
-      <w:r>
-        <w:t xml:space="preserve"> </w:t>
-      </w:r>
-      <m:oMath>
-        <m:r>
-          <m:t>A</m:t>
-        </m:r>
-        <m:r>
-          <m:rPr>
-            <m:sty m:val="p"/>
-          </m:rPr>
-          <m:t>→</m:t>
-        </m:r>
-        <m:r>
-          <m:t>Y</m:t>
-        </m:r>
-      </m:oMath>
-      <w:r>
-        <w:t xml:space="preserve"> </w:t>
-      </w:r>
-      <w:r>
-        <w:t xml:space="preserve">effect varies across levels of</w:t>
-      </w:r>
-      <w:r>
-        <w:t xml:space="preserve"> </w:t>
-      </w:r>
-      <m:oMath>
-        <m:r>
-          <m:t>V</m:t>
-        </m:r>
-      </m:oMath>
-    </w:p>
-    <w:p>
-      <w:pPr>
-        <w:pStyle w:val="FirstParagraph"/>
-      </w:pPr>
-      <w:r>
-        <w:t xml:space="preserve">Both cases have identical qualitative structure. The DAG encodes only the</w:t>
-      </w:r>
-      <w:r>
-        <w:t xml:space="preserve"> </w:t>
-      </w:r>
-      <w:r>
-        <w:rPr>
-          <w:i/>
-          <w:iCs/>
-        </w:rPr>
-        <w:t xml:space="preserve">presence</w:t>
-      </w:r>
-      <w:r>
-        <w:t xml:space="preserve"> </w:t>
-      </w:r>
-      <w:r>
-        <w:t xml:space="preserve">of causal effects (which variables cause which), not their</w:t>
-      </w:r>
-      <w:r>
-        <w:t xml:space="preserve"> </w:t>
-      </w:r>
-      <w:r>
-        <w:rPr>
-          <w:i/>
-          <w:iCs/>
-        </w:rPr>
-        <w:t xml:space="preserve">magnitude</w:t>
-      </w:r>
-      <w:r>
-        <w:t xml:space="preserve"> </w:t>
-      </w:r>
-      <w:r>
-        <w:t xml:space="preserve">or</w:t>
-      </w:r>
-      <w:r>
-        <w:t xml:space="preserve"> </w:t>
-      </w:r>
-      <w:r>
-        <w:rPr>
-          <w:i/>
-          <w:iCs/>
-        </w:rPr>
-        <w:t xml:space="preserve">heterogeneity</w:t>
-      </w:r>
-      <w:r>
-        <w:t xml:space="preserve">.</w:t>
-      </w:r>
-    </w:p>
-    <w:p>
-      <w:pPr>
-        <w:pStyle w:val="BodyText"/>
-      </w:pPr>
-      <w:r>
-        <w:rPr>
-          <w:b/>
-          <w:bCs/>
-        </w:rPr>
-        <w:t xml:space="preserve">Why DAGs cannot encode effect modification:</w:t>
-      </w:r>
-    </w:p>
-    <w:p>
-      <w:pPr>
-        <w:pStyle w:val="BodyText"/>
-      </w:pPr>
-      <w:r>
-        <w:t xml:space="preserve">Effect modification is a quantitative (or distributional) feature of the structural equations. A DAG specifies that</w:t>
-      </w:r>
-      <w:r>
-        <w:t xml:space="preserve"> </w:t>
-      </w:r>
-      <m:oMath>
-        <m:r>
-          <m:t>Y</m:t>
-        </m:r>
-        <m:r>
-          <m:rPr>
-            <m:sty m:val="p"/>
-          </m:rPr>
-          <m:t>=</m:t>
-        </m:r>
-        <m:sSub>
-          <m:e>
-            <m:r>
-              <m:t>f</m:t>
-            </m:r>
-          </m:e>
-          <m:sub>
-            <m:r>
-              <m:t>Y</m:t>
-            </m:r>
-          </m:sub>
-        </m:sSub>
-        <m:r>
-          <m:rPr>
-            <m:sty m:val="p"/>
-          </m:rPr>
-          <m:t>(</m:t>
-        </m:r>
-        <m:r>
-          <m:t>L</m:t>
-        </m:r>
-        <m:r>
-          <m:rPr>
-            <m:sty m:val="p"/>
-          </m:rPr>
-          <m:t>,</m:t>
-        </m:r>
-        <m:r>
-          <m:t>A</m:t>
-        </m:r>
-        <m:r>
-          <m:rPr>
-            <m:sty m:val="p"/>
-          </m:rPr>
-          <m:t>,</m:t>
-        </m:r>
-        <m:sSub>
-          <m:e>
-            <m:r>
-              <m:t>U</m:t>
-            </m:r>
-          </m:e>
-          <m:sub>
-            <m:r>
-              <m:t>Y</m:t>
-            </m:r>
-          </m:sub>
-        </m:sSub>
-        <m:r>
-          <m:rPr>
-            <m:sty m:val="p"/>
-          </m:rPr>
-          <m:t>)</m:t>
-        </m:r>
-      </m:oMath>
-      <w:r>
-        <w:t xml:space="preserve"> </w:t>
-      </w:r>
-      <w:r>
-        <w:t xml:space="preserve">but makes no claim about whether</w:t>
-      </w:r>
-      <w:r>
-        <w:t xml:space="preserve"> </w:t>
-      </w:r>
-      <m:oMath>
-        <m:sSub>
-          <m:e>
-            <m:r>
-              <m:t>f</m:t>
-            </m:r>
-          </m:e>
-          <m:sub>
-            <m:r>
-              <m:t>Y</m:t>
-            </m:r>
-          </m:sub>
-        </m:sSub>
-      </m:oMath>
-      <w:r>
-        <w:t xml:space="preserve"> </w:t>
-      </w:r>
-      <w:r>
-        <w:t xml:space="preserve">involves an</w:t>
-      </w:r>
-      <w:r>
-        <w:t xml:space="preserve"> </w:t>
-      </w:r>
-      <m:oMath>
-        <m:r>
-          <m:t>A</m:t>
-        </m:r>
-        <m:r>
-          <m:rPr>
-            <m:sty m:val="p"/>
-          </m:rPr>
-          <m:t>×</m:t>
-        </m:r>
-        <m:r>
-          <m:t>V</m:t>
-        </m:r>
-      </m:oMath>
-      <w:r>
-        <w:t xml:space="preserve"> </w:t>
-      </w:r>
-      <w:r>
-        <w:t xml:space="preserve">interaction term. Two different NPSEMs — one with and one without effect modification — are represented by the same DAG if they share the same qualitative causal structure.</w:t>
-      </w:r>
-    </w:p>
-    <w:p>
-      <w:pPr>
-        <w:pStyle w:val="BodyText"/>
-      </w:pPr>
-      <w:r>
-        <w:rPr>
-          <w:b/>
-          <w:bCs/>
-        </w:rPr>
-        <w:t xml:space="preserve">Frameworks that can encode effect modification:</w:t>
-      </w:r>
-    </w:p>
-    <w:p>
-      <w:pPr>
-        <w:pStyle w:val="BodyText"/>
-      </w:pPr>
-      <w:r>
-        <w:t xml:space="preserve">Extensions of the DAG framework, such as</w:t>
-      </w:r>
-      <w:r>
-        <w:t xml:space="preserve"> </w:t>
-      </w:r>
-      <w:r>
-        <w:rPr>
-          <w:i/>
-          <w:iCs/>
-        </w:rPr>
-        <w:t xml:space="preserve">Single World Intervention Graphs (SWIGs)</w:t>
-      </w:r>
-      <w:r>
-        <w:t xml:space="preserve"> </w:t>
-      </w:r>
-      <w:r>
-        <w:t xml:space="preserve">(Richardson and Robins, 2014) and annotated DAGs, can explicitly represent counterfactual quantities and some aspects of effect modification, but these are beyond the scope of this chapter.</w:t>
-      </w:r>
-    </w:p>
-    <w:bookmarkEnd w:id="46"/>
-    <w:bookmarkStart w:id="48" w:name="confounders-effect-modifiers-and-both"/>
-    <w:p>
-      <w:pPr>
-        <w:pStyle w:val="Heading3"/>
-      </w:pPr>
-      <w:r>
-        <w:t xml:space="preserve">6.2 Confounders, Effect Modifiers, and Both</w:t>
-      </w:r>
-    </w:p>
-    <w:p>
-      <w:pPr>
-        <w:pStyle w:val="FirstParagraph"/>
-      </w:pPr>
-      <w:r>
-        <w:t xml:space="preserve">A variable</w:t>
-      </w:r>
-      <w:r>
-        <w:t xml:space="preserve"> </w:t>
-      </w:r>
-      <m:oMath>
-        <m:r>
-          <m:t>V</m:t>
-        </m:r>
-      </m:oMath>
-      <w:r>
-        <w:t xml:space="preserve"> </w:t>
-      </w:r>
-      <w:r>
-        <w:t xml:space="preserve">can play different roles with respect to the</w:t>
-      </w:r>
-      <w:r>
-        <w:t xml:space="preserve"> </w:t>
-      </w:r>
-      <m:oMath>
-        <m:r>
-          <m:t>A</m:t>
-        </m:r>
-        <m:r>
-          <m:rPr>
-            <m:sty m:val="p"/>
-          </m:rPr>
-          <m:t>→</m:t>
-        </m:r>
-        <m:r>
-          <m:t>Y</m:t>
-        </m:r>
-      </m:oMath>
-      <w:r>
-        <w:t xml:space="preserve"> </w:t>
-      </w:r>
-      <w:r>
-        <w:t xml:space="preserve">effect:</w:t>
-      </w:r>
-    </w:p>
-    <w:p>
-      <w:pPr>
-        <w:pStyle w:val="Compact"/>
-        <w:numPr>
-          <w:ilvl w:val="0"/>
-          <w:numId w:val="1022"/>
-        </w:numPr>
-      </w:pPr>
-      <w:r>
-        <w:rPr>
-          <w:b/>
-          <w:bCs/>
-        </w:rPr>
-        <w:t xml:space="preserve">Confounder</w:t>
-      </w:r>
-      <w:r>
-        <w:t xml:space="preserve">: opens a backdoor path (</w:t>
-      </w:r>
-      <m:oMath>
-        <m:r>
-          <m:t>V</m:t>
-        </m:r>
-        <m:r>
-          <m:rPr>
-            <m:sty m:val="p"/>
-          </m:rPr>
-          <m:t>→</m:t>
-        </m:r>
-        <m:r>
-          <m:t>A</m:t>
-        </m:r>
-      </m:oMath>
-      <w:r>
-        <w:t xml:space="preserve">,</w:t>
-      </w:r>
-      <w:r>
-        <w:t xml:space="preserve"> </w:t>
-      </w:r>
-      <m:oMath>
-        <m:r>
-          <m:t>V</m:t>
-        </m:r>
-        <m:r>
-          <m:rPr>
-            <m:sty m:val="p"/>
-          </m:rPr>
-          <m:t>→</m:t>
-        </m:r>
-        <m:r>
-          <m:t>Y</m:t>
-        </m:r>
-      </m:oMath>
-      <w:r>
-        <w:t xml:space="preserve">) — must adjust for</w:t>
-      </w:r>
-      <w:r>
-        <w:t xml:space="preserve"> </w:t>
-      </w:r>
-      <m:oMath>
-        <m:r>
-          <m:t>V</m:t>
-        </m:r>
-      </m:oMath>
-      <w:r>
-        <w:t xml:space="preserve"> </w:t>
-      </w:r>
-      <w:r>
-        <w:t xml:space="preserve">to remove bias</w:t>
-      </w:r>
-    </w:p>
-    <w:p>
-      <w:pPr>
-        <w:pStyle w:val="Compact"/>
-        <w:numPr>
-          <w:ilvl w:val="0"/>
-          <w:numId w:val="1022"/>
-        </w:numPr>
-      </w:pPr>
-      <w:r>
-        <w:rPr>
-          <w:b/>
-          <w:bCs/>
-        </w:rPr>
-        <w:t xml:space="preserve">Effect modifier</w:t>
-      </w:r>
-      <w:r>
-        <w:t xml:space="preserve">: the</w:t>
-      </w:r>
-      <w:r>
-        <w:t xml:space="preserve"> </w:t>
-      </w:r>
-      <m:oMath>
-        <m:r>
-          <m:t>A</m:t>
-        </m:r>
-        <m:r>
-          <m:rPr>
-            <m:sty m:val="p"/>
-          </m:rPr>
-          <m:t>→</m:t>
-        </m:r>
-        <m:r>
-          <m:t>Y</m:t>
-        </m:r>
-      </m:oMath>
-      <w:r>
-        <w:t xml:space="preserve"> </w:t>
-      </w:r>
-      <w:r>
-        <w:t xml:space="preserve">effect varies by</w:t>
-      </w:r>
-      <w:r>
-        <w:t xml:space="preserve"> </w:t>
-      </w:r>
-      <m:oMath>
-        <m:r>
-          <m:t>V</m:t>
-        </m:r>
-      </m:oMath>
-      <w:r>
-        <w:t xml:space="preserve"> </w:t>
-      </w:r>
-      <w:r>
-        <w:t xml:space="preserve">— should stratify by</w:t>
-      </w:r>
-      <w:r>
-        <w:t xml:space="preserve"> </w:t>
-      </w:r>
-      <m:oMath>
-        <m:r>
-          <m:t>V</m:t>
-        </m:r>
-      </m:oMath>
-      <w:r>
-        <w:t xml:space="preserve"> </w:t>
-      </w:r>
-      <w:r>
-        <w:t xml:space="preserve">to fully characterize effects</w:t>
-      </w:r>
-    </w:p>
-    <w:p>
-      <w:pPr>
-        <w:pStyle w:val="Compact"/>
-        <w:numPr>
-          <w:ilvl w:val="0"/>
-          <w:numId w:val="1022"/>
-        </w:numPr>
-      </w:pPr>
-      <w:r>
-        <w:rPr>
-          <w:b/>
-          <w:bCs/>
-        </w:rPr>
-        <w:t xml:space="preserve">Both</w:t>
-      </w:r>
-      <w:r>
-        <w:t xml:space="preserve">: must adjust for</w:t>
-      </w:r>
-      <w:r>
-        <w:t xml:space="preserve"> </w:t>
-      </w:r>
-      <m:oMath>
-        <m:r>
-          <m:t>V</m:t>
-        </m:r>
-      </m:oMath>
-      <w:r>
-        <w:t xml:space="preserve"> </w:t>
-      </w:r>
-      <w:r>
-        <w:t xml:space="preserve">(confounding) and stratify (modification)</w:t>
-      </w:r>
-    </w:p>
-    <w:p>
-      <w:pPr>
-        <w:pStyle w:val="Compact"/>
-        <w:numPr>
-          <w:ilvl w:val="0"/>
-          <w:numId w:val="1022"/>
-        </w:numPr>
-      </w:pPr>
-      <w:r>
-        <w:rPr>
-          <w:b/>
-          <w:bCs/>
-        </w:rPr>
-        <w:t xml:space="preserve">Neither</w:t>
-      </w:r>
-      <w:r>
-        <w:t xml:space="preserve">:</w:t>
-      </w:r>
-      <w:r>
-        <w:t xml:space="preserve"> </w:t>
-      </w:r>
-      <m:oMath>
-        <m:r>
-          <m:t>V</m:t>
-        </m:r>
-      </m:oMath>
-      <w:r>
-        <w:t xml:space="preserve"> </w:t>
-      </w:r>
-      <w:r>
-        <w:t xml:space="preserve">is unrelated to the</w:t>
-      </w:r>
-      <w:r>
-        <w:t xml:space="preserve"> </w:t>
-      </w:r>
-      <m:oMath>
-        <m:r>
-          <m:t>A</m:t>
-        </m:r>
-        <m:r>
-          <m:rPr>
-            <m:sty m:val="p"/>
-          </m:rPr>
-          <m:t>→</m:t>
-        </m:r>
-        <m:r>
-          <m:t>Y</m:t>
-        </m:r>
-      </m:oMath>
-      <w:r>
-        <w:t xml:space="preserve"> </w:t>
-      </w:r>
-      <w:r>
-        <w:t xml:space="preserve">causal structure</w:t>
       </w:r>
     </w:p>
     <w:tbl>
@@ -9452,7 +7697,1974 @@
               <w:spacing w:before="16" w:after="64"/>
             </w:pPr>
           </w:p>
-          <w:bookmarkStart w:id="47" w:name="exm-confounder-modifier-dag"/>
+          <w:bookmarkStart w:id="45" w:name="def-dag-selection-bias"/>
+          <w:p>
+            <w:pPr>
+              <w:pStyle w:val="BodyText"/>
+            </w:pPr>
+            <w:r>
+              <w:rPr>
+                <w:b/>
+                <w:bCs/>
+              </w:rPr>
+              <w:t xml:space="preserve">Definition 7 (Selection Bias (Structural Definition))</w:t>
+            </w:r>
+            <w:r>
+              <w:t xml:space="preserve"> </w:t>
+            </w:r>
+            <w:r>
+              <w:rPr>
+                <w:b/>
+                <w:bCs/>
+              </w:rPr>
+              <w:t xml:space="preserve">Selection bias</w:t>
+            </w:r>
+            <w:r>
+              <w:t xml:space="preserve"> </w:t>
+            </w:r>
+            <w:r>
+              <w:t xml:space="preserve">arises when the analysis conditions on a variable</w:t>
+            </w:r>
+            <w:r>
+              <w:t xml:space="preserve"> </w:t>
+            </w:r>
+            <m:oMath>
+              <m:r>
+                <m:t>C</m:t>
+              </m:r>
+            </m:oMath>
+            <w:r>
+              <w:t xml:space="preserve"> </w:t>
+            </w:r>
+            <w:r>
+              <w:t xml:space="preserve">that is a collider (or ancestor/descendant of a collider) on a path between</w:t>
+            </w:r>
+            <w:r>
+              <w:t xml:space="preserve"> </w:t>
+            </w:r>
+            <m:oMath>
+              <m:r>
+                <m:t>A</m:t>
+              </m:r>
+            </m:oMath>
+            <w:r>
+              <w:t xml:space="preserve"> </w:t>
+            </w:r>
+            <w:r>
+              <w:t xml:space="preserve">and</w:t>
+            </w:r>
+            <w:r>
+              <w:t xml:space="preserve"> </w:t>
+            </w:r>
+            <m:oMath>
+              <m:r>
+                <m:t>Y</m:t>
+              </m:r>
+            </m:oMath>
+            <w:r>
+              <w:t xml:space="preserve">.</w:t>
+            </w:r>
+          </w:p>
+          <w:p>
+            <w:pPr>
+              <w:pStyle w:val="BodyText"/>
+            </w:pPr>
+            <w:r>
+              <w:rPr>
+                <w:b/>
+                <w:bCs/>
+              </w:rPr>
+              <w:t xml:space="preserve">Structural representation:</w:t>
+            </w:r>
+          </w:p>
+          <w:p>
+            <w:pPr>
+              <w:pStyle w:val="BodyText"/>
+            </w:pPr>
+            <m:oMathPara>
+              <m:oMathParaPr>
+                <m:jc m:val="center"/>
+              </m:oMathParaPr>
+              <m:oMath>
+                <m:r>
+                  <m:t>A</m:t>
+                </m:r>
+                <m:r>
+                  <m:rPr>
+                    <m:sty m:val="p"/>
+                  </m:rPr>
+                  <m:t>→</m:t>
+                </m:r>
+                <m:r>
+                  <m:t>C</m:t>
+                </m:r>
+                <m:r>
+                  <m:rPr>
+                    <m:sty m:val="p"/>
+                  </m:rPr>
+                  <m:t>←</m:t>
+                </m:r>
+                <m:r>
+                  <m:t>Y</m:t>
+                </m:r>
+              </m:oMath>
+            </m:oMathPara>
+          </w:p>
+          <w:p>
+            <w:pPr>
+              <w:pStyle w:val="FirstParagraph"/>
+            </w:pPr>
+            <w:r>
+              <w:t xml:space="preserve">Restricting the analysis to individuals with</w:t>
+            </w:r>
+            <w:r>
+              <w:t xml:space="preserve"> </w:t>
+            </w:r>
+            <m:oMath>
+              <m:r>
+                <m:t>C</m:t>
+              </m:r>
+              <m:r>
+                <m:rPr>
+                  <m:sty m:val="p"/>
+                </m:rPr>
+                <m:t>=</m:t>
+              </m:r>
+              <m:r>
+                <m:t>1</m:t>
+              </m:r>
+            </m:oMath>
+            <w:r>
+              <w:t xml:space="preserve"> </w:t>
+            </w:r>
+            <w:r>
+              <w:t xml:space="preserve">(e.g., individuals selected into the study) opens the path</w:t>
+            </w:r>
+            <w:r>
+              <w:t xml:space="preserve"> </w:t>
+            </w:r>
+            <m:oMath>
+              <m:r>
+                <m:t>A</m:t>
+              </m:r>
+              <m:r>
+                <m:rPr>
+                  <m:sty m:val="p"/>
+                </m:rPr>
+                <m:t>→</m:t>
+              </m:r>
+              <m:r>
+                <m:t>C</m:t>
+              </m:r>
+              <m:r>
+                <m:rPr>
+                  <m:sty m:val="p"/>
+                </m:rPr>
+                <m:t>←</m:t>
+              </m:r>
+              <m:r>
+                <m:t>Y</m:t>
+              </m:r>
+            </m:oMath>
+            <w:r>
+              <w:t xml:space="preserve"> </w:t>
+            </w:r>
+            <w:r>
+              <w:t xml:space="preserve">and induces a spurious association between</w:t>
+            </w:r>
+            <w:r>
+              <w:t xml:space="preserve"> </w:t>
+            </w:r>
+            <m:oMath>
+              <m:r>
+                <m:t>A</m:t>
+              </m:r>
+            </m:oMath>
+            <w:r>
+              <w:t xml:space="preserve"> </w:t>
+            </w:r>
+            <w:r>
+              <w:t xml:space="preserve">and</w:t>
+            </w:r>
+            <w:r>
+              <w:t xml:space="preserve"> </w:t>
+            </w:r>
+            <m:oMath>
+              <m:r>
+                <m:t>Y</m:t>
+              </m:r>
+            </m:oMath>
+            <w:r>
+              <w:t xml:space="preserve">.</w:t>
+            </w:r>
+          </w:p>
+          <w:bookmarkEnd w:id="45"/>
+        </w:tc>
+      </w:tr>
+    </w:tbl>
+    <w:p>
+      <w:pPr>
+        <w:pStyle w:val="BodyText"/>
+      </w:pPr>
+      <w:r>
+        <w:rPr>
+          <w:b/>
+          <w:bCs/>
+        </w:rPr>
+        <w:t xml:space="preserve">Connection to collider stratification bias:</w:t>
+      </w:r>
+    </w:p>
+    <w:p>
+      <w:pPr>
+        <w:pStyle w:val="BodyText"/>
+      </w:pPr>
+      <w:r>
+        <w:t xml:space="preserve">Selection bias is collider stratification bias applied to the selection mechanism. The</w:t>
+      </w:r>
+      <w:r>
+        <w:t xml:space="preserve"> </w:t>
+      </w:r>
+      <w:r>
+        <w:t xml:space="preserve">“collider”</w:t>
+      </w:r>
+      <w:r>
+        <w:t xml:space="preserve"> </w:t>
+      </w:r>
+      <w:r>
+        <w:t xml:space="preserve">is a variable related to study participation, follow-up completion, or analysis inclusion, and both</w:t>
+      </w:r>
+      <w:r>
+        <w:t xml:space="preserve"> </w:t>
+      </w:r>
+      <m:oMath>
+        <m:r>
+          <m:t>A</m:t>
+        </m:r>
+      </m:oMath>
+      <w:r>
+        <w:t xml:space="preserve"> </w:t>
+      </w:r>
+      <w:r>
+        <w:t xml:space="preserve">(or a cause of</w:t>
+      </w:r>
+      <w:r>
+        <w:t xml:space="preserve"> </w:t>
+      </w:r>
+      <m:oMath>
+        <m:r>
+          <m:t>A</m:t>
+        </m:r>
+      </m:oMath>
+      <w:r>
+        <w:t xml:space="preserve">) and</w:t>
+      </w:r>
+      <w:r>
+        <w:t xml:space="preserve"> </w:t>
+      </w:r>
+      <m:oMath>
+        <m:r>
+          <m:t>Y</m:t>
+        </m:r>
+      </m:oMath>
+      <w:r>
+        <w:t xml:space="preserve"> </w:t>
+      </w:r>
+      <w:r>
+        <w:t xml:space="preserve">(or a cause of</w:t>
+      </w:r>
+      <w:r>
+        <w:t xml:space="preserve"> </w:t>
+      </w:r>
+      <m:oMath>
+        <m:r>
+          <m:t>Y</m:t>
+        </m:r>
+      </m:oMath>
+      <w:r>
+        <w:t xml:space="preserve">) affect it.</w:t>
+      </w:r>
+    </w:p>
+    <w:p>
+      <w:pPr>
+        <w:pStyle w:val="BodyText"/>
+      </w:pPr>
+      <w:r>
+        <w:rPr>
+          <w:b/>
+          <w:bCs/>
+        </w:rPr>
+        <w:t xml:space="preserve">Common examples:</w:t>
+      </w:r>
+    </w:p>
+    <w:p>
+      <w:pPr>
+        <w:pStyle w:val="Compact"/>
+        <w:numPr>
+          <w:ilvl w:val="0"/>
+          <w:numId w:val="1018"/>
+        </w:numPr>
+      </w:pPr>
+      <w:r>
+        <w:t xml:space="preserve">Loss to follow-up affected by both treatment and outcome</w:t>
+      </w:r>
+    </w:p>
+    <w:p>
+      <w:pPr>
+        <w:pStyle w:val="Compact"/>
+        <w:numPr>
+          <w:ilvl w:val="0"/>
+          <w:numId w:val="1018"/>
+        </w:numPr>
+      </w:pPr>
+      <w:r>
+        <w:t xml:space="preserve">Case-control studies where hospital admission depends on both exposure and disease</w:t>
+      </w:r>
+    </w:p>
+    <w:p>
+      <w:pPr>
+        <w:pStyle w:val="Compact"/>
+        <w:numPr>
+          <w:ilvl w:val="0"/>
+          <w:numId w:val="1018"/>
+        </w:numPr>
+      </w:pPr>
+      <w:r>
+        <w:t xml:space="preserve">Analysis restricted to survivors when survival depends on treatment and outcome</w:t>
+      </w:r>
+    </w:p>
+    <w:p>
+      <w:pPr>
+        <w:pStyle w:val="FirstParagraph"/>
+      </w:pPr>
+      <w:r>
+        <w:rPr>
+          <w:b/>
+          <w:bCs/>
+        </w:rPr>
+        <w:t xml:space="preserve">Chapter 8</w:t>
+      </w:r>
+      <w:r>
+        <w:t xml:space="preserve"> </w:t>
+      </w:r>
+      <w:r>
+        <w:t xml:space="preserve">covers selection bias in detail with specific examples.</w:t>
+      </w:r>
+    </w:p>
+    <w:bookmarkEnd w:id="46"/>
+    <w:bookmarkStart w:id="48" w:name="measurement-bias"/>
+    <w:p>
+      <w:pPr>
+        <w:pStyle w:val="Heading3"/>
+      </w:pPr>
+      <w:r>
+        <w:t xml:space="preserve">5.4 Measurement Bias</w:t>
+      </w:r>
+    </w:p>
+    <w:tbl>
+      <w:tblPr>
+        <w:tblStyle w:val="Table"/>
+        <w:tblInd w:w="164" w:type="dxa"/>
+        <w:tblBorders>
+          <w:left w:val="single" w:sz="24" w:space="0" w:color="909090"/>
+        </w:tblBorders>
+        <w:tblCellMar>
+          <w:left w:w="0" w:type="dxa"/>
+          <w:right w:w="0" w:type="dxa"/>
+        </w:tblCellMar>
+        <w:tblLook w:firstRow="0" w:lastRow="0" w:firstColumn="0" w:lastColumn="0" w:noHBand="0" w:noVBand="0" w:val="0000"/>
+      </w:tblPr>
+      <w:tblGrid>
+        <w:gridCol w:w="7920"/>
+      </w:tblGrid>
+      <w:tr>
+        <w:trPr>
+          <w:cantSplit/>
+        </w:trPr>
+        <w:tc>
+          <w:tcPr>
+            <w:tcMar>
+              <w:left w:w="144" w:type="dxa"/>
+            </w:tcMar>
+          </w:tcPr>
+          <w:p>
+            <w:pPr>
+              <w:pStyle w:val="FirstParagraph"/>
+            </w:pPr>
+            <w:pPr>
+              <w:spacing w:before="16" w:after="64"/>
+            </w:pPr>
+          </w:p>
+          <w:bookmarkStart w:id="47" w:name="def-dag-measurement-bias"/>
+          <w:p>
+            <w:pPr>
+              <w:pStyle w:val="BodyText"/>
+            </w:pPr>
+            <w:r>
+              <w:rPr>
+                <w:b/>
+                <w:bCs/>
+              </w:rPr>
+              <w:t xml:space="preserve">Definition 8 (Measurement Bias (Structural Definition))</w:t>
+            </w:r>
+            <w:r>
+              <w:t xml:space="preserve"> </w:t>
+            </w:r>
+            <w:r>
+              <w:rPr>
+                <w:b/>
+                <w:bCs/>
+              </w:rPr>
+              <w:t xml:space="preserve">Measurement bias</w:t>
+            </w:r>
+            <w:r>
+              <w:t xml:space="preserve"> </w:t>
+            </w:r>
+            <w:r>
+              <w:t xml:space="preserve">(information bias) occurs when a variable is measured imperfectly. In the causal diagram, we distinguish:</w:t>
+            </w:r>
+          </w:p>
+          <w:p>
+            <w:pPr>
+              <w:pStyle w:val="Compact"/>
+              <w:numPr>
+                <w:ilvl w:val="0"/>
+                <w:numId w:val="1019"/>
+              </w:numPr>
+            </w:pPr>
+            <m:oMath>
+              <m:r>
+                <m:t>A</m:t>
+              </m:r>
+            </m:oMath>
+            <w:r>
+              <w:t xml:space="preserve">: the true (unmeasured or imperfectly measured) treatment</w:t>
+            </w:r>
+          </w:p>
+          <w:p>
+            <w:pPr>
+              <w:pStyle w:val="Compact"/>
+              <w:numPr>
+                <w:ilvl w:val="0"/>
+                <w:numId w:val="1019"/>
+              </w:numPr>
+            </w:pPr>
+            <m:oMath>
+              <m:sSup>
+                <m:e>
+                  <m:r>
+                    <m:t>A</m:t>
+                  </m:r>
+                </m:e>
+                <m:sup>
+                  <m:r>
+                    <m:rPr>
+                      <m:sty m:val="p"/>
+                    </m:rPr>
+                    <m:t>*</m:t>
+                  </m:r>
+                </m:sup>
+              </m:sSup>
+            </m:oMath>
+            <w:r>
+              <w:t xml:space="preserve">: the observed (potentially error-prone) measurement of treatment</w:t>
+            </w:r>
+          </w:p>
+          <w:p>
+            <w:pPr>
+              <w:pStyle w:val="FirstParagraph"/>
+            </w:pPr>
+            <w:r>
+              <w:t xml:space="preserve">The structural relationship is</w:t>
+            </w:r>
+            <w:r>
+              <w:t xml:space="preserve"> </w:t>
+            </w:r>
+            <m:oMath>
+              <m:r>
+                <m:t>A</m:t>
+              </m:r>
+              <m:r>
+                <m:rPr>
+                  <m:sty m:val="p"/>
+                </m:rPr>
+                <m:t>→</m:t>
+              </m:r>
+              <m:sSup>
+                <m:e>
+                  <m:r>
+                    <m:t>A</m:t>
+                  </m:r>
+                </m:e>
+                <m:sup>
+                  <m:r>
+                    <m:rPr>
+                      <m:sty m:val="p"/>
+                    </m:rPr>
+                    <m:t>*</m:t>
+                  </m:r>
+                </m:sup>
+              </m:sSup>
+            </m:oMath>
+            <w:r>
+              <w:t xml:space="preserve">: the true value generates the measurement, with additional unmeasured factors</w:t>
+            </w:r>
+            <w:r>
+              <w:t xml:space="preserve"> </w:t>
+            </w:r>
+            <m:oMath>
+              <m:sSub>
+                <m:e>
+                  <m:r>
+                    <m:t>U</m:t>
+                  </m:r>
+                </m:e>
+                <m:sub>
+                  <m:sSup>
+                    <m:e>
+                      <m:r>
+                        <m:t>A</m:t>
+                      </m:r>
+                    </m:e>
+                    <m:sup>
+                      <m:r>
+                        <m:rPr>
+                          <m:sty m:val="p"/>
+                        </m:rPr>
+                        <m:t>*</m:t>
+                      </m:r>
+                    </m:sup>
+                  </m:sSup>
+                </m:sub>
+              </m:sSub>
+            </m:oMath>
+            <w:r>
+              <w:t xml:space="preserve"> </w:t>
+            </w:r>
+            <w:r>
+              <w:t xml:space="preserve">affecting the measurement.</w:t>
+            </w:r>
+          </w:p>
+          <w:p>
+            <w:pPr>
+              <w:pStyle w:val="BodyText"/>
+            </w:pPr>
+            <w:r>
+              <w:rPr>
+                <w:b/>
+                <w:bCs/>
+              </w:rPr>
+              <w:t xml:space="preserve">Structural representation:</w:t>
+            </w:r>
+          </w:p>
+          <w:p>
+            <w:pPr>
+              <w:pStyle w:val="BodyText"/>
+            </w:pPr>
+            <m:oMathPara>
+              <m:oMathParaPr>
+                <m:jc m:val="center"/>
+              </m:oMathParaPr>
+              <m:oMath>
+                <m:r>
+                  <m:t>A</m:t>
+                </m:r>
+                <m:r>
+                  <m:rPr>
+                    <m:sty m:val="p"/>
+                  </m:rPr>
+                  <m:t>→</m:t>
+                </m:r>
+                <m:r>
+                  <m:t>Y</m:t>
+                </m:r>
+                <m:r>
+                  <m:t>  </m:t>
+                </m:r>
+                <m:r>
+                  <m:t>A</m:t>
+                </m:r>
+                <m:r>
+                  <m:rPr>
+                    <m:sty m:val="p"/>
+                  </m:rPr>
+                  <m:t>→</m:t>
+                </m:r>
+                <m:sSup>
+                  <m:e>
+                    <m:r>
+                      <m:t>A</m:t>
+                    </m:r>
+                  </m:e>
+                  <m:sup>
+                    <m:r>
+                      <m:rPr>
+                        <m:sty m:val="p"/>
+                      </m:rPr>
+                      <m:t>*</m:t>
+                    </m:r>
+                  </m:sup>
+                </m:sSup>
+              </m:oMath>
+            </m:oMathPara>
+          </w:p>
+          <w:p>
+            <w:pPr>
+              <w:pStyle w:val="FirstParagraph"/>
+            </w:pPr>
+            <w:r>
+              <w:t xml:space="preserve">Using</w:t>
+            </w:r>
+            <w:r>
+              <w:t xml:space="preserve"> </w:t>
+            </w:r>
+            <m:oMath>
+              <m:sSup>
+                <m:e>
+                  <m:r>
+                    <m:t>A</m:t>
+                  </m:r>
+                </m:e>
+                <m:sup>
+                  <m:r>
+                    <m:rPr>
+                      <m:sty m:val="p"/>
+                    </m:rPr>
+                    <m:t>*</m:t>
+                  </m:r>
+                </m:sup>
+              </m:sSup>
+            </m:oMath>
+            <w:r>
+              <w:t xml:space="preserve"> </w:t>
+            </w:r>
+            <w:r>
+              <w:t xml:space="preserve">in place of</w:t>
+            </w:r>
+            <w:r>
+              <w:t xml:space="preserve"> </w:t>
+            </w:r>
+            <m:oMath>
+              <m:r>
+                <m:t>A</m:t>
+              </m:r>
+            </m:oMath>
+            <w:r>
+              <w:t xml:space="preserve"> </w:t>
+            </w:r>
+            <w:r>
+              <w:t xml:space="preserve">produces a biased estimate of the causal effect of</w:t>
+            </w:r>
+            <w:r>
+              <w:t xml:space="preserve"> </w:t>
+            </w:r>
+            <m:oMath>
+              <m:r>
+                <m:t>A</m:t>
+              </m:r>
+            </m:oMath>
+            <w:r>
+              <w:t xml:space="preserve"> </w:t>
+            </w:r>
+            <w:r>
+              <w:t xml:space="preserve">on</w:t>
+            </w:r>
+            <w:r>
+              <w:t xml:space="preserve"> </w:t>
+            </w:r>
+            <m:oMath>
+              <m:r>
+                <m:t>Y</m:t>
+              </m:r>
+            </m:oMath>
+            <w:r>
+              <w:t xml:space="preserve">.</w:t>
+            </w:r>
+          </w:p>
+          <w:bookmarkEnd w:id="47"/>
+        </w:tc>
+      </w:tr>
+    </w:tbl>
+    <w:p>
+      <w:pPr>
+        <w:pStyle w:val="BodyText"/>
+      </w:pPr>
+      <w:r>
+        <w:rPr>
+          <w:b/>
+          <w:bCs/>
+        </w:rPr>
+        <w:t xml:space="preserve">Differential vs. non-differential measurement error:</w:t>
+      </w:r>
+    </w:p>
+    <w:p>
+      <w:pPr>
+        <w:pStyle w:val="Compact"/>
+        <w:numPr>
+          <w:ilvl w:val="0"/>
+          <w:numId w:val="1020"/>
+        </w:numPr>
+      </w:pPr>
+      <w:r>
+        <w:rPr>
+          <w:b/>
+          <w:bCs/>
+        </w:rPr>
+        <w:t xml:space="preserve">Non-differential</w:t>
+      </w:r>
+      <w:r>
+        <w:t xml:space="preserve"> </w:t>
+      </w:r>
+      <w:r>
+        <w:t xml:space="preserve">(classical):</w:t>
+      </w:r>
+      <w:r>
+        <w:t xml:space="preserve"> </w:t>
+      </w:r>
+      <m:oMath>
+        <m:sSup>
+          <m:e>
+            <m:r>
+              <m:t>A</m:t>
+            </m:r>
+          </m:e>
+          <m:sup>
+            <m:r>
+              <m:rPr>
+                <m:sty m:val="p"/>
+              </m:rPr>
+              <m:t>*</m:t>
+            </m:r>
+          </m:sup>
+        </m:sSup>
+        <m:r>
+          <m:rPr>
+            <m:sty m:val="p"/>
+          </m:rPr>
+          <m:t>=</m:t>
+        </m:r>
+        <m:r>
+          <m:t>f</m:t>
+        </m:r>
+        <m:r>
+          <m:rPr>
+            <m:sty m:val="p"/>
+          </m:rPr>
+          <m:t>(</m:t>
+        </m:r>
+        <m:r>
+          <m:t>A</m:t>
+        </m:r>
+        <m:r>
+          <m:rPr>
+            <m:sty m:val="p"/>
+          </m:rPr>
+          <m:t>,</m:t>
+        </m:r>
+        <m:sSub>
+          <m:e>
+            <m:r>
+              <m:t>U</m:t>
+            </m:r>
+          </m:e>
+          <m:sub>
+            <m:sSup>
+              <m:e>
+                <m:r>
+                  <m:t>A</m:t>
+                </m:r>
+              </m:e>
+              <m:sup>
+                <m:r>
+                  <m:rPr>
+                    <m:sty m:val="p"/>
+                  </m:rPr>
+                  <m:t>*</m:t>
+                </m:r>
+              </m:sup>
+            </m:sSup>
+          </m:sub>
+        </m:sSub>
+        <m:r>
+          <m:rPr>
+            <m:sty m:val="p"/>
+          </m:rPr>
+          <m:t>)</m:t>
+        </m:r>
+      </m:oMath>
+      <w:r>
+        <w:t xml:space="preserve"> </w:t>
+      </w:r>
+      <w:r>
+        <w:t xml:space="preserve">where</w:t>
+      </w:r>
+      <w:r>
+        <w:t xml:space="preserve"> </w:t>
+      </w:r>
+      <m:oMath>
+        <m:sSub>
+          <m:e>
+            <m:r>
+              <m:t>U</m:t>
+            </m:r>
+          </m:e>
+          <m:sub>
+            <m:sSup>
+              <m:e>
+                <m:r>
+                  <m:t>A</m:t>
+                </m:r>
+              </m:e>
+              <m:sup>
+                <m:r>
+                  <m:rPr>
+                    <m:sty m:val="p"/>
+                  </m:rPr>
+                  <m:t>*</m:t>
+                </m:r>
+              </m:sup>
+            </m:sSup>
+          </m:sub>
+        </m:sSub>
+      </m:oMath>
+      <w:r>
+        <w:t xml:space="preserve"> </w:t>
+      </w:r>
+      <w:r>
+        <w:t xml:space="preserve">is independent of</w:t>
+      </w:r>
+      <w:r>
+        <w:t xml:space="preserve"> </w:t>
+      </w:r>
+      <m:oMath>
+        <m:r>
+          <m:t>Y</m:t>
+        </m:r>
+      </m:oMath>
+      <w:r>
+        <w:t xml:space="preserve"> </w:t>
+      </w:r>
+      <w:r>
+        <w:t xml:space="preserve">and</w:t>
+      </w:r>
+      <w:r>
+        <w:t xml:space="preserve"> </w:t>
+      </w:r>
+      <m:oMath>
+        <m:r>
+          <m:t>L</m:t>
+        </m:r>
+      </m:oMath>
+      <w:r>
+        <w:t xml:space="preserve"> </w:t>
+      </w:r>
+      <w:r>
+        <w:t xml:space="preserve">— typically attenuates estimates toward the null</w:t>
+      </w:r>
+    </w:p>
+    <w:p>
+      <w:pPr>
+        <w:pStyle w:val="Compact"/>
+        <w:numPr>
+          <w:ilvl w:val="0"/>
+          <w:numId w:val="1020"/>
+        </w:numPr>
+      </w:pPr>
+      <w:r>
+        <w:rPr>
+          <w:b/>
+          <w:bCs/>
+        </w:rPr>
+        <w:t xml:space="preserve">Differential</w:t>
+      </w:r>
+      <w:r>
+        <w:t xml:space="preserve">:</w:t>
+      </w:r>
+      <w:r>
+        <w:t xml:space="preserve"> </w:t>
+      </w:r>
+      <m:oMath>
+        <m:sSup>
+          <m:e>
+            <m:r>
+              <m:t>A</m:t>
+            </m:r>
+          </m:e>
+          <m:sup>
+            <m:r>
+              <m:rPr>
+                <m:sty m:val="p"/>
+              </m:rPr>
+              <m:t>*</m:t>
+            </m:r>
+          </m:sup>
+        </m:sSup>
+        <m:r>
+          <m:rPr>
+            <m:sty m:val="p"/>
+          </m:rPr>
+          <m:t>=</m:t>
+        </m:r>
+        <m:r>
+          <m:t>f</m:t>
+        </m:r>
+        <m:r>
+          <m:rPr>
+            <m:sty m:val="p"/>
+          </m:rPr>
+          <m:t>(</m:t>
+        </m:r>
+        <m:r>
+          <m:t>A</m:t>
+        </m:r>
+        <m:r>
+          <m:rPr>
+            <m:sty m:val="p"/>
+          </m:rPr>
+          <m:t>,</m:t>
+        </m:r>
+        <m:sSub>
+          <m:e>
+            <m:r>
+              <m:t>U</m:t>
+            </m:r>
+          </m:e>
+          <m:sub>
+            <m:sSup>
+              <m:e>
+                <m:r>
+                  <m:t>A</m:t>
+                </m:r>
+              </m:e>
+              <m:sup>
+                <m:r>
+                  <m:rPr>
+                    <m:sty m:val="p"/>
+                  </m:rPr>
+                  <m:t>*</m:t>
+                </m:r>
+              </m:sup>
+            </m:sSup>
+          </m:sub>
+        </m:sSub>
+        <m:r>
+          <m:rPr>
+            <m:sty m:val="p"/>
+          </m:rPr>
+          <m:t>)</m:t>
+        </m:r>
+      </m:oMath>
+      <w:r>
+        <w:t xml:space="preserve"> </w:t>
+      </w:r>
+      <w:r>
+        <w:t xml:space="preserve">where</w:t>
+      </w:r>
+      <w:r>
+        <w:t xml:space="preserve"> </w:t>
+      </w:r>
+      <m:oMath>
+        <m:sSub>
+          <m:e>
+            <m:r>
+              <m:t>U</m:t>
+            </m:r>
+          </m:e>
+          <m:sub>
+            <m:sSup>
+              <m:e>
+                <m:r>
+                  <m:t>A</m:t>
+                </m:r>
+              </m:e>
+              <m:sup>
+                <m:r>
+                  <m:rPr>
+                    <m:sty m:val="p"/>
+                  </m:rPr>
+                  <m:t>*</m:t>
+                </m:r>
+              </m:sup>
+            </m:sSup>
+          </m:sub>
+        </m:sSub>
+      </m:oMath>
+      <w:r>
+        <w:t xml:space="preserve"> </w:t>
+      </w:r>
+      <w:r>
+        <w:t xml:space="preserve">is correlated with</w:t>
+      </w:r>
+      <w:r>
+        <w:t xml:space="preserve"> </w:t>
+      </w:r>
+      <m:oMath>
+        <m:r>
+          <m:t>Y</m:t>
+        </m:r>
+      </m:oMath>
+      <w:r>
+        <w:t xml:space="preserve"> </w:t>
+      </w:r>
+      <w:r>
+        <w:t xml:space="preserve">or its causes — can bias in either direction</w:t>
+      </w:r>
+    </w:p>
+    <w:p>
+      <w:pPr>
+        <w:pStyle w:val="FirstParagraph"/>
+      </w:pPr>
+      <w:r>
+        <w:rPr>
+          <w:b/>
+          <w:bCs/>
+        </w:rPr>
+        <w:t xml:space="preserve">Measurement error in confounders:</w:t>
+      </w:r>
+    </w:p>
+    <w:p>
+      <w:pPr>
+        <w:pStyle w:val="BodyText"/>
+      </w:pPr>
+      <w:r>
+        <w:t xml:space="preserve">Measuring</w:t>
+      </w:r>
+      <w:r>
+        <w:t xml:space="preserve"> </w:t>
+      </w:r>
+      <m:oMath>
+        <m:r>
+          <m:t>L</m:t>
+        </m:r>
+      </m:oMath>
+      <w:r>
+        <w:t xml:space="preserve"> </w:t>
+      </w:r>
+      <w:r>
+        <w:t xml:space="preserve">imperfectly (using</w:t>
+      </w:r>
+      <w:r>
+        <w:t xml:space="preserve"> </w:t>
+      </w:r>
+      <m:oMath>
+        <m:sSup>
+          <m:e>
+            <m:r>
+              <m:t>L</m:t>
+            </m:r>
+          </m:e>
+          <m:sup>
+            <m:r>
+              <m:rPr>
+                <m:sty m:val="p"/>
+              </m:rPr>
+              <m:t>*</m:t>
+            </m:r>
+          </m:sup>
+        </m:sSup>
+      </m:oMath>
+      <w:r>
+        <w:t xml:space="preserve"> </w:t>
+      </w:r>
+      <w:r>
+        <w:t xml:space="preserve">instead of</w:t>
+      </w:r>
+      <w:r>
+        <w:t xml:space="preserve"> </w:t>
+      </w:r>
+      <m:oMath>
+        <m:r>
+          <m:t>L</m:t>
+        </m:r>
+      </m:oMath>
+      <w:r>
+        <w:t xml:space="preserve">) creates</w:t>
+      </w:r>
+      <w:r>
+        <w:t xml:space="preserve"> </w:t>
+      </w:r>
+      <w:r>
+        <w:rPr>
+          <w:b/>
+          <w:bCs/>
+        </w:rPr>
+        <w:t xml:space="preserve">residual confounding</w:t>
+      </w:r>
+      <w:r>
+        <w:t xml:space="preserve">: after adjusting for</w:t>
+      </w:r>
+      <w:r>
+        <w:t xml:space="preserve"> </w:t>
+      </w:r>
+      <m:oMath>
+        <m:sSup>
+          <m:e>
+            <m:r>
+              <m:t>L</m:t>
+            </m:r>
+          </m:e>
+          <m:sup>
+            <m:r>
+              <m:rPr>
+                <m:sty m:val="p"/>
+              </m:rPr>
+              <m:t>*</m:t>
+            </m:r>
+          </m:sup>
+        </m:sSup>
+      </m:oMath>
+      <w:r>
+        <w:t xml:space="preserve">, the backdoor path</w:t>
+      </w:r>
+      <w:r>
+        <w:t xml:space="preserve"> </w:t>
+      </w:r>
+      <m:oMath>
+        <m:r>
+          <m:t>A</m:t>
+        </m:r>
+        <m:r>
+          <m:rPr>
+            <m:sty m:val="p"/>
+          </m:rPr>
+          <m:t>←</m:t>
+        </m:r>
+        <m:r>
+          <m:t>L</m:t>
+        </m:r>
+        <m:r>
+          <m:rPr>
+            <m:sty m:val="p"/>
+          </m:rPr>
+          <m:t>→</m:t>
+        </m:r>
+        <m:r>
+          <m:t>Y</m:t>
+        </m:r>
+      </m:oMath>
+      <w:r>
+        <w:t xml:space="preserve"> </w:t>
+      </w:r>
+      <w:r>
+        <w:t xml:space="preserve">is only partially blocked, and confounding bias remains.</w:t>
+      </w:r>
+    </w:p>
+    <w:p>
+      <w:pPr>
+        <w:pStyle w:val="BodyText"/>
+      </w:pPr>
+      <w:r>
+        <w:rPr>
+          <w:b/>
+          <w:bCs/>
+        </w:rPr>
+        <w:t xml:space="preserve">Chapter 9</w:t>
+      </w:r>
+      <w:r>
+        <w:t xml:space="preserve"> </w:t>
+      </w:r>
+      <w:r>
+        <w:t xml:space="preserve">covers measurement bias in detail.</w:t>
+      </w:r>
+    </w:p>
+    <w:bookmarkEnd w:id="48"/>
+    <w:bookmarkEnd w:id="49"/>
+    <w:bookmarkStart w:id="54" w:name="X4c66a98fcd1cf997e852a2692dd6df9dd16da44"/>
+    <w:p>
+      <w:pPr>
+        <w:pStyle w:val="Heading2"/>
+      </w:pPr>
+      <w:r>
+        <w:t xml:space="preserve">6 6.6 The Structure of Effect Modification (pp. 73–76)</w:t>
+      </w:r>
+    </w:p>
+    <w:p>
+      <w:r>
+        <w:pict>
+          <v:rect style="width:0;height:1.5pt" o:hralign="center" o:hrstd="t" o:hr="t"/>
+        </w:pict>
+      </w:r>
+    </w:p>
+    <w:bookmarkStart w:id="50" w:name="effect-modification-in-causal-diagrams"/>
+    <w:p>
+      <w:pPr>
+        <w:pStyle w:val="Heading3"/>
+      </w:pPr>
+      <w:r>
+        <w:t xml:space="preserve">6.1 Effect Modification in Causal Diagrams</w:t>
+      </w:r>
+    </w:p>
+    <w:p>
+      <w:pPr>
+        <w:pStyle w:val="FirstParagraph"/>
+      </w:pPr>
+      <w:r>
+        <w:rPr>
+          <w:b/>
+          <w:bCs/>
+        </w:rPr>
+        <w:t xml:space="preserve">Effect modification</w:t>
+      </w:r>
+      <w:r>
+        <w:t xml:space="preserve"> </w:t>
+      </w:r>
+      <w:r>
+        <w:t xml:space="preserve">(heterogeneity of treatment effects) occurs when the causal effect of</w:t>
+      </w:r>
+      <w:r>
+        <w:t xml:space="preserve"> </w:t>
+      </w:r>
+      <m:oMath>
+        <m:r>
+          <m:t>A</m:t>
+        </m:r>
+      </m:oMath>
+      <w:r>
+        <w:t xml:space="preserve"> </w:t>
+      </w:r>
+      <w:r>
+        <w:t xml:space="preserve">on</w:t>
+      </w:r>
+      <w:r>
+        <w:t xml:space="preserve"> </w:t>
+      </w:r>
+      <m:oMath>
+        <m:r>
+          <m:t>Y</m:t>
+        </m:r>
+      </m:oMath>
+      <w:r>
+        <w:t xml:space="preserve"> </w:t>
+      </w:r>
+      <w:r>
+        <w:t xml:space="preserve">differs across levels of another variable</w:t>
+      </w:r>
+      <w:r>
+        <w:t xml:space="preserve"> </w:t>
+      </w:r>
+      <m:oMath>
+        <m:r>
+          <m:t>V</m:t>
+        </m:r>
+      </m:oMath>
+      <w:r>
+        <w:t xml:space="preserve">. Standard DAGs, however,</w:t>
+      </w:r>
+      <w:r>
+        <w:t xml:space="preserve"> </w:t>
+      </w:r>
+      <w:r>
+        <w:rPr>
+          <w:b/>
+          <w:bCs/>
+        </w:rPr>
+        <w:t xml:space="preserve">cannot directly represent effect modification</w:t>
+      </w:r>
+      <w:r>
+        <w:t xml:space="preserve">.</w:t>
+      </w:r>
+    </w:p>
+    <w:p>
+      <w:pPr>
+        <w:pStyle w:val="BodyText"/>
+      </w:pPr>
+      <w:r>
+        <w:t xml:space="preserve">A DAG with</w:t>
+      </w:r>
+      <w:r>
+        <w:t xml:space="preserve"> </w:t>
+      </w:r>
+      <m:oMath>
+        <m:r>
+          <m:t>V</m:t>
+        </m:r>
+        <m:r>
+          <m:rPr>
+            <m:sty m:val="p"/>
+          </m:rPr>
+          <m:t>→</m:t>
+        </m:r>
+        <m:r>
+          <m:t>Y</m:t>
+        </m:r>
+      </m:oMath>
+      <w:r>
+        <w:t xml:space="preserve"> </w:t>
+      </w:r>
+      <w:r>
+        <w:t xml:space="preserve">and</w:t>
+      </w:r>
+      <w:r>
+        <w:t xml:space="preserve"> </w:t>
+      </w:r>
+      <m:oMath>
+        <m:r>
+          <m:t>A</m:t>
+        </m:r>
+        <m:r>
+          <m:rPr>
+            <m:sty m:val="p"/>
+          </m:rPr>
+          <m:t>→</m:t>
+        </m:r>
+        <m:r>
+          <m:t>Y</m:t>
+        </m:r>
+      </m:oMath>
+      <w:r>
+        <w:t xml:space="preserve"> </w:t>
+      </w:r>
+      <w:r>
+        <w:t xml:space="preserve">is compatible with:</w:t>
+      </w:r>
+    </w:p>
+    <w:p>
+      <w:pPr>
+        <w:pStyle w:val="Compact"/>
+        <w:numPr>
+          <w:ilvl w:val="0"/>
+          <w:numId w:val="1021"/>
+        </w:numPr>
+      </w:pPr>
+      <w:r>
+        <w:rPr>
+          <w:b/>
+          <w:bCs/>
+        </w:rPr>
+        <w:t xml:space="preserve">No effect modification</w:t>
+      </w:r>
+      <w:r>
+        <w:t xml:space="preserve">: the</w:t>
+      </w:r>
+      <w:r>
+        <w:t xml:space="preserve"> </w:t>
+      </w:r>
+      <m:oMath>
+        <m:r>
+          <m:t>A</m:t>
+        </m:r>
+        <m:r>
+          <m:rPr>
+            <m:sty m:val="p"/>
+          </m:rPr>
+          <m:t>→</m:t>
+        </m:r>
+        <m:r>
+          <m:t>Y</m:t>
+        </m:r>
+      </m:oMath>
+      <w:r>
+        <w:t xml:space="preserve"> </w:t>
+      </w:r>
+      <w:r>
+        <w:t xml:space="preserve">effect is the same for all values of</w:t>
+      </w:r>
+      <w:r>
+        <w:t xml:space="preserve"> </w:t>
+      </w:r>
+      <m:oMath>
+        <m:r>
+          <m:t>V</m:t>
+        </m:r>
+      </m:oMath>
+    </w:p>
+    <w:p>
+      <w:pPr>
+        <w:pStyle w:val="Compact"/>
+        <w:numPr>
+          <w:ilvl w:val="0"/>
+          <w:numId w:val="1021"/>
+        </w:numPr>
+      </w:pPr>
+      <w:r>
+        <w:rPr>
+          <w:b/>
+          <w:bCs/>
+        </w:rPr>
+        <w:t xml:space="preserve">Effect modification</w:t>
+      </w:r>
+      <w:r>
+        <w:t xml:space="preserve">: the</w:t>
+      </w:r>
+      <w:r>
+        <w:t xml:space="preserve"> </w:t>
+      </w:r>
+      <m:oMath>
+        <m:r>
+          <m:t>A</m:t>
+        </m:r>
+        <m:r>
+          <m:rPr>
+            <m:sty m:val="p"/>
+          </m:rPr>
+          <m:t>→</m:t>
+        </m:r>
+        <m:r>
+          <m:t>Y</m:t>
+        </m:r>
+      </m:oMath>
+      <w:r>
+        <w:t xml:space="preserve"> </w:t>
+      </w:r>
+      <w:r>
+        <w:t xml:space="preserve">effect varies across levels of</w:t>
+      </w:r>
+      <w:r>
+        <w:t xml:space="preserve"> </w:t>
+      </w:r>
+      <m:oMath>
+        <m:r>
+          <m:t>V</m:t>
+        </m:r>
+      </m:oMath>
+    </w:p>
+    <w:p>
+      <w:pPr>
+        <w:pStyle w:val="FirstParagraph"/>
+      </w:pPr>
+      <w:r>
+        <w:t xml:space="preserve">Both cases have identical qualitative structure. The DAG encodes only the</w:t>
+      </w:r>
+      <w:r>
+        <w:t xml:space="preserve"> </w:t>
+      </w:r>
+      <w:r>
+        <w:rPr>
+          <w:i/>
+          <w:iCs/>
+        </w:rPr>
+        <w:t xml:space="preserve">presence</w:t>
+      </w:r>
+      <w:r>
+        <w:t xml:space="preserve"> </w:t>
+      </w:r>
+      <w:r>
+        <w:t xml:space="preserve">of causal effects (which variables cause which), not their</w:t>
+      </w:r>
+      <w:r>
+        <w:t xml:space="preserve"> </w:t>
+      </w:r>
+      <w:r>
+        <w:rPr>
+          <w:i/>
+          <w:iCs/>
+        </w:rPr>
+        <w:t xml:space="preserve">magnitude</w:t>
+      </w:r>
+      <w:r>
+        <w:t xml:space="preserve"> </w:t>
+      </w:r>
+      <w:r>
+        <w:t xml:space="preserve">or</w:t>
+      </w:r>
+      <w:r>
+        <w:t xml:space="preserve"> </w:t>
+      </w:r>
+      <w:r>
+        <w:rPr>
+          <w:i/>
+          <w:iCs/>
+        </w:rPr>
+        <w:t xml:space="preserve">heterogeneity</w:t>
+      </w:r>
+      <w:r>
+        <w:t xml:space="preserve">.</w:t>
+      </w:r>
+    </w:p>
+    <w:p>
+      <w:pPr>
+        <w:pStyle w:val="BodyText"/>
+      </w:pPr>
+      <w:r>
+        <w:rPr>
+          <w:b/>
+          <w:bCs/>
+        </w:rPr>
+        <w:t xml:space="preserve">Why DAGs cannot encode effect modification:</w:t>
+      </w:r>
+    </w:p>
+    <w:p>
+      <w:pPr>
+        <w:pStyle w:val="BodyText"/>
+      </w:pPr>
+      <w:r>
+        <w:t xml:space="preserve">Effect modification is a quantitative (or distributional) feature of the structural equations. A DAG specifies that</w:t>
+      </w:r>
+      <w:r>
+        <w:t xml:space="preserve"> </w:t>
+      </w:r>
+      <m:oMath>
+        <m:r>
+          <m:t>Y</m:t>
+        </m:r>
+        <m:r>
+          <m:rPr>
+            <m:sty m:val="p"/>
+          </m:rPr>
+          <m:t>=</m:t>
+        </m:r>
+        <m:sSub>
+          <m:e>
+            <m:r>
+              <m:t>f</m:t>
+            </m:r>
+          </m:e>
+          <m:sub>
+            <m:r>
+              <m:t>Y</m:t>
+            </m:r>
+          </m:sub>
+        </m:sSub>
+        <m:r>
+          <m:rPr>
+            <m:sty m:val="p"/>
+          </m:rPr>
+          <m:t>(</m:t>
+        </m:r>
+        <m:r>
+          <m:t>L</m:t>
+        </m:r>
+        <m:r>
+          <m:rPr>
+            <m:sty m:val="p"/>
+          </m:rPr>
+          <m:t>,</m:t>
+        </m:r>
+        <m:r>
+          <m:t>A</m:t>
+        </m:r>
+        <m:r>
+          <m:rPr>
+            <m:sty m:val="p"/>
+          </m:rPr>
+          <m:t>,</m:t>
+        </m:r>
+        <m:sSub>
+          <m:e>
+            <m:r>
+              <m:t>U</m:t>
+            </m:r>
+          </m:e>
+          <m:sub>
+            <m:r>
+              <m:t>Y</m:t>
+            </m:r>
+          </m:sub>
+        </m:sSub>
+        <m:r>
+          <m:rPr>
+            <m:sty m:val="p"/>
+          </m:rPr>
+          <m:t>)</m:t>
+        </m:r>
+      </m:oMath>
+      <w:r>
+        <w:t xml:space="preserve"> </w:t>
+      </w:r>
+      <w:r>
+        <w:t xml:space="preserve">but makes no claim about whether</w:t>
+      </w:r>
+      <w:r>
+        <w:t xml:space="preserve"> </w:t>
+      </w:r>
+      <m:oMath>
+        <m:sSub>
+          <m:e>
+            <m:r>
+              <m:t>f</m:t>
+            </m:r>
+          </m:e>
+          <m:sub>
+            <m:r>
+              <m:t>Y</m:t>
+            </m:r>
+          </m:sub>
+        </m:sSub>
+      </m:oMath>
+      <w:r>
+        <w:t xml:space="preserve"> </w:t>
+      </w:r>
+      <w:r>
+        <w:t xml:space="preserve">involves an</w:t>
+      </w:r>
+      <w:r>
+        <w:t xml:space="preserve"> </w:t>
+      </w:r>
+      <m:oMath>
+        <m:r>
+          <m:t>A</m:t>
+        </m:r>
+        <m:r>
+          <m:rPr>
+            <m:sty m:val="p"/>
+          </m:rPr>
+          <m:t>×</m:t>
+        </m:r>
+        <m:r>
+          <m:t>V</m:t>
+        </m:r>
+      </m:oMath>
+      <w:r>
+        <w:t xml:space="preserve"> </w:t>
+      </w:r>
+      <w:r>
+        <w:t xml:space="preserve">interaction term. Two different NPSEMs — one with and one without effect modification — are represented by the same DAG if they share the same qualitative causal structure.</w:t>
+      </w:r>
+    </w:p>
+    <w:p>
+      <w:pPr>
+        <w:pStyle w:val="BodyText"/>
+      </w:pPr>
+      <w:r>
+        <w:rPr>
+          <w:b/>
+          <w:bCs/>
+        </w:rPr>
+        <w:t xml:space="preserve">Frameworks that can encode effect modification:</w:t>
+      </w:r>
+    </w:p>
+    <w:p>
+      <w:pPr>
+        <w:pStyle w:val="BodyText"/>
+      </w:pPr>
+      <w:r>
+        <w:t xml:space="preserve">Extensions of the DAG framework, such as</w:t>
+      </w:r>
+      <w:r>
+        <w:t xml:space="preserve"> </w:t>
+      </w:r>
+      <w:r>
+        <w:rPr>
+          <w:i/>
+          <w:iCs/>
+        </w:rPr>
+        <w:t xml:space="preserve">Single World Intervention Graphs (SWIGs)</w:t>
+      </w:r>
+      <w:r>
+        <w:t xml:space="preserve"> </w:t>
+      </w:r>
+      <w:r>
+        <w:t xml:space="preserve">(Richardson and Robins, 2014) and annotated DAGs, can explicitly represent counterfactual quantities and some aspects of effect modification, but these are beyond the scope of this chapter.</w:t>
+      </w:r>
+    </w:p>
+    <w:bookmarkEnd w:id="50"/>
+    <w:bookmarkStart w:id="52" w:name="confounders-effect-modifiers-and-both"/>
+    <w:p>
+      <w:pPr>
+        <w:pStyle w:val="Heading3"/>
+      </w:pPr>
+      <w:r>
+        <w:t xml:space="preserve">6.2 Confounders, Effect Modifiers, and Both</w:t>
+      </w:r>
+    </w:p>
+    <w:p>
+      <w:pPr>
+        <w:pStyle w:val="FirstParagraph"/>
+      </w:pPr>
+      <w:r>
+        <w:t xml:space="preserve">A variable</w:t>
+      </w:r>
+      <w:r>
+        <w:t xml:space="preserve"> </w:t>
+      </w:r>
+      <m:oMath>
+        <m:r>
+          <m:t>V</m:t>
+        </m:r>
+      </m:oMath>
+      <w:r>
+        <w:t xml:space="preserve"> </w:t>
+      </w:r>
+      <w:r>
+        <w:t xml:space="preserve">can play different roles with respect to the</w:t>
+      </w:r>
+      <w:r>
+        <w:t xml:space="preserve"> </w:t>
+      </w:r>
+      <m:oMath>
+        <m:r>
+          <m:t>A</m:t>
+        </m:r>
+        <m:r>
+          <m:rPr>
+            <m:sty m:val="p"/>
+          </m:rPr>
+          <m:t>→</m:t>
+        </m:r>
+        <m:r>
+          <m:t>Y</m:t>
+        </m:r>
+      </m:oMath>
+      <w:r>
+        <w:t xml:space="preserve"> </w:t>
+      </w:r>
+      <w:r>
+        <w:t xml:space="preserve">effect:</w:t>
+      </w:r>
+    </w:p>
+    <w:p>
+      <w:pPr>
+        <w:pStyle w:val="Compact"/>
+        <w:numPr>
+          <w:ilvl w:val="0"/>
+          <w:numId w:val="1022"/>
+        </w:numPr>
+      </w:pPr>
+      <w:r>
+        <w:rPr>
+          <w:b/>
+          <w:bCs/>
+        </w:rPr>
+        <w:t xml:space="preserve">Confounder</w:t>
+      </w:r>
+      <w:r>
+        <w:t xml:space="preserve">: opens a backdoor path (</w:t>
+      </w:r>
+      <m:oMath>
+        <m:r>
+          <m:t>V</m:t>
+        </m:r>
+        <m:r>
+          <m:rPr>
+            <m:sty m:val="p"/>
+          </m:rPr>
+          <m:t>→</m:t>
+        </m:r>
+        <m:r>
+          <m:t>A</m:t>
+        </m:r>
+      </m:oMath>
+      <w:r>
+        <w:t xml:space="preserve">,</w:t>
+      </w:r>
+      <w:r>
+        <w:t xml:space="preserve"> </w:t>
+      </w:r>
+      <m:oMath>
+        <m:r>
+          <m:t>V</m:t>
+        </m:r>
+        <m:r>
+          <m:rPr>
+            <m:sty m:val="p"/>
+          </m:rPr>
+          <m:t>→</m:t>
+        </m:r>
+        <m:r>
+          <m:t>Y</m:t>
+        </m:r>
+      </m:oMath>
+      <w:r>
+        <w:t xml:space="preserve">) — must adjust for</w:t>
+      </w:r>
+      <w:r>
+        <w:t xml:space="preserve"> </w:t>
+      </w:r>
+      <m:oMath>
+        <m:r>
+          <m:t>V</m:t>
+        </m:r>
+      </m:oMath>
+      <w:r>
+        <w:t xml:space="preserve"> </w:t>
+      </w:r>
+      <w:r>
+        <w:t xml:space="preserve">to remove bias</w:t>
+      </w:r>
+    </w:p>
+    <w:p>
+      <w:pPr>
+        <w:pStyle w:val="Compact"/>
+        <w:numPr>
+          <w:ilvl w:val="0"/>
+          <w:numId w:val="1022"/>
+        </w:numPr>
+      </w:pPr>
+      <w:r>
+        <w:rPr>
+          <w:b/>
+          <w:bCs/>
+        </w:rPr>
+        <w:t xml:space="preserve">Effect modifier</w:t>
+      </w:r>
+      <w:r>
+        <w:t xml:space="preserve">: the</w:t>
+      </w:r>
+      <w:r>
+        <w:t xml:space="preserve"> </w:t>
+      </w:r>
+      <m:oMath>
+        <m:r>
+          <m:t>A</m:t>
+        </m:r>
+        <m:r>
+          <m:rPr>
+            <m:sty m:val="p"/>
+          </m:rPr>
+          <m:t>→</m:t>
+        </m:r>
+        <m:r>
+          <m:t>Y</m:t>
+        </m:r>
+      </m:oMath>
+      <w:r>
+        <w:t xml:space="preserve"> </w:t>
+      </w:r>
+      <w:r>
+        <w:t xml:space="preserve">effect varies by</w:t>
+      </w:r>
+      <w:r>
+        <w:t xml:space="preserve"> </w:t>
+      </w:r>
+      <m:oMath>
+        <m:r>
+          <m:t>V</m:t>
+        </m:r>
+      </m:oMath>
+      <w:r>
+        <w:t xml:space="preserve"> </w:t>
+      </w:r>
+      <w:r>
+        <w:t xml:space="preserve">— should stratify by</w:t>
+      </w:r>
+      <w:r>
+        <w:t xml:space="preserve"> </w:t>
+      </w:r>
+      <m:oMath>
+        <m:r>
+          <m:t>V</m:t>
+        </m:r>
+      </m:oMath>
+      <w:r>
+        <w:t xml:space="preserve"> </w:t>
+      </w:r>
+      <w:r>
+        <w:t xml:space="preserve">to fully characterize effects</w:t>
+      </w:r>
+    </w:p>
+    <w:p>
+      <w:pPr>
+        <w:pStyle w:val="Compact"/>
+        <w:numPr>
+          <w:ilvl w:val="0"/>
+          <w:numId w:val="1022"/>
+        </w:numPr>
+      </w:pPr>
+      <w:r>
+        <w:rPr>
+          <w:b/>
+          <w:bCs/>
+        </w:rPr>
+        <w:t xml:space="preserve">Both</w:t>
+      </w:r>
+      <w:r>
+        <w:t xml:space="preserve">: must adjust for</w:t>
+      </w:r>
+      <w:r>
+        <w:t xml:space="preserve"> </w:t>
+      </w:r>
+      <m:oMath>
+        <m:r>
+          <m:t>V</m:t>
+        </m:r>
+      </m:oMath>
+      <w:r>
+        <w:t xml:space="preserve"> </w:t>
+      </w:r>
+      <w:r>
+        <w:t xml:space="preserve">(confounding) and stratify (modification)</w:t>
+      </w:r>
+    </w:p>
+    <w:p>
+      <w:pPr>
+        <w:pStyle w:val="Compact"/>
+        <w:numPr>
+          <w:ilvl w:val="0"/>
+          <w:numId w:val="1022"/>
+        </w:numPr>
+      </w:pPr>
+      <w:r>
+        <w:rPr>
+          <w:b/>
+          <w:bCs/>
+        </w:rPr>
+        <w:t xml:space="preserve">Neither</w:t>
+      </w:r>
+      <w:r>
+        <w:t xml:space="preserve">:</w:t>
+      </w:r>
+      <w:r>
+        <w:t xml:space="preserve"> </w:t>
+      </w:r>
+      <m:oMath>
+        <m:r>
+          <m:t>V</m:t>
+        </m:r>
+      </m:oMath>
+      <w:r>
+        <w:t xml:space="preserve"> </w:t>
+      </w:r>
+      <w:r>
+        <w:t xml:space="preserve">is unrelated to the</w:t>
+      </w:r>
+      <w:r>
+        <w:t xml:space="preserve"> </w:t>
+      </w:r>
+      <m:oMath>
+        <m:r>
+          <m:t>A</m:t>
+        </m:r>
+        <m:r>
+          <m:rPr>
+            <m:sty m:val="p"/>
+          </m:rPr>
+          <m:t>→</m:t>
+        </m:r>
+        <m:r>
+          <m:t>Y</m:t>
+        </m:r>
+      </m:oMath>
+      <w:r>
+        <w:t xml:space="preserve"> </w:t>
+      </w:r>
+      <w:r>
+        <w:t xml:space="preserve">causal structure</w:t>
+      </w:r>
+    </w:p>
+    <w:tbl>
+      <w:tblPr>
+        <w:tblStyle w:val="Table"/>
+        <w:tblInd w:w="164" w:type="dxa"/>
+        <w:tblBorders>
+          <w:left w:val="single" w:sz="24" w:space="0" w:color="909090"/>
+        </w:tblBorders>
+        <w:tblCellMar>
+          <w:left w:w="0" w:type="dxa"/>
+          <w:right w:w="0" w:type="dxa"/>
+        </w:tblCellMar>
+        <w:tblLook w:firstRow="0" w:lastRow="0" w:firstColumn="0" w:lastColumn="0" w:noHBand="0" w:noVBand="0" w:val="0000"/>
+      </w:tblPr>
+      <w:tblGrid>
+        <w:gridCol w:w="7920"/>
+      </w:tblGrid>
+      <w:tr>
+        <w:trPr>
+          <w:cantSplit/>
+        </w:trPr>
+        <w:tc>
+          <w:tcPr>
+            <w:tcMar>
+              <w:left w:w="144" w:type="dxa"/>
+            </w:tcMar>
+          </w:tcPr>
+          <w:p>
+            <w:pPr>
+              <w:pStyle w:val="FirstParagraph"/>
+            </w:pPr>
+            <w:pPr>
+              <w:spacing w:before="16" w:after="64"/>
+            </w:pPr>
+          </w:p>
+          <w:bookmarkStart w:id="51" w:name="exm-confounder-modifier-dag"/>
           <w:p>
             <w:pPr>
               <w:pStyle w:val="BodyText"/>
@@ -10015,12 +10227,12 @@
               <w:t xml:space="preserve">(removes confounding) and report stratum-specific effects (captures modification).</w:t>
             </w:r>
           </w:p>
-          <w:bookmarkEnd w:id="47"/>
+          <w:bookmarkEnd w:id="51"/>
         </w:tc>
       </w:tr>
     </w:tbl>
-    <w:bookmarkEnd w:id="48"/>
-    <w:bookmarkStart w:id="49" w:name="identifying-effect-modification"/>
+    <w:bookmarkEnd w:id="52"/>
+    <w:bookmarkStart w:id="53" w:name="identifying-effect-modification"/>
     <w:p>
       <w:pPr>
         <w:pStyle w:val="Heading3"/>
@@ -10633,9 +10845,9 @@
         <w:t xml:space="preserve">on the risk difference scale but not on the risk ratio scale. The DAG cannot distinguish between these cases; the scale of modification must be specified separately.</w:t>
       </w:r>
     </w:p>
-    <w:bookmarkEnd w:id="49"/>
-    <w:bookmarkEnd w:id="50"/>
-    <w:bookmarkStart w:id="52" w:name="summary"/>
+    <w:bookmarkEnd w:id="53"/>
+    <w:bookmarkEnd w:id="54"/>
+    <w:bookmarkStart w:id="56" w:name="summary"/>
     <w:p>
       <w:pPr>
         <w:pStyle w:val="Heading2"/>
@@ -11659,7 +11871,7 @@
       <w:r>
         <w:t xml:space="preserve"> </w:t>
       </w:r>
-      <w:hyperlink r:id="rId51">
+      <w:hyperlink r:id="rId55">
         <w:r>
           <w:rPr>
             <w:rStyle w:val="Hyperlink"/>
@@ -11842,8 +12054,8 @@
         <w:t xml:space="preserve">: Estimation methods — IP weighting, g-formula, propensity scores</w:t>
       </w:r>
     </w:p>
-    <w:bookmarkEnd w:id="52"/>
-    <w:bookmarkStart w:id="56" w:name="references"/>
+    <w:bookmarkEnd w:id="56"/>
+    <w:bookmarkStart w:id="60" w:name="references"/>
     <w:p>
       <w:pPr>
         <w:pStyle w:val="Heading2"/>
@@ -11859,8 +12071,8 @@
         </w:pict>
       </w:r>
     </w:p>
-    <w:bookmarkStart w:id="55" w:name="refs"/>
-    <w:bookmarkStart w:id="54" w:name="ref-hernan2020causal"/>
+    <w:bookmarkStart w:id="59" w:name="refs"/>
+    <w:bookmarkStart w:id="58" w:name="ref-hernan2020causal"/>
     <w:p>
       <w:pPr>
         <w:pStyle w:val="Bibliography"/>
@@ -11884,7 +12096,7 @@
       <w:r>
         <w:t xml:space="preserve"> </w:t>
       </w:r>
-      <w:hyperlink r:id="rId53">
+      <w:hyperlink r:id="rId57">
         <w:r>
           <w:rPr>
             <w:rStyle w:val="Hyperlink"/>
@@ -11896,9 +12108,9 @@
         <w:t xml:space="preserve">.</w:t>
       </w:r>
     </w:p>
-    <w:bookmarkEnd w:id="54"/>
-    <w:bookmarkEnd w:id="55"/>
-    <w:bookmarkEnd w:id="56"/>
+    <w:bookmarkEnd w:id="58"/>
+    <w:bookmarkEnd w:id="59"/>
+    <w:bookmarkEnd w:id="60"/>
     <w:sectPr>
       <w:footnotePr>
         <w:numRestart w:val="eachSect"/>

--- a/pr-preview/pr-78/chapters/06-graphical-representation.docx
+++ b/pr-preview/pr-78/chapters/06-graphical-representation.docx
@@ -61,7 +61,7 @@
         <w:t xml:space="preserve">.</w:t>
       </w:r>
     </w:p>
-    <w:bookmarkStart w:id="16" w:name="causal-diagrams-pp.-5961"/>
+    <w:bookmarkStart w:id="17" w:name="causal-diagrams-pp.-5961"/>
     <w:p>
       <w:pPr>
         <w:pStyle w:val="Heading2"/>
@@ -998,936 +998,13 @@
       </w:r>
     </w:p>
     <w:bookmarkEnd w:id="13"/>
-    <w:bookmarkStart w:id="14" w:name="dag-terminology"/>
+    <w:bookmarkStart w:id="15" w:name="dag-terminology"/>
     <w:p>
       <w:pPr>
         <w:pStyle w:val="Heading3"/>
       </w:pPr>
       <w:r>
         <w:t xml:space="preserve">1.2 DAG Terminology</w:t>
-      </w:r>
-    </w:p>
-    <w:p>
-      <w:pPr>
-        <w:pStyle w:val="FirstParagraph"/>
-      </w:pPr>
-      <w:r>
-        <w:t xml:space="preserve">For a node</w:t>
-      </w:r>
-      <w:r>
-        <w:t xml:space="preserve"> </w:t>
-      </w:r>
-      <m:oMath>
-        <m:r>
-          <m:t>W</m:t>
-        </m:r>
-      </m:oMath>
-      <w:r>
-        <w:t xml:space="preserve"> </w:t>
-      </w:r>
-      <w:r>
-        <w:t xml:space="preserve">in a causal diagram:</w:t>
-      </w:r>
-    </w:p>
-    <w:p>
-      <w:pPr>
-        <w:pStyle w:val="Compact"/>
-        <w:numPr>
-          <w:ilvl w:val="0"/>
-          <w:numId w:val="1002"/>
-        </w:numPr>
-      </w:pPr>
-      <w:r>
-        <w:t xml:space="preserve">A</w:t>
-      </w:r>
-      <w:r>
-        <w:t xml:space="preserve"> </w:t>
-      </w:r>
-      <w:r>
-        <w:rPr>
-          <w:b/>
-          <w:bCs/>
-        </w:rPr>
-        <w:t xml:space="preserve">parent</w:t>
-      </w:r>
-      <w:r>
-        <w:t xml:space="preserve"> </w:t>
-      </w:r>
-      <w:r>
-        <w:t xml:space="preserve">of</w:t>
-      </w:r>
-      <w:r>
-        <w:t xml:space="preserve"> </w:t>
-      </w:r>
-      <m:oMath>
-        <m:r>
-          <m:t>W</m:t>
-        </m:r>
-      </m:oMath>
-      <w:r>
-        <w:t xml:space="preserve"> </w:t>
-      </w:r>
-      <w:r>
-        <w:t xml:space="preserve">is any node with a direct arrow into</w:t>
-      </w:r>
-      <w:r>
-        <w:t xml:space="preserve"> </w:t>
-      </w:r>
-      <m:oMath>
-        <m:r>
-          <m:t>W</m:t>
-        </m:r>
-      </m:oMath>
-    </w:p>
-    <w:p>
-      <w:pPr>
-        <w:pStyle w:val="Compact"/>
-        <w:numPr>
-          <w:ilvl w:val="0"/>
-          <w:numId w:val="1002"/>
-        </w:numPr>
-      </w:pPr>
-      <w:r>
-        <w:t xml:space="preserve">A</w:t>
-      </w:r>
-      <w:r>
-        <w:t xml:space="preserve"> </w:t>
-      </w:r>
-      <w:r>
-        <w:rPr>
-          <w:b/>
-          <w:bCs/>
-        </w:rPr>
-        <w:t xml:space="preserve">child</w:t>
-      </w:r>
-      <w:r>
-        <w:t xml:space="preserve"> </w:t>
-      </w:r>
-      <w:r>
-        <w:t xml:space="preserve">of</w:t>
-      </w:r>
-      <w:r>
-        <w:t xml:space="preserve"> </w:t>
-      </w:r>
-      <m:oMath>
-        <m:r>
-          <m:t>W</m:t>
-        </m:r>
-      </m:oMath>
-      <w:r>
-        <w:t xml:space="preserve"> </w:t>
-      </w:r>
-      <w:r>
-        <w:t xml:space="preserve">is any node that</w:t>
-      </w:r>
-      <w:r>
-        <w:t xml:space="preserve"> </w:t>
-      </w:r>
-      <m:oMath>
-        <m:r>
-          <m:t>W</m:t>
-        </m:r>
-      </m:oMath>
-      <w:r>
-        <w:t xml:space="preserve"> </w:t>
-      </w:r>
-      <w:r>
-        <w:t xml:space="preserve">has a direct arrow into</w:t>
-      </w:r>
-    </w:p>
-    <w:p>
-      <w:pPr>
-        <w:pStyle w:val="Compact"/>
-        <w:numPr>
-          <w:ilvl w:val="0"/>
-          <w:numId w:val="1002"/>
-        </w:numPr>
-      </w:pPr>
-      <w:r>
-        <w:t xml:space="preserve">An</w:t>
-      </w:r>
-      <w:r>
-        <w:t xml:space="preserve"> </w:t>
-      </w:r>
-      <w:r>
-        <w:rPr>
-          <w:b/>
-          <w:bCs/>
-        </w:rPr>
-        <w:t xml:space="preserve">ancestor</w:t>
-      </w:r>
-      <w:r>
-        <w:t xml:space="preserve"> </w:t>
-      </w:r>
-      <w:r>
-        <w:t xml:space="preserve">of</w:t>
-      </w:r>
-      <w:r>
-        <w:t xml:space="preserve"> </w:t>
-      </w:r>
-      <m:oMath>
-        <m:r>
-          <m:t>W</m:t>
-        </m:r>
-      </m:oMath>
-      <w:r>
-        <w:t xml:space="preserve"> </w:t>
-      </w:r>
-      <w:r>
-        <w:t xml:space="preserve">is any node from which</w:t>
-      </w:r>
-      <w:r>
-        <w:t xml:space="preserve"> </w:t>
-      </w:r>
-      <m:oMath>
-        <m:r>
-          <m:t>W</m:t>
-        </m:r>
-      </m:oMath>
-      <w:r>
-        <w:t xml:space="preserve"> </w:t>
-      </w:r>
-      <w:r>
-        <w:t xml:space="preserve">is reachable by following arrows</w:t>
-      </w:r>
-    </w:p>
-    <w:p>
-      <w:pPr>
-        <w:pStyle w:val="Compact"/>
-        <w:numPr>
-          <w:ilvl w:val="0"/>
-          <w:numId w:val="1002"/>
-        </w:numPr>
-      </w:pPr>
-      <w:r>
-        <w:t xml:space="preserve">A</w:t>
-      </w:r>
-      <w:r>
-        <w:t xml:space="preserve"> </w:t>
-      </w:r>
-      <w:r>
-        <w:rPr>
-          <w:b/>
-          <w:bCs/>
-        </w:rPr>
-        <w:t xml:space="preserve">descendant</w:t>
-      </w:r>
-      <w:r>
-        <w:t xml:space="preserve"> </w:t>
-      </w:r>
-      <w:r>
-        <w:t xml:space="preserve">of</w:t>
-      </w:r>
-      <w:r>
-        <w:t xml:space="preserve"> </w:t>
-      </w:r>
-      <m:oMath>
-        <m:r>
-          <m:t>W</m:t>
-        </m:r>
-      </m:oMath>
-      <w:r>
-        <w:t xml:space="preserve"> </w:t>
-      </w:r>
-      <w:r>
-        <w:t xml:space="preserve">is any node reachable from</w:t>
-      </w:r>
-      <w:r>
-        <w:t xml:space="preserve"> </w:t>
-      </w:r>
-      <m:oMath>
-        <m:r>
-          <m:t>W</m:t>
-        </m:r>
-      </m:oMath>
-      <w:r>
-        <w:t xml:space="preserve"> </w:t>
-      </w:r>
-      <w:r>
-        <w:t xml:space="preserve">by following arrows</w:t>
-      </w:r>
-    </w:p>
-    <w:p>
-      <w:pPr>
-        <w:pStyle w:val="Compact"/>
-        <w:numPr>
-          <w:ilvl w:val="0"/>
-          <w:numId w:val="1002"/>
-        </w:numPr>
-      </w:pPr>
-      <w:r>
-        <w:t xml:space="preserve">A</w:t>
-      </w:r>
-      <w:r>
-        <w:t xml:space="preserve"> </w:t>
-      </w:r>
-      <w:r>
-        <w:rPr>
-          <w:b/>
-          <w:bCs/>
-        </w:rPr>
-        <w:t xml:space="preserve">path</w:t>
-      </w:r>
-      <w:r>
-        <w:t xml:space="preserve"> </w:t>
-      </w:r>
-      <w:r>
-        <w:t xml:space="preserve">between two nodes is any sequence of nodes connected by edges (arrows), regardless of direction</w:t>
-      </w:r>
-    </w:p>
-    <w:p>
-      <w:pPr>
-        <w:pStyle w:val="FirstParagraph"/>
-      </w:pPr>
-      <w:r>
-        <w:t xml:space="preserve">In Figure 6.1:</w:t>
-      </w:r>
-      <w:r>
-        <w:t xml:space="preserve"> </w:t>
-      </w:r>
-      <m:oMath>
-        <m:r>
-          <m:t>L</m:t>
-        </m:r>
-      </m:oMath>
-      <w:r>
-        <w:t xml:space="preserve"> </w:t>
-      </w:r>
-      <w:r>
-        <w:t xml:space="preserve">is a parent of</w:t>
-      </w:r>
-      <w:r>
-        <w:t xml:space="preserve"> </w:t>
-      </w:r>
-      <m:oMath>
-        <m:r>
-          <m:t>A</m:t>
-        </m:r>
-      </m:oMath>
-      <w:r>
-        <w:t xml:space="preserve"> </w:t>
-      </w:r>
-      <w:r>
-        <w:t xml:space="preserve">and a parent of</w:t>
-      </w:r>
-      <w:r>
-        <w:t xml:space="preserve"> </w:t>
-      </w:r>
-      <m:oMath>
-        <m:r>
-          <m:t>Y</m:t>
-        </m:r>
-      </m:oMath>
-      <w:r>
-        <w:t xml:space="preserve">;</w:t>
-      </w:r>
-      <w:r>
-        <w:t xml:space="preserve"> </w:t>
-      </w:r>
-      <m:oMath>
-        <m:r>
-          <m:t>A</m:t>
-        </m:r>
-      </m:oMath>
-      <w:r>
-        <w:t xml:space="preserve"> </w:t>
-      </w:r>
-      <w:r>
-        <w:t xml:space="preserve">is a child of</w:t>
-      </w:r>
-      <w:r>
-        <w:t xml:space="preserve"> </w:t>
-      </w:r>
-      <m:oMath>
-        <m:r>
-          <m:t>L</m:t>
-        </m:r>
-      </m:oMath>
-      <w:r>
-        <w:t xml:space="preserve">;</w:t>
-      </w:r>
-      <w:r>
-        <w:t xml:space="preserve"> </w:t>
-      </w:r>
-      <m:oMath>
-        <m:r>
-          <m:t>Y</m:t>
-        </m:r>
-      </m:oMath>
-      <w:r>
-        <w:t xml:space="preserve"> </w:t>
-      </w:r>
-      <w:r>
-        <w:t xml:space="preserve">is a descendant of</w:t>
-      </w:r>
-      <w:r>
-        <w:t xml:space="preserve"> </w:t>
-      </w:r>
-      <m:oMath>
-        <m:r>
-          <m:t>L</m:t>
-        </m:r>
-      </m:oMath>
-      <w:r>
-        <w:t xml:space="preserve"> </w:t>
-      </w:r>
-      <w:r>
-        <w:t xml:space="preserve">via two paths (</w:t>
-      </w:r>
-      <m:oMath>
-        <m:r>
-          <m:t>L</m:t>
-        </m:r>
-        <m:r>
-          <m:rPr>
-            <m:sty m:val="p"/>
-          </m:rPr>
-          <m:t>→</m:t>
-        </m:r>
-        <m:r>
-          <m:t>Y</m:t>
-        </m:r>
-      </m:oMath>
-      <w:r>
-        <w:t xml:space="preserve"> </w:t>
-      </w:r>
-      <w:r>
-        <w:t xml:space="preserve">directly, and</w:t>
-      </w:r>
-      <w:r>
-        <w:t xml:space="preserve"> </w:t>
-      </w:r>
-      <m:oMath>
-        <m:r>
-          <m:t>L</m:t>
-        </m:r>
-        <m:r>
-          <m:rPr>
-            <m:sty m:val="p"/>
-          </m:rPr>
-          <m:t>→</m:t>
-        </m:r>
-        <m:r>
-          <m:t>A</m:t>
-        </m:r>
-        <m:r>
-          <m:rPr>
-            <m:sty m:val="p"/>
-          </m:rPr>
-          <m:t>→</m:t>
-        </m:r>
-        <m:r>
-          <m:t>Y</m:t>
-        </m:r>
-      </m:oMath>
-      <w:r>
-        <w:t xml:space="preserve">).</w:t>
-      </w:r>
-    </w:p>
-    <w:bookmarkEnd w:id="14"/>
-    <w:bookmarkStart w:id="15" w:name="what-dag-arrows-represent"/>
-    <w:p>
-      <w:pPr>
-        <w:pStyle w:val="Heading3"/>
-      </w:pPr>
-      <w:r>
-        <w:t xml:space="preserve">1.3 What DAG Arrows Represent</w:t>
-      </w:r>
-    </w:p>
-    <w:p>
-      <w:pPr>
-        <w:pStyle w:val="FirstParagraph"/>
-      </w:pPr>
-      <w:r>
-        <w:t xml:space="preserve">The</w:t>
-      </w:r>
-      <w:r>
-        <w:t xml:space="preserve"> </w:t>
-      </w:r>
-      <w:r>
-        <w:rPr>
-          <w:b/>
-          <w:bCs/>
-        </w:rPr>
-        <w:t xml:space="preserve">presence</w:t>
-      </w:r>
-      <w:r>
-        <w:t xml:space="preserve"> </w:t>
-      </w:r>
-      <w:r>
-        <w:t xml:space="preserve">of an arrow</w:t>
-      </w:r>
-      <w:r>
-        <w:t xml:space="preserve"> </w:t>
-      </w:r>
-      <m:oMath>
-        <m:r>
-          <m:t>V</m:t>
-        </m:r>
-        <m:r>
-          <m:rPr>
-            <m:sty m:val="p"/>
-          </m:rPr>
-          <m:t>→</m:t>
-        </m:r>
-        <m:r>
-          <m:t>W</m:t>
-        </m:r>
-      </m:oMath>
-      <w:r>
-        <w:t xml:space="preserve"> </w:t>
-      </w:r>
-      <w:r>
-        <w:t xml:space="preserve">encodes the assumption that</w:t>
-      </w:r>
-      <w:r>
-        <w:t xml:space="preserve"> </w:t>
-      </w:r>
-      <m:oMath>
-        <m:r>
-          <m:t>V</m:t>
-        </m:r>
-      </m:oMath>
-      <w:r>
-        <w:t xml:space="preserve"> </w:t>
-      </w:r>
-      <w:r>
-        <w:t xml:space="preserve">has a direct causal effect on</w:t>
-      </w:r>
-      <w:r>
-        <w:t xml:space="preserve"> </w:t>
-      </w:r>
-      <m:oMath>
-        <m:r>
-          <m:t>W</m:t>
-        </m:r>
-      </m:oMath>
-      <w:r>
-        <w:t xml:space="preserve"> </w:t>
-      </w:r>
-      <w:r>
-        <w:t xml:space="preserve">(i.e., not entirely mediated by other variables explicitly shown in the graph).</w:t>
-      </w:r>
-    </w:p>
-    <w:p>
-      <w:pPr>
-        <w:pStyle w:val="BodyText"/>
-      </w:pPr>
-      <w:r>
-        <w:t xml:space="preserve">The</w:t>
-      </w:r>
-      <w:r>
-        <w:t xml:space="preserve"> </w:t>
-      </w:r>
-      <w:r>
-        <w:rPr>
-          <w:b/>
-          <w:bCs/>
-        </w:rPr>
-        <w:t xml:space="preserve">absence</w:t>
-      </w:r>
-      <w:r>
-        <w:t xml:space="preserve"> </w:t>
-      </w:r>
-      <w:r>
-        <w:t xml:space="preserve">of an arrow between</w:t>
-      </w:r>
-      <w:r>
-        <w:t xml:space="preserve"> </w:t>
-      </w:r>
-      <m:oMath>
-        <m:r>
-          <m:t>V</m:t>
-        </m:r>
-      </m:oMath>
-      <w:r>
-        <w:t xml:space="preserve"> </w:t>
-      </w:r>
-      <w:r>
-        <w:t xml:space="preserve">and</w:t>
-      </w:r>
-      <w:r>
-        <w:t xml:space="preserve"> </w:t>
-      </w:r>
-      <m:oMath>
-        <m:r>
-          <m:t>W</m:t>
-        </m:r>
-      </m:oMath>
-      <w:r>
-        <w:t xml:space="preserve"> </w:t>
-      </w:r>
-      <w:r>
-        <w:t xml:space="preserve">(with no directed path from</w:t>
-      </w:r>
-      <w:r>
-        <w:t xml:space="preserve"> </w:t>
-      </w:r>
-      <m:oMath>
-        <m:r>
-          <m:t>V</m:t>
-        </m:r>
-      </m:oMath>
-      <w:r>
-        <w:t xml:space="preserve"> </w:t>
-      </w:r>
-      <w:r>
-        <w:t xml:space="preserve">to</w:t>
-      </w:r>
-      <w:r>
-        <w:t xml:space="preserve"> </w:t>
-      </w:r>
-      <m:oMath>
-        <m:r>
-          <m:t>W</m:t>
-        </m:r>
-      </m:oMath>
-      <w:r>
-        <w:t xml:space="preserve">) encodes the assumption that</w:t>
-      </w:r>
-      <w:r>
-        <w:t xml:space="preserve"> </w:t>
-      </w:r>
-      <m:oMath>
-        <m:r>
-          <m:t>V</m:t>
-        </m:r>
-      </m:oMath>
-      <w:r>
-        <w:t xml:space="preserve"> </w:t>
-      </w:r>
-      <w:r>
-        <w:t xml:space="preserve">has no direct causal effect on</w:t>
-      </w:r>
-      <w:r>
-        <w:t xml:space="preserve"> </w:t>
-      </w:r>
-      <m:oMath>
-        <m:r>
-          <m:t>W</m:t>
-        </m:r>
-      </m:oMath>
-      <w:r>
-        <w:t xml:space="preserve">, given the other variables in the graph. This is a substantive causal assumption that must be justified by subject-matter knowledge.</w:t>
-      </w:r>
-    </w:p>
-    <w:p>
-      <w:pPr>
-        <w:pStyle w:val="BodyText"/>
-      </w:pPr>
-      <w:r>
-        <w:rPr>
-          <w:b/>
-          <w:bCs/>
-        </w:rPr>
-        <w:t xml:space="preserve">What DAGs do and do not represent:</w:t>
-      </w:r>
-    </w:p>
-    <w:p>
-      <w:pPr>
-        <w:pStyle w:val="Compact"/>
-        <w:numPr>
-          <w:ilvl w:val="0"/>
-          <w:numId w:val="1003"/>
-        </w:numPr>
-      </w:pPr>
-      <w:r>
-        <w:rPr>
-          <w:b/>
-          <w:bCs/>
-        </w:rPr>
-        <w:t xml:space="preserve">Do represent</w:t>
-      </w:r>
-      <w:r>
-        <w:t xml:space="preserve">: qualitative causal structure (which variables directly cause which)</w:t>
-      </w:r>
-    </w:p>
-    <w:p>
-      <w:pPr>
-        <w:pStyle w:val="Compact"/>
-        <w:numPr>
-          <w:ilvl w:val="0"/>
-          <w:numId w:val="1003"/>
-        </w:numPr>
-      </w:pPr>
-      <w:r>
-        <w:rPr>
-          <w:b/>
-          <w:bCs/>
-        </w:rPr>
-        <w:t xml:space="preserve">Do not represent</w:t>
-      </w:r>
-      <w:r>
-        <w:t xml:space="preserve">: magnitude, direction, or functional form of effects</w:t>
-      </w:r>
-    </w:p>
-    <w:p>
-      <w:pPr>
-        <w:pStyle w:val="Compact"/>
-        <w:numPr>
-          <w:ilvl w:val="0"/>
-          <w:numId w:val="1003"/>
-        </w:numPr>
-      </w:pPr>
-      <w:r>
-        <w:rPr>
-          <w:b/>
-          <w:bCs/>
-        </w:rPr>
-        <w:t xml:space="preserve">Do not represent</w:t>
-      </w:r>
-      <w:r>
-        <w:t xml:space="preserve">: effect modification (heterogeneity of effects across subgroups)</w:t>
-      </w:r>
-    </w:p>
-    <w:p>
-      <w:pPr>
-        <w:pStyle w:val="FirstParagraph"/>
-      </w:pPr>
-      <w:r>
-        <w:rPr>
-          <w:b/>
-          <w:bCs/>
-        </w:rPr>
-        <w:t xml:space="preserve">Why acyclic?</w:t>
-      </w:r>
-      <w:r>
-        <w:t xml:space="preserve"> </w:t>
-      </w:r>
-      <w:r>
-        <w:t xml:space="preserve">DAGs do not allow feedback loops (e.g.,</w:t>
-      </w:r>
-      <w:r>
-        <w:t xml:space="preserve"> </w:t>
-      </w:r>
-      <m:oMath>
-        <m:r>
-          <m:t>A</m:t>
-        </m:r>
-        <m:r>
-          <m:rPr>
-            <m:sty m:val="p"/>
-          </m:rPr>
-          <m:t>→</m:t>
-        </m:r>
-        <m:r>
-          <m:t>Y</m:t>
-        </m:r>
-        <m:r>
-          <m:rPr>
-            <m:sty m:val="p"/>
-          </m:rPr>
-          <m:t>→</m:t>
-        </m:r>
-        <m:r>
-          <m:t>A</m:t>
-        </m:r>
-      </m:oMath>
-      <w:r>
-        <w:t xml:space="preserve">). For dynamic settings with feedback, longitudinal DAGs or other frameworks are needed (see Part III of the textbook).</w:t>
-      </w:r>
-    </w:p>
-    <w:p>
-      <w:pPr>
-        <w:pStyle w:val="BodyText"/>
-      </w:pPr>
-      <w:r>
-        <w:rPr>
-          <w:b/>
-          <w:bCs/>
-        </w:rPr>
-        <w:t xml:space="preserve">Unmeasured common causes:</w:t>
-      </w:r>
-      <w:r>
-        <w:t xml:space="preserve"> </w:t>
-      </w:r>
-      <w:r>
-        <w:t xml:space="preserve">In Figure 6.1, we assume</w:t>
-      </w:r>
-      <w:r>
-        <w:t xml:space="preserve"> </w:t>
-      </w:r>
-      <m:oMath>
-        <m:sSub>
-          <m:e>
-            <m:r>
-              <m:t>U</m:t>
-            </m:r>
-          </m:e>
-          <m:sub>
-            <m:r>
-              <m:t>L</m:t>
-            </m:r>
-          </m:sub>
-        </m:sSub>
-      </m:oMath>
-      <w:r>
-        <w:t xml:space="preserve">,</w:t>
-      </w:r>
-      <w:r>
-        <w:t xml:space="preserve"> </w:t>
-      </w:r>
-      <m:oMath>
-        <m:sSub>
-          <m:e>
-            <m:r>
-              <m:t>U</m:t>
-            </m:r>
-          </m:e>
-          <m:sub>
-            <m:r>
-              <m:t>A</m:t>
-            </m:r>
-          </m:sub>
-        </m:sSub>
-      </m:oMath>
-      <w:r>
-        <w:t xml:space="preserve">,</w:t>
-      </w:r>
-      <w:r>
-        <w:t xml:space="preserve"> </w:t>
-      </w:r>
-      <m:oMath>
-        <m:sSub>
-          <m:e>
-            <m:r>
-              <m:t>U</m:t>
-            </m:r>
-          </m:e>
-          <m:sub>
-            <m:r>
-              <m:t>Y</m:t>
-            </m:r>
-          </m:sub>
-        </m:sSub>
-      </m:oMath>
-      <w:r>
-        <w:t xml:space="preserve"> </w:t>
-      </w:r>
-      <w:r>
-        <w:t xml:space="preserve">are mutually independent. If they were not independent — for instance, if</w:t>
-      </w:r>
-      <w:r>
-        <w:t xml:space="preserve"> </w:t>
-      </w:r>
-      <m:oMath>
-        <m:sSub>
-          <m:e>
-            <m:r>
-              <m:t>U</m:t>
-            </m:r>
-          </m:e>
-          <m:sub>
-            <m:r>
-              <m:t>A</m:t>
-            </m:r>
-          </m:sub>
-        </m:sSub>
-      </m:oMath>
-      <w:r>
-        <w:t xml:space="preserve"> </w:t>
-      </w:r>
-      <w:r>
-        <w:t xml:space="preserve">and</w:t>
-      </w:r>
-      <w:r>
-        <w:t xml:space="preserve"> </w:t>
-      </w:r>
-      <m:oMath>
-        <m:sSub>
-          <m:e>
-            <m:r>
-              <m:t>U</m:t>
-            </m:r>
-          </m:e>
-          <m:sub>
-            <m:r>
-              <m:t>Y</m:t>
-            </m:r>
-          </m:sub>
-        </m:sSub>
-      </m:oMath>
-      <w:r>
-        <w:t xml:space="preserve"> </w:t>
-      </w:r>
-      <w:r>
-        <w:t xml:space="preserve">were correlated — we would need to add an unmeasured common cause node connecting</w:t>
-      </w:r>
-      <w:r>
-        <w:t xml:space="preserve"> </w:t>
-      </w:r>
-      <m:oMath>
-        <m:r>
-          <m:t>A</m:t>
-        </m:r>
-      </m:oMath>
-      <w:r>
-        <w:t xml:space="preserve"> </w:t>
-      </w:r>
-      <w:r>
-        <w:t xml:space="preserve">and</w:t>
-      </w:r>
-      <w:r>
-        <w:t xml:space="preserve"> </w:t>
-      </w:r>
-      <m:oMath>
-        <m:r>
-          <m:t>Y</m:t>
-        </m:r>
-      </m:oMath>
-      <w:r>
-        <w:t xml:space="preserve">, representing unmeasured confounding.</w:t>
-      </w:r>
-    </w:p>
-    <w:bookmarkEnd w:id="15"/>
-    <w:bookmarkEnd w:id="16"/>
-    <w:bookmarkStart w:id="20" w:name="Xc4e42a70c1211184bc0c983fe9a2c0524fac64d"/>
-    <w:p>
-      <w:pPr>
-        <w:pStyle w:val="Heading2"/>
-      </w:pPr>
-      <w:r>
-        <w:t xml:space="preserve">2 6.2 Causal Diagrams and Marginal Independence (pp. 61–64)</w:t>
-      </w:r>
-    </w:p>
-    <w:p>
-      <w:r>
-        <w:pict>
-          <v:rect style="width:0;height:1.5pt" o:hralign="center" o:hrstd="t" o:hr="t"/>
-        </w:pict>
-      </w:r>
-    </w:p>
-    <w:p>
-      <w:pPr>
-        <w:pStyle w:val="FirstParagraph"/>
-      </w:pPr>
-      <w:r>
-        <w:t xml:space="preserve">Causal diagrams encode information about which variables are</w:t>
-      </w:r>
-      <w:r>
-        <w:t xml:space="preserve"> </w:t>
-      </w:r>
-      <w:r>
-        <w:rPr>
-          <w:b/>
-          <w:bCs/>
-        </w:rPr>
-        <w:t xml:space="preserve">marginally independent</w:t>
-      </w:r>
-      <w:r>
-        <w:t xml:space="preserve"> </w:t>
-      </w:r>
-      <w:r>
-        <w:t xml:space="preserve">(independent unconditionally, before conditioning on any variable). We can read this information directly from the graph structure.</w:t>
-      </w:r>
-    </w:p>
-    <w:bookmarkStart w:id="19" w:name="open-and-blocked-paths"/>
-    <w:p>
-      <w:pPr>
-        <w:pStyle w:val="Heading3"/>
-      </w:pPr>
-      <w:r>
-        <w:t xml:space="preserve">2.1 Open and Blocked Paths</w:t>
       </w:r>
     </w:p>
     <w:tbl>
@@ -1964,7 +1041,7 @@
               <w:spacing w:before="16" w:after="64"/>
             </w:pPr>
           </w:p>
-          <w:bookmarkStart w:id="17" w:name="def-open-blocked-path"/>
+          <w:bookmarkStart w:id="14" w:name="def-dag-terminology"/>
           <w:p>
             <w:pPr>
               <w:pStyle w:val="BodyText"/>
@@ -1974,7 +1051,979 @@
                 <w:b/>
                 <w:bCs/>
               </w:rPr>
-              <w:t xml:space="preserve">Definition 2 (Open and Blocked Paths)</w:t>
+              <w:t xml:space="preserve">Definition 2 (DAG Terminology)</w:t>
+            </w:r>
+            <w:r>
+              <w:t xml:space="preserve"> </w:t>
+            </w:r>
+            <w:r>
+              <w:t xml:space="preserve">For a node</w:t>
+            </w:r>
+            <w:r>
+              <w:t xml:space="preserve"> </w:t>
+            </w:r>
+            <m:oMath>
+              <m:r>
+                <m:t>W</m:t>
+              </m:r>
+            </m:oMath>
+            <w:r>
+              <w:t xml:space="preserve"> </w:t>
+            </w:r>
+            <w:r>
+              <w:t xml:space="preserve">in a causal diagram:</w:t>
+            </w:r>
+          </w:p>
+          <w:p>
+            <w:pPr>
+              <w:pStyle w:val="Compact"/>
+              <w:numPr>
+                <w:ilvl w:val="0"/>
+                <w:numId w:val="1002"/>
+              </w:numPr>
+            </w:pPr>
+            <w:r>
+              <w:t xml:space="preserve">A</w:t>
+            </w:r>
+            <w:r>
+              <w:t xml:space="preserve"> </w:t>
+            </w:r>
+            <w:r>
+              <w:rPr>
+                <w:b/>
+                <w:bCs/>
+              </w:rPr>
+              <w:t xml:space="preserve">parent</w:t>
+            </w:r>
+            <w:r>
+              <w:t xml:space="preserve"> </w:t>
+            </w:r>
+            <w:r>
+              <w:t xml:space="preserve">of</w:t>
+            </w:r>
+            <w:r>
+              <w:t xml:space="preserve"> </w:t>
+            </w:r>
+            <m:oMath>
+              <m:r>
+                <m:t>W</m:t>
+              </m:r>
+            </m:oMath>
+            <w:r>
+              <w:t xml:space="preserve"> </w:t>
+            </w:r>
+            <w:r>
+              <w:t xml:space="preserve">is any node with a direct arrow into</w:t>
+            </w:r>
+            <w:r>
+              <w:t xml:space="preserve"> </w:t>
+            </w:r>
+            <m:oMath>
+              <m:r>
+                <m:t>W</m:t>
+              </m:r>
+            </m:oMath>
+          </w:p>
+          <w:p>
+            <w:pPr>
+              <w:pStyle w:val="Compact"/>
+              <w:numPr>
+                <w:ilvl w:val="0"/>
+                <w:numId w:val="1002"/>
+              </w:numPr>
+            </w:pPr>
+            <w:r>
+              <w:t xml:space="preserve">A</w:t>
+            </w:r>
+            <w:r>
+              <w:t xml:space="preserve"> </w:t>
+            </w:r>
+            <w:r>
+              <w:rPr>
+                <w:b/>
+                <w:bCs/>
+              </w:rPr>
+              <w:t xml:space="preserve">child</w:t>
+            </w:r>
+            <w:r>
+              <w:t xml:space="preserve"> </w:t>
+            </w:r>
+            <w:r>
+              <w:t xml:space="preserve">of</w:t>
+            </w:r>
+            <w:r>
+              <w:t xml:space="preserve"> </w:t>
+            </w:r>
+            <m:oMath>
+              <m:r>
+                <m:t>W</m:t>
+              </m:r>
+            </m:oMath>
+            <w:r>
+              <w:t xml:space="preserve"> </w:t>
+            </w:r>
+            <w:r>
+              <w:t xml:space="preserve">is any node that</w:t>
+            </w:r>
+            <w:r>
+              <w:t xml:space="preserve"> </w:t>
+            </w:r>
+            <m:oMath>
+              <m:r>
+                <m:t>W</m:t>
+              </m:r>
+            </m:oMath>
+            <w:r>
+              <w:t xml:space="preserve"> </w:t>
+            </w:r>
+            <w:r>
+              <w:t xml:space="preserve">has a direct arrow into</w:t>
+            </w:r>
+          </w:p>
+          <w:p>
+            <w:pPr>
+              <w:pStyle w:val="Compact"/>
+              <w:numPr>
+                <w:ilvl w:val="0"/>
+                <w:numId w:val="1002"/>
+              </w:numPr>
+            </w:pPr>
+            <w:r>
+              <w:t xml:space="preserve">An</w:t>
+            </w:r>
+            <w:r>
+              <w:t xml:space="preserve"> </w:t>
+            </w:r>
+            <w:r>
+              <w:rPr>
+                <w:b/>
+                <w:bCs/>
+              </w:rPr>
+              <w:t xml:space="preserve">ancestor</w:t>
+            </w:r>
+            <w:r>
+              <w:t xml:space="preserve"> </w:t>
+            </w:r>
+            <w:r>
+              <w:t xml:space="preserve">of</w:t>
+            </w:r>
+            <w:r>
+              <w:t xml:space="preserve"> </w:t>
+            </w:r>
+            <m:oMath>
+              <m:r>
+                <m:t>W</m:t>
+              </m:r>
+            </m:oMath>
+            <w:r>
+              <w:t xml:space="preserve"> </w:t>
+            </w:r>
+            <w:r>
+              <w:t xml:space="preserve">is any node from which</w:t>
+            </w:r>
+            <w:r>
+              <w:t xml:space="preserve"> </w:t>
+            </w:r>
+            <m:oMath>
+              <m:r>
+                <m:t>W</m:t>
+              </m:r>
+            </m:oMath>
+            <w:r>
+              <w:t xml:space="preserve"> </w:t>
+            </w:r>
+            <w:r>
+              <w:t xml:space="preserve">is reachable by following arrows</w:t>
+            </w:r>
+          </w:p>
+          <w:p>
+            <w:pPr>
+              <w:pStyle w:val="Compact"/>
+              <w:numPr>
+                <w:ilvl w:val="0"/>
+                <w:numId w:val="1002"/>
+              </w:numPr>
+            </w:pPr>
+            <w:r>
+              <w:t xml:space="preserve">A</w:t>
+            </w:r>
+            <w:r>
+              <w:t xml:space="preserve"> </w:t>
+            </w:r>
+            <w:r>
+              <w:rPr>
+                <w:b/>
+                <w:bCs/>
+              </w:rPr>
+              <w:t xml:space="preserve">descendant</w:t>
+            </w:r>
+            <w:r>
+              <w:t xml:space="preserve"> </w:t>
+            </w:r>
+            <w:r>
+              <w:t xml:space="preserve">of</w:t>
+            </w:r>
+            <w:r>
+              <w:t xml:space="preserve"> </w:t>
+            </w:r>
+            <m:oMath>
+              <m:r>
+                <m:t>W</m:t>
+              </m:r>
+            </m:oMath>
+            <w:r>
+              <w:t xml:space="preserve"> </w:t>
+            </w:r>
+            <w:r>
+              <w:t xml:space="preserve">is any node reachable from</w:t>
+            </w:r>
+            <w:r>
+              <w:t xml:space="preserve"> </w:t>
+            </w:r>
+            <m:oMath>
+              <m:r>
+                <m:t>W</m:t>
+              </m:r>
+            </m:oMath>
+            <w:r>
+              <w:t xml:space="preserve"> </w:t>
+            </w:r>
+            <w:r>
+              <w:t xml:space="preserve">by following arrows</w:t>
+            </w:r>
+          </w:p>
+          <w:p>
+            <w:pPr>
+              <w:pStyle w:val="Compact"/>
+              <w:numPr>
+                <w:ilvl w:val="0"/>
+                <w:numId w:val="1002"/>
+              </w:numPr>
+            </w:pPr>
+            <w:r>
+              <w:t xml:space="preserve">A</w:t>
+            </w:r>
+            <w:r>
+              <w:t xml:space="preserve"> </w:t>
+            </w:r>
+            <w:r>
+              <w:rPr>
+                <w:b/>
+                <w:bCs/>
+              </w:rPr>
+              <w:t xml:space="preserve">path</w:t>
+            </w:r>
+            <w:r>
+              <w:t xml:space="preserve"> </w:t>
+            </w:r>
+            <w:r>
+              <w:t xml:space="preserve">between two nodes is any sequence of nodes connected by edges (arrows), regardless of direction</w:t>
+            </w:r>
+          </w:p>
+          <w:bookmarkEnd w:id="14"/>
+        </w:tc>
+      </w:tr>
+    </w:tbl>
+    <w:p>
+      <w:pPr>
+        <w:pStyle w:val="FirstParagraph"/>
+      </w:pPr>
+      <w:r>
+        <w:t xml:space="preserve">In Figure 6.1:</w:t>
+      </w:r>
+      <w:r>
+        <w:t xml:space="preserve"> </w:t>
+      </w:r>
+      <m:oMath>
+        <m:r>
+          <m:t>L</m:t>
+        </m:r>
+      </m:oMath>
+      <w:r>
+        <w:t xml:space="preserve"> </w:t>
+      </w:r>
+      <w:r>
+        <w:t xml:space="preserve">is a parent of</w:t>
+      </w:r>
+      <w:r>
+        <w:t xml:space="preserve"> </w:t>
+      </w:r>
+      <m:oMath>
+        <m:r>
+          <m:t>A</m:t>
+        </m:r>
+      </m:oMath>
+      <w:r>
+        <w:t xml:space="preserve"> </w:t>
+      </w:r>
+      <w:r>
+        <w:t xml:space="preserve">and a parent of</w:t>
+      </w:r>
+      <w:r>
+        <w:t xml:space="preserve"> </w:t>
+      </w:r>
+      <m:oMath>
+        <m:r>
+          <m:t>Y</m:t>
+        </m:r>
+      </m:oMath>
+      <w:r>
+        <w:t xml:space="preserve">;</w:t>
+      </w:r>
+      <w:r>
+        <w:t xml:space="preserve"> </w:t>
+      </w:r>
+      <m:oMath>
+        <m:r>
+          <m:t>A</m:t>
+        </m:r>
+      </m:oMath>
+      <w:r>
+        <w:t xml:space="preserve"> </w:t>
+      </w:r>
+      <w:r>
+        <w:t xml:space="preserve">is a child of</w:t>
+      </w:r>
+      <w:r>
+        <w:t xml:space="preserve"> </w:t>
+      </w:r>
+      <m:oMath>
+        <m:r>
+          <m:t>L</m:t>
+        </m:r>
+      </m:oMath>
+      <w:r>
+        <w:t xml:space="preserve">;</w:t>
+      </w:r>
+      <w:r>
+        <w:t xml:space="preserve"> </w:t>
+      </w:r>
+      <m:oMath>
+        <m:r>
+          <m:t>Y</m:t>
+        </m:r>
+      </m:oMath>
+      <w:r>
+        <w:t xml:space="preserve"> </w:t>
+      </w:r>
+      <w:r>
+        <w:t xml:space="preserve">is a descendant of</w:t>
+      </w:r>
+      <w:r>
+        <w:t xml:space="preserve"> </w:t>
+      </w:r>
+      <m:oMath>
+        <m:r>
+          <m:t>L</m:t>
+        </m:r>
+      </m:oMath>
+      <w:r>
+        <w:t xml:space="preserve"> </w:t>
+      </w:r>
+      <w:r>
+        <w:t xml:space="preserve">via two paths (</w:t>
+      </w:r>
+      <m:oMath>
+        <m:r>
+          <m:t>L</m:t>
+        </m:r>
+        <m:r>
+          <m:rPr>
+            <m:sty m:val="p"/>
+          </m:rPr>
+          <m:t>→</m:t>
+        </m:r>
+        <m:r>
+          <m:t>Y</m:t>
+        </m:r>
+      </m:oMath>
+      <w:r>
+        <w:t xml:space="preserve"> </w:t>
+      </w:r>
+      <w:r>
+        <w:t xml:space="preserve">directly, and</w:t>
+      </w:r>
+      <w:r>
+        <w:t xml:space="preserve"> </w:t>
+      </w:r>
+      <m:oMath>
+        <m:r>
+          <m:t>L</m:t>
+        </m:r>
+        <m:r>
+          <m:rPr>
+            <m:sty m:val="p"/>
+          </m:rPr>
+          <m:t>→</m:t>
+        </m:r>
+        <m:r>
+          <m:t>A</m:t>
+        </m:r>
+        <m:r>
+          <m:rPr>
+            <m:sty m:val="p"/>
+          </m:rPr>
+          <m:t>→</m:t>
+        </m:r>
+        <m:r>
+          <m:t>Y</m:t>
+        </m:r>
+      </m:oMath>
+      <w:r>
+        <w:t xml:space="preserve">).</w:t>
+      </w:r>
+    </w:p>
+    <w:bookmarkEnd w:id="15"/>
+    <w:bookmarkStart w:id="16" w:name="what-dag-arrows-represent"/>
+    <w:p>
+      <w:pPr>
+        <w:pStyle w:val="Heading3"/>
+      </w:pPr>
+      <w:r>
+        <w:t xml:space="preserve">1.3 What DAG Arrows Represent</w:t>
+      </w:r>
+    </w:p>
+    <w:p>
+      <w:pPr>
+        <w:pStyle w:val="FirstParagraph"/>
+      </w:pPr>
+      <w:r>
+        <w:t xml:space="preserve">The</w:t>
+      </w:r>
+      <w:r>
+        <w:t xml:space="preserve"> </w:t>
+      </w:r>
+      <w:r>
+        <w:rPr>
+          <w:b/>
+          <w:bCs/>
+        </w:rPr>
+        <w:t xml:space="preserve">presence</w:t>
+      </w:r>
+      <w:r>
+        <w:t xml:space="preserve"> </w:t>
+      </w:r>
+      <w:r>
+        <w:t xml:space="preserve">of an arrow</w:t>
+      </w:r>
+      <w:r>
+        <w:t xml:space="preserve"> </w:t>
+      </w:r>
+      <m:oMath>
+        <m:r>
+          <m:t>V</m:t>
+        </m:r>
+        <m:r>
+          <m:rPr>
+            <m:sty m:val="p"/>
+          </m:rPr>
+          <m:t>→</m:t>
+        </m:r>
+        <m:r>
+          <m:t>W</m:t>
+        </m:r>
+      </m:oMath>
+      <w:r>
+        <w:t xml:space="preserve"> </w:t>
+      </w:r>
+      <w:r>
+        <w:t xml:space="preserve">encodes the assumption that</w:t>
+      </w:r>
+      <w:r>
+        <w:t xml:space="preserve"> </w:t>
+      </w:r>
+      <m:oMath>
+        <m:r>
+          <m:t>V</m:t>
+        </m:r>
+      </m:oMath>
+      <w:r>
+        <w:t xml:space="preserve"> </w:t>
+      </w:r>
+      <w:r>
+        <w:t xml:space="preserve">has a direct causal effect on</w:t>
+      </w:r>
+      <w:r>
+        <w:t xml:space="preserve"> </w:t>
+      </w:r>
+      <m:oMath>
+        <m:r>
+          <m:t>W</m:t>
+        </m:r>
+      </m:oMath>
+      <w:r>
+        <w:t xml:space="preserve"> </w:t>
+      </w:r>
+      <w:r>
+        <w:t xml:space="preserve">(i.e., not entirely mediated by other variables explicitly shown in the graph).</w:t>
+      </w:r>
+    </w:p>
+    <w:p>
+      <w:pPr>
+        <w:pStyle w:val="BodyText"/>
+      </w:pPr>
+      <w:r>
+        <w:t xml:space="preserve">The</w:t>
+      </w:r>
+      <w:r>
+        <w:t xml:space="preserve"> </w:t>
+      </w:r>
+      <w:r>
+        <w:rPr>
+          <w:b/>
+          <w:bCs/>
+        </w:rPr>
+        <w:t xml:space="preserve">absence</w:t>
+      </w:r>
+      <w:r>
+        <w:t xml:space="preserve"> </w:t>
+      </w:r>
+      <w:r>
+        <w:t xml:space="preserve">of an arrow between</w:t>
+      </w:r>
+      <w:r>
+        <w:t xml:space="preserve"> </w:t>
+      </w:r>
+      <m:oMath>
+        <m:r>
+          <m:t>V</m:t>
+        </m:r>
+      </m:oMath>
+      <w:r>
+        <w:t xml:space="preserve"> </w:t>
+      </w:r>
+      <w:r>
+        <w:t xml:space="preserve">and</w:t>
+      </w:r>
+      <w:r>
+        <w:t xml:space="preserve"> </w:t>
+      </w:r>
+      <m:oMath>
+        <m:r>
+          <m:t>W</m:t>
+        </m:r>
+      </m:oMath>
+      <w:r>
+        <w:t xml:space="preserve"> </w:t>
+      </w:r>
+      <w:r>
+        <w:t xml:space="preserve">(with no directed path from</w:t>
+      </w:r>
+      <w:r>
+        <w:t xml:space="preserve"> </w:t>
+      </w:r>
+      <m:oMath>
+        <m:r>
+          <m:t>V</m:t>
+        </m:r>
+      </m:oMath>
+      <w:r>
+        <w:t xml:space="preserve"> </w:t>
+      </w:r>
+      <w:r>
+        <w:t xml:space="preserve">to</w:t>
+      </w:r>
+      <w:r>
+        <w:t xml:space="preserve"> </w:t>
+      </w:r>
+      <m:oMath>
+        <m:r>
+          <m:t>W</m:t>
+        </m:r>
+      </m:oMath>
+      <w:r>
+        <w:t xml:space="preserve">) encodes the assumption that</w:t>
+      </w:r>
+      <w:r>
+        <w:t xml:space="preserve"> </w:t>
+      </w:r>
+      <m:oMath>
+        <m:r>
+          <m:t>V</m:t>
+        </m:r>
+      </m:oMath>
+      <w:r>
+        <w:t xml:space="preserve"> </w:t>
+      </w:r>
+      <w:r>
+        <w:t xml:space="preserve">has no direct causal effect on</w:t>
+      </w:r>
+      <w:r>
+        <w:t xml:space="preserve"> </w:t>
+      </w:r>
+      <m:oMath>
+        <m:r>
+          <m:t>W</m:t>
+        </m:r>
+      </m:oMath>
+      <w:r>
+        <w:t xml:space="preserve">, given the other variables in the graph. This is a substantive causal assumption that must be justified by subject-matter knowledge.</w:t>
+      </w:r>
+    </w:p>
+    <w:p>
+      <w:pPr>
+        <w:pStyle w:val="BodyText"/>
+      </w:pPr>
+      <w:r>
+        <w:rPr>
+          <w:b/>
+          <w:bCs/>
+        </w:rPr>
+        <w:t xml:space="preserve">What DAGs do and do not represent:</w:t>
+      </w:r>
+    </w:p>
+    <w:p>
+      <w:pPr>
+        <w:pStyle w:val="Compact"/>
+        <w:numPr>
+          <w:ilvl w:val="0"/>
+          <w:numId w:val="1003"/>
+        </w:numPr>
+      </w:pPr>
+      <w:r>
+        <w:rPr>
+          <w:b/>
+          <w:bCs/>
+        </w:rPr>
+        <w:t xml:space="preserve">Do represent</w:t>
+      </w:r>
+      <w:r>
+        <w:t xml:space="preserve">: qualitative causal structure (which variables directly cause which)</w:t>
+      </w:r>
+    </w:p>
+    <w:p>
+      <w:pPr>
+        <w:pStyle w:val="Compact"/>
+        <w:numPr>
+          <w:ilvl w:val="0"/>
+          <w:numId w:val="1003"/>
+        </w:numPr>
+      </w:pPr>
+      <w:r>
+        <w:rPr>
+          <w:b/>
+          <w:bCs/>
+        </w:rPr>
+        <w:t xml:space="preserve">Do not represent</w:t>
+      </w:r>
+      <w:r>
+        <w:t xml:space="preserve">: magnitude, direction, or functional form of effects</w:t>
+      </w:r>
+    </w:p>
+    <w:p>
+      <w:pPr>
+        <w:pStyle w:val="Compact"/>
+        <w:numPr>
+          <w:ilvl w:val="0"/>
+          <w:numId w:val="1003"/>
+        </w:numPr>
+      </w:pPr>
+      <w:r>
+        <w:rPr>
+          <w:b/>
+          <w:bCs/>
+        </w:rPr>
+        <w:t xml:space="preserve">Do not represent</w:t>
+      </w:r>
+      <w:r>
+        <w:t xml:space="preserve">: effect modification (heterogeneity of effects across subgroups)</w:t>
+      </w:r>
+    </w:p>
+    <w:p>
+      <w:pPr>
+        <w:pStyle w:val="FirstParagraph"/>
+      </w:pPr>
+      <w:r>
+        <w:rPr>
+          <w:b/>
+          <w:bCs/>
+        </w:rPr>
+        <w:t xml:space="preserve">Why acyclic?</w:t>
+      </w:r>
+      <w:r>
+        <w:t xml:space="preserve"> </w:t>
+      </w:r>
+      <w:r>
+        <w:t xml:space="preserve">DAGs do not allow feedback loops (e.g.,</w:t>
+      </w:r>
+      <w:r>
+        <w:t xml:space="preserve"> </w:t>
+      </w:r>
+      <m:oMath>
+        <m:r>
+          <m:t>A</m:t>
+        </m:r>
+        <m:r>
+          <m:rPr>
+            <m:sty m:val="p"/>
+          </m:rPr>
+          <m:t>→</m:t>
+        </m:r>
+        <m:r>
+          <m:t>Y</m:t>
+        </m:r>
+        <m:r>
+          <m:rPr>
+            <m:sty m:val="p"/>
+          </m:rPr>
+          <m:t>→</m:t>
+        </m:r>
+        <m:r>
+          <m:t>A</m:t>
+        </m:r>
+      </m:oMath>
+      <w:r>
+        <w:t xml:space="preserve">). For dynamic settings with feedback, longitudinal DAGs or other frameworks are needed (see Part III of the textbook).</w:t>
+      </w:r>
+    </w:p>
+    <w:p>
+      <w:pPr>
+        <w:pStyle w:val="BodyText"/>
+      </w:pPr>
+      <w:r>
+        <w:rPr>
+          <w:b/>
+          <w:bCs/>
+        </w:rPr>
+        <w:t xml:space="preserve">Unmeasured common causes:</w:t>
+      </w:r>
+      <w:r>
+        <w:t xml:space="preserve"> </w:t>
+      </w:r>
+      <w:r>
+        <w:t xml:space="preserve">In Figure 6.1, we assume</w:t>
+      </w:r>
+      <w:r>
+        <w:t xml:space="preserve"> </w:t>
+      </w:r>
+      <m:oMath>
+        <m:sSub>
+          <m:e>
+            <m:r>
+              <m:t>U</m:t>
+            </m:r>
+          </m:e>
+          <m:sub>
+            <m:r>
+              <m:t>L</m:t>
+            </m:r>
+          </m:sub>
+        </m:sSub>
+      </m:oMath>
+      <w:r>
+        <w:t xml:space="preserve">,</w:t>
+      </w:r>
+      <w:r>
+        <w:t xml:space="preserve"> </w:t>
+      </w:r>
+      <m:oMath>
+        <m:sSub>
+          <m:e>
+            <m:r>
+              <m:t>U</m:t>
+            </m:r>
+          </m:e>
+          <m:sub>
+            <m:r>
+              <m:t>A</m:t>
+            </m:r>
+          </m:sub>
+        </m:sSub>
+      </m:oMath>
+      <w:r>
+        <w:t xml:space="preserve">,</w:t>
+      </w:r>
+      <w:r>
+        <w:t xml:space="preserve"> </w:t>
+      </w:r>
+      <m:oMath>
+        <m:sSub>
+          <m:e>
+            <m:r>
+              <m:t>U</m:t>
+            </m:r>
+          </m:e>
+          <m:sub>
+            <m:r>
+              <m:t>Y</m:t>
+            </m:r>
+          </m:sub>
+        </m:sSub>
+      </m:oMath>
+      <w:r>
+        <w:t xml:space="preserve"> </w:t>
+      </w:r>
+      <w:r>
+        <w:t xml:space="preserve">are mutually independent. If they were not independent — for instance, if</w:t>
+      </w:r>
+      <w:r>
+        <w:t xml:space="preserve"> </w:t>
+      </w:r>
+      <m:oMath>
+        <m:sSub>
+          <m:e>
+            <m:r>
+              <m:t>U</m:t>
+            </m:r>
+          </m:e>
+          <m:sub>
+            <m:r>
+              <m:t>A</m:t>
+            </m:r>
+          </m:sub>
+        </m:sSub>
+      </m:oMath>
+      <w:r>
+        <w:t xml:space="preserve"> </w:t>
+      </w:r>
+      <w:r>
+        <w:t xml:space="preserve">and</w:t>
+      </w:r>
+      <w:r>
+        <w:t xml:space="preserve"> </w:t>
+      </w:r>
+      <m:oMath>
+        <m:sSub>
+          <m:e>
+            <m:r>
+              <m:t>U</m:t>
+            </m:r>
+          </m:e>
+          <m:sub>
+            <m:r>
+              <m:t>Y</m:t>
+            </m:r>
+          </m:sub>
+        </m:sSub>
+      </m:oMath>
+      <w:r>
+        <w:t xml:space="preserve"> </w:t>
+      </w:r>
+      <w:r>
+        <w:t xml:space="preserve">were correlated — we would need to add an unmeasured common cause node connecting</w:t>
+      </w:r>
+      <w:r>
+        <w:t xml:space="preserve"> </w:t>
+      </w:r>
+      <m:oMath>
+        <m:r>
+          <m:t>A</m:t>
+        </m:r>
+      </m:oMath>
+      <w:r>
+        <w:t xml:space="preserve"> </w:t>
+      </w:r>
+      <w:r>
+        <w:t xml:space="preserve">and</w:t>
+      </w:r>
+      <w:r>
+        <w:t xml:space="preserve"> </w:t>
+      </w:r>
+      <m:oMath>
+        <m:r>
+          <m:t>Y</m:t>
+        </m:r>
+      </m:oMath>
+      <w:r>
+        <w:t xml:space="preserve">, representing unmeasured confounding.</w:t>
+      </w:r>
+    </w:p>
+    <w:bookmarkEnd w:id="16"/>
+    <w:bookmarkEnd w:id="17"/>
+    <w:bookmarkStart w:id="21" w:name="Xc4e42a70c1211184bc0c983fe9a2c0524fac64d"/>
+    <w:p>
+      <w:pPr>
+        <w:pStyle w:val="Heading2"/>
+      </w:pPr>
+      <w:r>
+        <w:t xml:space="preserve">2 6.2 Causal Diagrams and Marginal Independence (pp. 61–64)</w:t>
+      </w:r>
+    </w:p>
+    <w:p>
+      <w:r>
+        <w:pict>
+          <v:rect style="width:0;height:1.5pt" o:hralign="center" o:hrstd="t" o:hr="t"/>
+        </w:pict>
+      </w:r>
+    </w:p>
+    <w:p>
+      <w:pPr>
+        <w:pStyle w:val="FirstParagraph"/>
+      </w:pPr>
+      <w:r>
+        <w:t xml:space="preserve">Causal diagrams encode information about which variables are</w:t>
+      </w:r>
+      <w:r>
+        <w:t xml:space="preserve"> </w:t>
+      </w:r>
+      <w:r>
+        <w:rPr>
+          <w:b/>
+          <w:bCs/>
+        </w:rPr>
+        <w:t xml:space="preserve">marginally independent</w:t>
+      </w:r>
+      <w:r>
+        <w:t xml:space="preserve"> </w:t>
+      </w:r>
+      <w:r>
+        <w:t xml:space="preserve">(independent unconditionally, before conditioning on any variable). We can read this information directly from the graph structure.</w:t>
+      </w:r>
+    </w:p>
+    <w:bookmarkStart w:id="20" w:name="open-and-blocked-paths"/>
+    <w:p>
+      <w:pPr>
+        <w:pStyle w:val="Heading3"/>
+      </w:pPr>
+      <w:r>
+        <w:t xml:space="preserve">2.1 Open and Blocked Paths</w:t>
+      </w:r>
+    </w:p>
+    <w:tbl>
+      <w:tblPr>
+        <w:tblStyle w:val="Table"/>
+        <w:tblInd w:w="164" w:type="dxa"/>
+        <w:tblBorders>
+          <w:left w:val="single" w:sz="24" w:space="0" w:color="909090"/>
+        </w:tblBorders>
+        <w:tblCellMar>
+          <w:left w:w="0" w:type="dxa"/>
+          <w:right w:w="0" w:type="dxa"/>
+        </w:tblCellMar>
+        <w:tblLook w:firstRow="0" w:lastRow="0" w:firstColumn="0" w:lastColumn="0" w:noHBand="0" w:noVBand="0" w:val="0000"/>
+      </w:tblPr>
+      <w:tblGrid>
+        <w:gridCol w:w="7920"/>
+      </w:tblGrid>
+      <w:tr>
+        <w:trPr>
+          <w:cantSplit/>
+        </w:trPr>
+        <w:tc>
+          <w:tcPr>
+            <w:tcMar>
+              <w:left w:w="144" w:type="dxa"/>
+            </w:tcMar>
+          </w:tcPr>
+          <w:p>
+            <w:pPr>
+              <w:pStyle w:val="FirstParagraph"/>
+            </w:pPr>
+            <w:pPr>
+              <w:spacing w:before="16" w:after="64"/>
+            </w:pPr>
+          </w:p>
+          <w:bookmarkStart w:id="18" w:name="def-open-blocked-path"/>
+          <w:p>
+            <w:pPr>
+              <w:pStyle w:val="BodyText"/>
+            </w:pPr>
+            <w:r>
+              <w:rPr>
+                <w:b/>
+                <w:bCs/>
+              </w:rPr>
+              <w:t xml:space="preserve">Definition 3 (Open and Blocked Paths)</w:t>
             </w:r>
             <w:r>
               <w:t xml:space="preserve"> </w:t>
@@ -2168,7 +2217,7 @@
               <w:t xml:space="preserve">if and only if there is at least one open path between them.</w:t>
             </w:r>
           </w:p>
-          <w:bookmarkEnd w:id="17"/>
+          <w:bookmarkEnd w:id="18"/>
         </w:tc>
       </w:tr>
     </w:tbl>
@@ -2214,7 +2263,7 @@
               <w:spacing w:before="16" w:after="64"/>
             </w:pPr>
           </w:p>
-          <w:bookmarkStart w:id="18" w:name="exm-marginal-independence"/>
+          <w:bookmarkStart w:id="19" w:name="exm-marginal-independence"/>
           <w:p>
             <w:pPr>
               <w:pStyle w:val="BodyText"/>
@@ -2773,7 +2822,7 @@
               <w:t xml:space="preserve">marginally</w:t>
             </w:r>
           </w:p>
-          <w:bookmarkEnd w:id="18"/>
+          <w:bookmarkEnd w:id="19"/>
         </w:tc>
       </w:tr>
     </w:tbl>
@@ -3071,9 +3120,9 @@
         <w:t xml:space="preserve">In the NPSEM, each variable is independent of its non-descendants given its parents. This property is encoded in the DAG and is what allows us to use d-separation to determine independence.</w:t>
       </w:r>
     </w:p>
-    <w:bookmarkEnd w:id="19"/>
     <w:bookmarkEnd w:id="20"/>
-    <w:bookmarkStart w:id="32" w:name="X2e80055b9a7150f49b17993f3ca5d1ac6bf08e7"/>
+    <w:bookmarkEnd w:id="21"/>
+    <w:bookmarkStart w:id="31" w:name="X2e80055b9a7150f49b17993f3ca5d1ac6bf08e7"/>
     <w:p>
       <w:pPr>
         <w:pStyle w:val="Heading2"/>
@@ -3129,7 +3178,7 @@
         <w:t xml:space="preserve">on the path.</w:t>
       </w:r>
     </w:p>
-    <w:bookmarkStart w:id="27" w:name="three-fundamental-path-structures"/>
+    <w:bookmarkStart w:id="26" w:name="three-fundamental-path-structures"/>
     <w:p>
       <w:pPr>
         <w:pStyle w:val="Heading3"/>
@@ -3138,622 +3187,673 @@
         <w:t xml:space="preserve">3.1 Three Fundamental Path Structures</w:t>
       </w:r>
     </w:p>
-    <w:bookmarkStart w:id="21" w:name="chain-a-rightarrow-b-rightarrow-y"/>
-    <w:p>
-      <w:pPr>
-        <w:pStyle w:val="Heading4"/>
-      </w:pPr>
-      <w:r>
-        <w:t xml:space="preserve">1. Chain:</w:t>
-      </w:r>
-      <w:r>
-        <w:t xml:space="preserve"> </w:t>
-      </w:r>
-      <m:oMath>
-        <m:r>
-          <m:t>A</m:t>
-        </m:r>
-        <m:r>
-          <m:rPr>
-            <m:sty m:val="p"/>
-          </m:rPr>
-          <m:t>→</m:t>
-        </m:r>
-        <m:r>
-          <m:t>B</m:t>
-        </m:r>
-        <m:r>
-          <m:rPr>
-            <m:sty m:val="p"/>
-          </m:rPr>
-          <m:t>→</m:t>
-        </m:r>
-        <m:r>
-          <m:t>Y</m:t>
-        </m:r>
-      </m:oMath>
-    </w:p>
-    <w:p>
-      <w:pPr>
-        <w:pStyle w:val="Compact"/>
-        <w:numPr>
-          <w:ilvl w:val="0"/>
-          <w:numId w:val="1009"/>
-        </w:numPr>
-      </w:pPr>
-      <w:r>
-        <w:rPr>
-          <w:b/>
-          <w:bCs/>
-        </w:rPr>
-        <w:t xml:space="preserve">Marginally</w:t>
-      </w:r>
-      <w:r>
-        <w:t xml:space="preserve">:</w:t>
-      </w:r>
-      <w:r>
-        <w:t xml:space="preserve"> </w:t>
-      </w:r>
-      <m:oMath>
-        <m:r>
-          <m:t>A</m:t>
-        </m:r>
-      </m:oMath>
-      <w:r>
-        <w:t xml:space="preserve"> </w:t>
-      </w:r>
-      <w:r>
-        <w:t xml:space="preserve">and</w:t>
-      </w:r>
-      <w:r>
-        <w:t xml:space="preserve"> </w:t>
-      </w:r>
-      <m:oMath>
-        <m:r>
-          <m:t>Y</m:t>
-        </m:r>
-      </m:oMath>
-      <w:r>
-        <w:t xml:space="preserve"> </w:t>
-      </w:r>
-      <w:r>
-        <w:t xml:space="preserve">are</w:t>
-      </w:r>
-      <w:r>
-        <w:t xml:space="preserve"> </w:t>
-      </w:r>
-      <w:r>
-        <w:rPr>
-          <w:b/>
-          <w:bCs/>
-        </w:rPr>
-        <w:t xml:space="preserve">associated</w:t>
-      </w:r>
-      <w:r>
-        <w:t xml:space="preserve"> </w:t>
-      </w:r>
-      <w:r>
-        <w:t xml:space="preserve">(open path</w:t>
-      </w:r>
-      <w:r>
-        <w:t xml:space="preserve"> </w:t>
-      </w:r>
-      <m:oMath>
-        <m:r>
-          <m:t>A</m:t>
-        </m:r>
-        <m:r>
-          <m:rPr>
-            <m:sty m:val="p"/>
-          </m:rPr>
-          <m:t>→</m:t>
-        </m:r>
-        <m:r>
-          <m:t>B</m:t>
-        </m:r>
-        <m:r>
-          <m:rPr>
-            <m:sty m:val="p"/>
-          </m:rPr>
-          <m:t>→</m:t>
-        </m:r>
-        <m:r>
-          <m:t>Y</m:t>
-        </m:r>
-      </m:oMath>
-      <w:r>
-        <w:t xml:space="preserve">)</w:t>
-      </w:r>
-    </w:p>
-    <w:p>
-      <w:pPr>
-        <w:pStyle w:val="Compact"/>
-        <w:numPr>
-          <w:ilvl w:val="0"/>
-          <w:numId w:val="1009"/>
-        </w:numPr>
-      </w:pPr>
-      <w:r>
-        <w:rPr>
-          <w:b/>
-          <w:bCs/>
-        </w:rPr>
-        <w:t xml:space="preserve">Conditional on</w:t>
-      </w:r>
-      <w:r>
-        <w:rPr>
-          <w:b/>
-          <w:bCs/>
-        </w:rPr>
-        <w:t xml:space="preserve"> </w:t>
-      </w:r>
-      <m:oMath>
-        <m:r>
-          <m:t>B</m:t>
-        </m:r>
-      </m:oMath>
-      <w:r>
-        <w:t xml:space="preserve">:</w:t>
-      </w:r>
-      <w:r>
-        <w:t xml:space="preserve"> </w:t>
-      </w:r>
-      <m:oMath>
-        <m:r>
-          <m:t>A</m:t>
-        </m:r>
-      </m:oMath>
-      <w:r>
-        <w:t xml:space="preserve"> </w:t>
-      </w:r>
-      <w:r>
-        <w:t xml:space="preserve">and</w:t>
-      </w:r>
-      <w:r>
-        <w:t xml:space="preserve"> </w:t>
-      </w:r>
-      <m:oMath>
-        <m:r>
-          <m:t>Y</m:t>
-        </m:r>
-      </m:oMath>
-      <w:r>
-        <w:t xml:space="preserve"> </w:t>
-      </w:r>
-      <w:r>
-        <w:t xml:space="preserve">are</w:t>
-      </w:r>
-      <w:r>
-        <w:t xml:space="preserve"> </w:t>
-      </w:r>
-      <w:r>
-        <w:rPr>
-          <w:b/>
-          <w:bCs/>
-        </w:rPr>
-        <w:t xml:space="preserve">independent</w:t>
-      </w:r>
-      <w:r>
-        <w:t xml:space="preserve"> </w:t>
-      </w:r>
-      <w:r>
-        <w:t xml:space="preserve">— conditioning on the intermediate variable</w:t>
-      </w:r>
-      <w:r>
-        <w:t xml:space="preserve"> </w:t>
-      </w:r>
-      <m:oMath>
-        <m:r>
-          <m:t>B</m:t>
-        </m:r>
-      </m:oMath>
-      <w:r>
-        <w:t xml:space="preserve"> </w:t>
-      </w:r>
-      <w:r>
-        <w:t xml:space="preserve">blocks the path</w:t>
-      </w:r>
-    </w:p>
-    <w:bookmarkEnd w:id="21"/>
-    <w:bookmarkStart w:id="22" w:name="fork-a-leftarrow-b-rightarrow-y"/>
-    <w:p>
-      <w:pPr>
-        <w:pStyle w:val="Heading4"/>
-      </w:pPr>
-      <w:r>
-        <w:t xml:space="preserve">2. Fork:</w:t>
-      </w:r>
-      <w:r>
-        <w:t xml:space="preserve"> </w:t>
-      </w:r>
-      <m:oMath>
-        <m:r>
-          <m:t>A</m:t>
-        </m:r>
-        <m:r>
-          <m:rPr>
-            <m:sty m:val="p"/>
-          </m:rPr>
-          <m:t>←</m:t>
-        </m:r>
-        <m:r>
-          <m:t>B</m:t>
-        </m:r>
-        <m:r>
-          <m:rPr>
-            <m:sty m:val="p"/>
-          </m:rPr>
-          <m:t>→</m:t>
-        </m:r>
-        <m:r>
-          <m:t>Y</m:t>
-        </m:r>
-      </m:oMath>
-    </w:p>
-    <w:p>
-      <w:pPr>
-        <w:pStyle w:val="Compact"/>
-        <w:numPr>
-          <w:ilvl w:val="0"/>
-          <w:numId w:val="1010"/>
-        </w:numPr>
-      </w:pPr>
-      <w:r>
-        <w:rPr>
-          <w:b/>
-          <w:bCs/>
-        </w:rPr>
-        <w:t xml:space="preserve">Marginally</w:t>
-      </w:r>
-      <w:r>
-        <w:t xml:space="preserve">:</w:t>
-      </w:r>
-      <w:r>
-        <w:t xml:space="preserve"> </w:t>
-      </w:r>
-      <m:oMath>
-        <m:r>
-          <m:t>A</m:t>
-        </m:r>
-      </m:oMath>
-      <w:r>
-        <w:t xml:space="preserve"> </w:t>
-      </w:r>
-      <w:r>
-        <w:t xml:space="preserve">and</w:t>
-      </w:r>
-      <w:r>
-        <w:t xml:space="preserve"> </w:t>
-      </w:r>
-      <m:oMath>
-        <m:r>
-          <m:t>Y</m:t>
-        </m:r>
-      </m:oMath>
-      <w:r>
-        <w:t xml:space="preserve"> </w:t>
-      </w:r>
-      <w:r>
-        <w:t xml:space="preserve">are</w:t>
-      </w:r>
-      <w:r>
-        <w:t xml:space="preserve"> </w:t>
-      </w:r>
-      <w:r>
-        <w:rPr>
-          <w:b/>
-          <w:bCs/>
-        </w:rPr>
-        <w:t xml:space="preserve">associated</w:t>
-      </w:r>
-      <w:r>
-        <w:t xml:space="preserve"> </w:t>
-      </w:r>
-      <w:r>
-        <w:t xml:space="preserve">(open path through common cause</w:t>
-      </w:r>
-      <w:r>
-        <w:t xml:space="preserve"> </w:t>
-      </w:r>
-      <m:oMath>
-        <m:r>
-          <m:t>B</m:t>
-        </m:r>
-      </m:oMath>
-      <w:r>
-        <w:t xml:space="preserve">)</w:t>
-      </w:r>
-    </w:p>
-    <w:p>
-      <w:pPr>
-        <w:pStyle w:val="Compact"/>
-        <w:numPr>
-          <w:ilvl w:val="0"/>
-          <w:numId w:val="1010"/>
-        </w:numPr>
-      </w:pPr>
-      <w:r>
-        <w:rPr>
-          <w:b/>
-          <w:bCs/>
-        </w:rPr>
-        <w:t xml:space="preserve">Conditional on</w:t>
-      </w:r>
-      <w:r>
-        <w:rPr>
-          <w:b/>
-          <w:bCs/>
-        </w:rPr>
-        <w:t xml:space="preserve"> </w:t>
-      </w:r>
-      <m:oMath>
-        <m:r>
-          <m:t>B</m:t>
-        </m:r>
-      </m:oMath>
-      <w:r>
-        <w:t xml:space="preserve">:</w:t>
-      </w:r>
-      <w:r>
-        <w:t xml:space="preserve"> </w:t>
-      </w:r>
-      <m:oMath>
-        <m:r>
-          <m:t>A</m:t>
-        </m:r>
-      </m:oMath>
-      <w:r>
-        <w:t xml:space="preserve"> </w:t>
-      </w:r>
-      <w:r>
-        <w:t xml:space="preserve">and</w:t>
-      </w:r>
-      <w:r>
-        <w:t xml:space="preserve"> </w:t>
-      </w:r>
-      <m:oMath>
-        <m:r>
-          <m:t>Y</m:t>
-        </m:r>
-      </m:oMath>
-      <w:r>
-        <w:t xml:space="preserve"> </w:t>
-      </w:r>
-      <w:r>
-        <w:t xml:space="preserve">are</w:t>
-      </w:r>
-      <w:r>
-        <w:t xml:space="preserve"> </w:t>
-      </w:r>
-      <w:r>
-        <w:rPr>
-          <w:b/>
-          <w:bCs/>
-        </w:rPr>
-        <w:t xml:space="preserve">independent</w:t>
-      </w:r>
-      <w:r>
-        <w:t xml:space="preserve"> </w:t>
-      </w:r>
-      <w:r>
-        <w:t xml:space="preserve">— conditioning on the common cause</w:t>
-      </w:r>
-      <w:r>
-        <w:t xml:space="preserve"> </w:t>
-      </w:r>
-      <m:oMath>
-        <m:r>
-          <m:t>B</m:t>
-        </m:r>
-      </m:oMath>
-      <w:r>
-        <w:t xml:space="preserve"> </w:t>
-      </w:r>
-      <w:r>
-        <w:t xml:space="preserve">blocks the non-causal association</w:t>
-      </w:r>
-    </w:p>
-    <w:bookmarkEnd w:id="22"/>
-    <w:bookmarkStart w:id="26" w:name="collider-a-rightarrow-b-leftarrow-y"/>
-    <w:p>
-      <w:pPr>
-        <w:pStyle w:val="Heading4"/>
-      </w:pPr>
-      <w:r>
-        <w:t xml:space="preserve">3. Collider:</w:t>
-      </w:r>
-      <w:r>
-        <w:t xml:space="preserve"> </w:t>
-      </w:r>
-      <m:oMath>
-        <m:r>
-          <m:t>A</m:t>
-        </m:r>
-        <m:r>
-          <m:rPr>
-            <m:sty m:val="p"/>
-          </m:rPr>
-          <m:t>→</m:t>
-        </m:r>
-        <m:r>
-          <m:t>B</m:t>
-        </m:r>
-        <m:r>
-          <m:rPr>
-            <m:sty m:val="p"/>
-          </m:rPr>
-          <m:t>←</m:t>
-        </m:r>
-        <m:r>
-          <m:t>Y</m:t>
-        </m:r>
-      </m:oMath>
-    </w:p>
-    <w:p>
-      <w:pPr>
-        <w:pStyle w:val="Compact"/>
-        <w:numPr>
-          <w:ilvl w:val="0"/>
-          <w:numId w:val="1011"/>
-        </w:numPr>
-      </w:pPr>
-      <w:r>
-        <w:rPr>
-          <w:b/>
-          <w:bCs/>
-        </w:rPr>
-        <w:t xml:space="preserve">Marginally</w:t>
-      </w:r>
-      <w:r>
-        <w:t xml:space="preserve">:</w:t>
-      </w:r>
-      <w:r>
-        <w:t xml:space="preserve"> </w:t>
-      </w:r>
-      <m:oMath>
-        <m:r>
-          <m:t>A</m:t>
-        </m:r>
-      </m:oMath>
-      <w:r>
-        <w:t xml:space="preserve"> </w:t>
-      </w:r>
-      <w:r>
-        <w:t xml:space="preserve">and</w:t>
-      </w:r>
-      <w:r>
-        <w:t xml:space="preserve"> </w:t>
-      </w:r>
-      <m:oMath>
-        <m:r>
-          <m:t>Y</m:t>
-        </m:r>
-      </m:oMath>
-      <w:r>
-        <w:t xml:space="preserve"> </w:t>
-      </w:r>
-      <w:r>
-        <w:t xml:space="preserve">are</w:t>
-      </w:r>
-      <w:r>
-        <w:t xml:space="preserve"> </w:t>
-      </w:r>
-      <w:r>
-        <w:rPr>
-          <w:b/>
-          <w:bCs/>
-        </w:rPr>
-        <w:t xml:space="preserve">independent</w:t>
-      </w:r>
-      <w:r>
-        <w:t xml:space="preserve"> </w:t>
-      </w:r>
-      <w:r>
-        <w:t xml:space="preserve">(path blocked by collider</w:t>
-      </w:r>
-      <w:r>
-        <w:t xml:space="preserve"> </w:t>
-      </w:r>
-      <m:oMath>
-        <m:r>
-          <m:t>B</m:t>
-        </m:r>
-      </m:oMath>
-      <w:r>
-        <w:t xml:space="preserve">)</w:t>
-      </w:r>
-    </w:p>
-    <w:p>
-      <w:pPr>
-        <w:pStyle w:val="Compact"/>
-        <w:numPr>
-          <w:ilvl w:val="0"/>
-          <w:numId w:val="1011"/>
-        </w:numPr>
-      </w:pPr>
-      <w:r>
-        <w:rPr>
-          <w:b/>
-          <w:bCs/>
-        </w:rPr>
-        <w:t xml:space="preserve">Conditional on</w:t>
-      </w:r>
-      <w:r>
-        <w:rPr>
-          <w:b/>
-          <w:bCs/>
-        </w:rPr>
-        <w:t xml:space="preserve"> </w:t>
-      </w:r>
-      <m:oMath>
-        <m:r>
-          <m:t>B</m:t>
-        </m:r>
-      </m:oMath>
-      <w:r>
-        <w:t xml:space="preserve">:</w:t>
-      </w:r>
-      <w:r>
-        <w:t xml:space="preserve"> </w:t>
-      </w:r>
-      <m:oMath>
-        <m:r>
-          <m:t>A</m:t>
-        </m:r>
-      </m:oMath>
-      <w:r>
-        <w:t xml:space="preserve"> </w:t>
-      </w:r>
-      <w:r>
-        <w:t xml:space="preserve">and</w:t>
-      </w:r>
-      <w:r>
-        <w:t xml:space="preserve"> </w:t>
-      </w:r>
-      <m:oMath>
-        <m:r>
-          <m:t>Y</m:t>
-        </m:r>
-      </m:oMath>
-      <w:r>
-        <w:t xml:space="preserve"> </w:t>
-      </w:r>
-      <w:r>
-        <w:t xml:space="preserve">are</w:t>
-      </w:r>
-      <w:r>
-        <w:t xml:space="preserve"> </w:t>
-      </w:r>
-      <w:r>
-        <w:rPr>
-          <w:b/>
-          <w:bCs/>
-        </w:rPr>
-        <w:t xml:space="preserve">dependent</w:t>
-      </w:r>
-      <w:r>
-        <w:t xml:space="preserve"> </w:t>
-      </w:r>
-      <w:r>
-        <w:t xml:space="preserve">— conditioning on a collider</w:t>
-      </w:r>
-      <w:r>
-        <w:t xml:space="preserve"> </w:t>
-      </w:r>
-      <w:r>
-        <w:rPr>
-          <w:b/>
-          <w:bCs/>
-        </w:rPr>
-        <w:t xml:space="preserve">opens</w:t>
-      </w:r>
-      <w:r>
-        <w:t xml:space="preserve"> </w:t>
-      </w:r>
-      <w:r>
-        <w:t xml:space="preserve">the previously blocked path</w:t>
-      </w:r>
-    </w:p>
+    <w:tbl>
+      <w:tblPr>
+        <w:tblStyle w:val="Table"/>
+        <w:tblInd w:w="164" w:type="dxa"/>
+        <w:tblBorders>
+          <w:left w:val="single" w:sz="24" w:space="0" w:color="909090"/>
+        </w:tblBorders>
+        <w:tblCellMar>
+          <w:left w:w="0" w:type="dxa"/>
+          <w:right w:w="0" w:type="dxa"/>
+        </w:tblCellMar>
+        <w:tblLook w:firstRow="0" w:lastRow="0" w:firstColumn="0" w:lastColumn="0" w:noHBand="0" w:noVBand="0" w:val="0000"/>
+      </w:tblPr>
+      <w:tblGrid>
+        <w:gridCol w:w="7920"/>
+      </w:tblGrid>
+      <w:tr>
+        <w:trPr>
+          <w:cantSplit/>
+        </w:trPr>
+        <w:tc>
+          <w:tcPr>
+            <w:tcMar>
+              <w:left w:w="144" w:type="dxa"/>
+            </w:tcMar>
+          </w:tcPr>
+          <w:p>
+            <w:pPr>
+              <w:pStyle w:val="FirstParagraph"/>
+            </w:pPr>
+            <w:pPr>
+              <w:spacing w:before="16" w:after="64"/>
+            </w:pPr>
+          </w:p>
+          <w:bookmarkStart w:id="22" w:name="def-path-structures"/>
+          <w:p>
+            <w:pPr>
+              <w:pStyle w:val="BodyText"/>
+            </w:pPr>
+            <w:r>
+              <w:rPr>
+                <w:b/>
+                <w:bCs/>
+              </w:rPr>
+              <w:t xml:space="preserve">Definition 4 (Chain, Fork, and Collider)</w:t>
+            </w:r>
+            <w:r>
+              <w:t xml:space="preserve"> </w:t>
+            </w:r>
+            <w:r>
+              <w:t xml:space="preserve">Three structures describe how association flows along a three-node path, depending on whether the middle node</w:t>
+            </w:r>
+            <w:r>
+              <w:t xml:space="preserve"> </w:t>
+            </w:r>
+            <m:oMath>
+              <m:r>
+                <m:t>B</m:t>
+              </m:r>
+            </m:oMath>
+            <w:r>
+              <w:t xml:space="preserve"> </w:t>
+            </w:r>
+            <w:r>
+              <w:t xml:space="preserve">is conditioned on:</w:t>
+            </w:r>
+          </w:p>
+          <w:p>
+            <w:pPr>
+              <w:pStyle w:val="BodyText"/>
+            </w:pPr>
+            <w:r>
+              <w:rPr>
+                <w:b/>
+                <w:bCs/>
+              </w:rPr>
+              <w:t xml:space="preserve">Chain</w:t>
+            </w:r>
+            <w:r>
+              <w:t xml:space="preserve"> </w:t>
+            </w:r>
+            <w:r>
+              <w:t xml:space="preserve">(</w:t>
+            </w:r>
+            <m:oMath>
+              <m:r>
+                <m:t>A</m:t>
+              </m:r>
+              <m:r>
+                <m:rPr>
+                  <m:sty m:val="p"/>
+                </m:rPr>
+                <m:t>→</m:t>
+              </m:r>
+              <m:r>
+                <m:t>B</m:t>
+              </m:r>
+              <m:r>
+                <m:rPr>
+                  <m:sty m:val="p"/>
+                </m:rPr>
+                <m:t>→</m:t>
+              </m:r>
+              <m:r>
+                <m:t>Y</m:t>
+              </m:r>
+            </m:oMath>
+            <w:r>
+              <w:t xml:space="preserve">):</w:t>
+            </w:r>
+          </w:p>
+          <w:p>
+            <w:pPr>
+              <w:pStyle w:val="Compact"/>
+              <w:numPr>
+                <w:ilvl w:val="0"/>
+                <w:numId w:val="1009"/>
+              </w:numPr>
+            </w:pPr>
+            <w:r>
+              <w:t xml:space="preserve">Marginally:</w:t>
+            </w:r>
+            <w:r>
+              <w:t xml:space="preserve"> </w:t>
+            </w:r>
+            <m:oMath>
+              <m:r>
+                <m:t>A</m:t>
+              </m:r>
+            </m:oMath>
+            <w:r>
+              <w:t xml:space="preserve"> </w:t>
+            </w:r>
+            <w:r>
+              <w:t xml:space="preserve">and</w:t>
+            </w:r>
+            <w:r>
+              <w:t xml:space="preserve"> </w:t>
+            </w:r>
+            <m:oMath>
+              <m:r>
+                <m:t>Y</m:t>
+              </m:r>
+            </m:oMath>
+            <w:r>
+              <w:t xml:space="preserve"> </w:t>
+            </w:r>
+            <w:r>
+              <w:t xml:space="preserve">are</w:t>
+            </w:r>
+            <w:r>
+              <w:t xml:space="preserve"> </w:t>
+            </w:r>
+            <w:r>
+              <w:rPr>
+                <w:b/>
+                <w:bCs/>
+              </w:rPr>
+              <w:t xml:space="preserve">associated</w:t>
+            </w:r>
+            <w:r>
+              <w:t xml:space="preserve"> </w:t>
+            </w:r>
+            <w:r>
+              <w:t xml:space="preserve">(open path</w:t>
+            </w:r>
+            <w:r>
+              <w:t xml:space="preserve"> </w:t>
+            </w:r>
+            <m:oMath>
+              <m:r>
+                <m:t>A</m:t>
+              </m:r>
+              <m:r>
+                <m:rPr>
+                  <m:sty m:val="p"/>
+                </m:rPr>
+                <m:t>→</m:t>
+              </m:r>
+              <m:r>
+                <m:t>B</m:t>
+              </m:r>
+              <m:r>
+                <m:rPr>
+                  <m:sty m:val="p"/>
+                </m:rPr>
+                <m:t>→</m:t>
+              </m:r>
+              <m:r>
+                <m:t>Y</m:t>
+              </m:r>
+            </m:oMath>
+            <w:r>
+              <w:t xml:space="preserve">)</w:t>
+            </w:r>
+          </w:p>
+          <w:p>
+            <w:pPr>
+              <w:pStyle w:val="Compact"/>
+              <w:numPr>
+                <w:ilvl w:val="0"/>
+                <w:numId w:val="1009"/>
+              </w:numPr>
+            </w:pPr>
+            <w:r>
+              <w:t xml:space="preserve">Conditional on</w:t>
+            </w:r>
+            <w:r>
+              <w:t xml:space="preserve"> </w:t>
+            </w:r>
+            <m:oMath>
+              <m:r>
+                <m:t>B</m:t>
+              </m:r>
+            </m:oMath>
+            <w:r>
+              <w:t xml:space="preserve">:</w:t>
+            </w:r>
+            <w:r>
+              <w:t xml:space="preserve"> </w:t>
+            </w:r>
+            <m:oMath>
+              <m:r>
+                <m:t>A</m:t>
+              </m:r>
+            </m:oMath>
+            <w:r>
+              <w:t xml:space="preserve"> </w:t>
+            </w:r>
+            <w:r>
+              <w:t xml:space="preserve">and</w:t>
+            </w:r>
+            <w:r>
+              <w:t xml:space="preserve"> </w:t>
+            </w:r>
+            <m:oMath>
+              <m:r>
+                <m:t>Y</m:t>
+              </m:r>
+            </m:oMath>
+            <w:r>
+              <w:t xml:space="preserve"> </w:t>
+            </w:r>
+            <w:r>
+              <w:t xml:space="preserve">are</w:t>
+            </w:r>
+            <w:r>
+              <w:t xml:space="preserve"> </w:t>
+            </w:r>
+            <w:r>
+              <w:rPr>
+                <w:b/>
+                <w:bCs/>
+              </w:rPr>
+              <w:t xml:space="preserve">independent</w:t>
+            </w:r>
+            <w:r>
+              <w:t xml:space="preserve"> </w:t>
+            </w:r>
+            <w:r>
+              <w:t xml:space="preserve">— conditioning on the intermediate variable</w:t>
+            </w:r>
+            <w:r>
+              <w:t xml:space="preserve"> </w:t>
+            </w:r>
+            <m:oMath>
+              <m:r>
+                <m:t>B</m:t>
+              </m:r>
+            </m:oMath>
+            <w:r>
+              <w:t xml:space="preserve"> </w:t>
+            </w:r>
+            <w:r>
+              <w:t xml:space="preserve">blocks the path</w:t>
+            </w:r>
+          </w:p>
+          <w:p>
+            <w:pPr>
+              <w:pStyle w:val="FirstParagraph"/>
+            </w:pPr>
+            <w:r>
+              <w:rPr>
+                <w:b/>
+                <w:bCs/>
+              </w:rPr>
+              <w:t xml:space="preserve">Fork</w:t>
+            </w:r>
+            <w:r>
+              <w:t xml:space="preserve"> </w:t>
+            </w:r>
+            <w:r>
+              <w:t xml:space="preserve">(</w:t>
+            </w:r>
+            <m:oMath>
+              <m:r>
+                <m:t>A</m:t>
+              </m:r>
+              <m:r>
+                <m:rPr>
+                  <m:sty m:val="p"/>
+                </m:rPr>
+                <m:t>←</m:t>
+              </m:r>
+              <m:r>
+                <m:t>B</m:t>
+              </m:r>
+              <m:r>
+                <m:rPr>
+                  <m:sty m:val="p"/>
+                </m:rPr>
+                <m:t>→</m:t>
+              </m:r>
+              <m:r>
+                <m:t>Y</m:t>
+              </m:r>
+            </m:oMath>
+            <w:r>
+              <w:t xml:space="preserve">):</w:t>
+            </w:r>
+          </w:p>
+          <w:p>
+            <w:pPr>
+              <w:pStyle w:val="Compact"/>
+              <w:numPr>
+                <w:ilvl w:val="0"/>
+                <w:numId w:val="1010"/>
+              </w:numPr>
+            </w:pPr>
+            <w:r>
+              <w:t xml:space="preserve">Marginally:</w:t>
+            </w:r>
+            <w:r>
+              <w:t xml:space="preserve"> </w:t>
+            </w:r>
+            <m:oMath>
+              <m:r>
+                <m:t>A</m:t>
+              </m:r>
+            </m:oMath>
+            <w:r>
+              <w:t xml:space="preserve"> </w:t>
+            </w:r>
+            <w:r>
+              <w:t xml:space="preserve">and</w:t>
+            </w:r>
+            <w:r>
+              <w:t xml:space="preserve"> </w:t>
+            </w:r>
+            <m:oMath>
+              <m:r>
+                <m:t>Y</m:t>
+              </m:r>
+            </m:oMath>
+            <w:r>
+              <w:t xml:space="preserve"> </w:t>
+            </w:r>
+            <w:r>
+              <w:t xml:space="preserve">are</w:t>
+            </w:r>
+            <w:r>
+              <w:t xml:space="preserve"> </w:t>
+            </w:r>
+            <w:r>
+              <w:rPr>
+                <w:b/>
+                <w:bCs/>
+              </w:rPr>
+              <w:t xml:space="preserve">associated</w:t>
+            </w:r>
+            <w:r>
+              <w:t xml:space="preserve"> </w:t>
+            </w:r>
+            <w:r>
+              <w:t xml:space="preserve">(open path through common cause</w:t>
+            </w:r>
+            <w:r>
+              <w:t xml:space="preserve"> </w:t>
+            </w:r>
+            <m:oMath>
+              <m:r>
+                <m:t>B</m:t>
+              </m:r>
+            </m:oMath>
+            <w:r>
+              <w:t xml:space="preserve">)</w:t>
+            </w:r>
+          </w:p>
+          <w:p>
+            <w:pPr>
+              <w:pStyle w:val="Compact"/>
+              <w:numPr>
+                <w:ilvl w:val="0"/>
+                <w:numId w:val="1010"/>
+              </w:numPr>
+            </w:pPr>
+            <w:r>
+              <w:t xml:space="preserve">Conditional on</w:t>
+            </w:r>
+            <w:r>
+              <w:t xml:space="preserve"> </w:t>
+            </w:r>
+            <m:oMath>
+              <m:r>
+                <m:t>B</m:t>
+              </m:r>
+            </m:oMath>
+            <w:r>
+              <w:t xml:space="preserve">:</w:t>
+            </w:r>
+            <w:r>
+              <w:t xml:space="preserve"> </w:t>
+            </w:r>
+            <m:oMath>
+              <m:r>
+                <m:t>A</m:t>
+              </m:r>
+            </m:oMath>
+            <w:r>
+              <w:t xml:space="preserve"> </w:t>
+            </w:r>
+            <w:r>
+              <w:t xml:space="preserve">and</w:t>
+            </w:r>
+            <w:r>
+              <w:t xml:space="preserve"> </w:t>
+            </w:r>
+            <m:oMath>
+              <m:r>
+                <m:t>Y</m:t>
+              </m:r>
+            </m:oMath>
+            <w:r>
+              <w:t xml:space="preserve"> </w:t>
+            </w:r>
+            <w:r>
+              <w:t xml:space="preserve">are</w:t>
+            </w:r>
+            <w:r>
+              <w:t xml:space="preserve"> </w:t>
+            </w:r>
+            <w:r>
+              <w:rPr>
+                <w:b/>
+                <w:bCs/>
+              </w:rPr>
+              <w:t xml:space="preserve">independent</w:t>
+            </w:r>
+            <w:r>
+              <w:t xml:space="preserve"> </w:t>
+            </w:r>
+            <w:r>
+              <w:t xml:space="preserve">— conditioning on the common cause</w:t>
+            </w:r>
+            <w:r>
+              <w:t xml:space="preserve"> </w:t>
+            </w:r>
+            <m:oMath>
+              <m:r>
+                <m:t>B</m:t>
+              </m:r>
+            </m:oMath>
+            <w:r>
+              <w:t xml:space="preserve"> </w:t>
+            </w:r>
+            <w:r>
+              <w:t xml:space="preserve">blocks the non-causal association</w:t>
+            </w:r>
+          </w:p>
+          <w:p>
+            <w:pPr>
+              <w:pStyle w:val="FirstParagraph"/>
+            </w:pPr>
+            <w:r>
+              <w:rPr>
+                <w:b/>
+                <w:bCs/>
+              </w:rPr>
+              <w:t xml:space="preserve">Collider</w:t>
+            </w:r>
+            <w:r>
+              <w:t xml:space="preserve"> </w:t>
+            </w:r>
+            <w:r>
+              <w:t xml:space="preserve">(</w:t>
+            </w:r>
+            <m:oMath>
+              <m:r>
+                <m:t>A</m:t>
+              </m:r>
+              <m:r>
+                <m:rPr>
+                  <m:sty m:val="p"/>
+                </m:rPr>
+                <m:t>→</m:t>
+              </m:r>
+              <m:r>
+                <m:t>B</m:t>
+              </m:r>
+              <m:r>
+                <m:rPr>
+                  <m:sty m:val="p"/>
+                </m:rPr>
+                <m:t>←</m:t>
+              </m:r>
+              <m:r>
+                <m:t>Y</m:t>
+              </m:r>
+            </m:oMath>
+            <w:r>
+              <w:t xml:space="preserve">):</w:t>
+            </w:r>
+          </w:p>
+          <w:p>
+            <w:pPr>
+              <w:pStyle w:val="Compact"/>
+              <w:numPr>
+                <w:ilvl w:val="0"/>
+                <w:numId w:val="1011"/>
+              </w:numPr>
+            </w:pPr>
+            <w:r>
+              <w:t xml:space="preserve">Marginally:</w:t>
+            </w:r>
+            <w:r>
+              <w:t xml:space="preserve"> </w:t>
+            </w:r>
+            <m:oMath>
+              <m:r>
+                <m:t>A</m:t>
+              </m:r>
+            </m:oMath>
+            <w:r>
+              <w:t xml:space="preserve"> </w:t>
+            </w:r>
+            <w:r>
+              <w:t xml:space="preserve">and</w:t>
+            </w:r>
+            <w:r>
+              <w:t xml:space="preserve"> </w:t>
+            </w:r>
+            <m:oMath>
+              <m:r>
+                <m:t>Y</m:t>
+              </m:r>
+            </m:oMath>
+            <w:r>
+              <w:t xml:space="preserve"> </w:t>
+            </w:r>
+            <w:r>
+              <w:t xml:space="preserve">are</w:t>
+            </w:r>
+            <w:r>
+              <w:t xml:space="preserve"> </w:t>
+            </w:r>
+            <w:r>
+              <w:rPr>
+                <w:b/>
+                <w:bCs/>
+              </w:rPr>
+              <w:t xml:space="preserve">independent</w:t>
+            </w:r>
+            <w:r>
+              <w:t xml:space="preserve"> </w:t>
+            </w:r>
+            <w:r>
+              <w:t xml:space="preserve">(path blocked by collider</w:t>
+            </w:r>
+            <w:r>
+              <w:t xml:space="preserve"> </w:t>
+            </w:r>
+            <m:oMath>
+              <m:r>
+                <m:t>B</m:t>
+              </m:r>
+            </m:oMath>
+            <w:r>
+              <w:t xml:space="preserve">)</w:t>
+            </w:r>
+          </w:p>
+          <w:p>
+            <w:pPr>
+              <w:pStyle w:val="Compact"/>
+              <w:numPr>
+                <w:ilvl w:val="0"/>
+                <w:numId w:val="1011"/>
+              </w:numPr>
+            </w:pPr>
+            <w:r>
+              <w:t xml:space="preserve">Conditional on</w:t>
+            </w:r>
+            <w:r>
+              <w:t xml:space="preserve"> </w:t>
+            </w:r>
+            <m:oMath>
+              <m:r>
+                <m:t>B</m:t>
+              </m:r>
+            </m:oMath>
+            <w:r>
+              <w:t xml:space="preserve">:</w:t>
+            </w:r>
+            <w:r>
+              <w:t xml:space="preserve"> </w:t>
+            </w:r>
+            <m:oMath>
+              <m:r>
+                <m:t>A</m:t>
+              </m:r>
+            </m:oMath>
+            <w:r>
+              <w:t xml:space="preserve"> </w:t>
+            </w:r>
+            <w:r>
+              <w:t xml:space="preserve">and</w:t>
+            </w:r>
+            <w:r>
+              <w:t xml:space="preserve"> </w:t>
+            </w:r>
+            <m:oMath>
+              <m:r>
+                <m:t>Y</m:t>
+              </m:r>
+            </m:oMath>
+            <w:r>
+              <w:t xml:space="preserve"> </w:t>
+            </w:r>
+            <w:r>
+              <w:t xml:space="preserve">are</w:t>
+            </w:r>
+            <w:r>
+              <w:t xml:space="preserve"> </w:t>
+            </w:r>
+            <w:r>
+              <w:rPr>
+                <w:b/>
+                <w:bCs/>
+              </w:rPr>
+              <w:t xml:space="preserve">dependent</w:t>
+            </w:r>
+            <w:r>
+              <w:t xml:space="preserve"> </w:t>
+            </w:r>
+            <w:r>
+              <w:t xml:space="preserve">— conditioning on a collider</w:t>
+            </w:r>
+            <w:r>
+              <w:t xml:space="preserve"> </w:t>
+            </w:r>
+            <w:r>
+              <w:rPr>
+                <w:b/>
+                <w:bCs/>
+              </w:rPr>
+              <w:t xml:space="preserve">opens</w:t>
+            </w:r>
+            <w:r>
+              <w:t xml:space="preserve"> </w:t>
+            </w:r>
+            <w:r>
+              <w:t xml:space="preserve">the previously blocked path</w:t>
+            </w:r>
+          </w:p>
+          <w:bookmarkEnd w:id="22"/>
+        </w:tc>
+      </w:tr>
+    </w:tbl>
     <w:p>
       <w:pPr>
         <w:pStyle w:val="CaptionedFigure"/>
@@ -3810,8 +3910,7 @@
       </w:r>
     </w:p>
     <w:bookmarkEnd w:id="26"/>
-    <w:bookmarkEnd w:id="27"/>
-    <w:bookmarkStart w:id="29" w:name="collider-stratification-bias"/>
+    <w:bookmarkStart w:id="28" w:name="collider-stratification-bias"/>
     <w:p>
       <w:pPr>
         <w:pStyle w:val="Heading3"/>
@@ -3878,7 +3977,7 @@
               <w:spacing w:before="16" w:after="64"/>
             </w:pPr>
           </w:p>
-          <w:bookmarkStart w:id="28" w:name="exm-collider-bias"/>
+          <w:bookmarkStart w:id="27" w:name="exm-collider-bias"/>
           <w:p>
             <w:pPr>
               <w:pStyle w:val="BodyText"/>
@@ -4208,7 +4307,7 @@
               <w:t xml:space="preserve">.</w:t>
             </w:r>
           </w:p>
-          <w:bookmarkEnd w:id="28"/>
+          <w:bookmarkEnd w:id="27"/>
         </w:tc>
       </w:tr>
     </w:tbl>
@@ -4388,8 +4487,8 @@
         <w:t xml:space="preserve">Do NOT adjust for variables that are downstream (descendants) of both treatment and outcome. This applies to selection into studies, loss to follow-up, or other post-treatment variables.</w:t>
       </w:r>
     </w:p>
-    <w:bookmarkEnd w:id="29"/>
-    <w:bookmarkStart w:id="31" w:name="d-separation-rules-summary"/>
+    <w:bookmarkEnd w:id="28"/>
+    <w:bookmarkStart w:id="30" w:name="d-separation-rules-summary"/>
     <w:p>
       <w:pPr>
         <w:pStyle w:val="Heading3"/>
@@ -4639,7 +4738,7 @@
               <w:spacing w:before="16" w:after="64"/>
             </w:pPr>
           </w:p>
-          <w:bookmarkStart w:id="30" w:name="def-d-separation"/>
+          <w:bookmarkStart w:id="29" w:name="def-d-separation"/>
           <w:p>
             <w:pPr>
               <w:pStyle w:val="BodyText"/>
@@ -4649,7 +4748,7 @@
                 <w:b/>
                 <w:bCs/>
               </w:rPr>
-              <w:t xml:space="preserve">Definition 3 (D-separation)</w:t>
+              <w:t xml:space="preserve">Definition 5 (D-separation)</w:t>
             </w:r>
             <w:r>
               <w:t xml:space="preserve"> </w:t>
@@ -4699,12 +4798,12 @@
               <w:t xml:space="preserve">. D-separated variables are (conditionally) independent in any distribution generated by the NPSEM.</w:t>
             </w:r>
           </w:p>
-          <w:bookmarkEnd w:id="30"/>
+          <w:bookmarkEnd w:id="29"/>
         </w:tc>
       </w:tr>
     </w:tbl>
+    <w:bookmarkEnd w:id="30"/>
     <w:bookmarkEnd w:id="31"/>
-    <w:bookmarkEnd w:id="32"/>
     <w:bookmarkStart w:id="35" w:name="X09b68097716c1b97496cccc3d8eac7f1e936c3c"/>
     <w:p>
       <w:pPr>
@@ -4721,7 +4820,7 @@
         </w:pict>
       </w:r>
     </w:p>
-    <w:bookmarkStart w:id="33" w:name="Xece13a1cc6df6ce174345e4acedb97fd50f911f"/>
+    <w:bookmarkStart w:id="32" w:name="Xece13a1cc6df6ce174345e4acedb97fd50f911f"/>
     <w:p>
       <w:pPr>
         <w:pStyle w:val="Heading3"/>
@@ -5312,7 +5411,7 @@
         <w:t xml:space="preserve">.</w:t>
       </w:r>
     </w:p>
-    <w:bookmarkEnd w:id="33"/>
+    <w:bookmarkEnd w:id="32"/>
     <w:bookmarkStart w:id="34" w:name="positivity-in-structural-causal-models"/>
     <w:p>
       <w:pPr>
@@ -5573,128 +5672,177 @@
         <w:t xml:space="preserve">.</w:t>
       </w:r>
     </w:p>
-    <w:p>
-      <w:pPr>
-        <w:pStyle w:val="BodyText"/>
-      </w:pPr>
-      <w:r>
-        <w:rPr>
-          <w:b/>
-          <w:bCs/>
-        </w:rPr>
-        <w:t xml:space="preserve">Structural positivity violations</w:t>
-      </w:r>
-      <w:r>
-        <w:t xml:space="preserve"> </w:t>
-      </w:r>
-      <w:r>
-        <w:t xml:space="preserve">occur when</w:t>
-      </w:r>
-      <w:r>
-        <w:t xml:space="preserve"> </w:t>
-      </w:r>
-      <m:oMath>
-        <m:r>
-          <m:t>L</m:t>
-        </m:r>
-      </m:oMath>
-      <w:r>
-        <w:t xml:space="preserve"> </w:t>
-      </w:r>
-      <w:r>
-        <w:t xml:space="preserve">deterministically forces</w:t>
-      </w:r>
-      <w:r>
-        <w:t xml:space="preserve"> </w:t>
-      </w:r>
-      <m:oMath>
-        <m:r>
-          <m:t>A</m:t>
-        </m:r>
-      </m:oMath>
-      <w:r>
-        <w:t xml:space="preserve"> </w:t>
-      </w:r>
-      <w:r>
-        <w:t xml:space="preserve">to a particular value. In these strata, the counterfactual</w:t>
-      </w:r>
-      <w:r>
-        <w:t xml:space="preserve"> </w:t>
-      </w:r>
-      <m:oMath>
-        <m:sSup>
-          <m:e>
-            <m:r>
-              <m:t>Y</m:t>
-            </m:r>
-          </m:e>
-          <m:sup>
-            <m:r>
-              <m:t>a</m:t>
-            </m:r>
-          </m:sup>
-        </m:sSup>
-      </m:oMath>
-      <w:r>
-        <w:t xml:space="preserve"> </w:t>
-      </w:r>
-      <w:r>
-        <w:t xml:space="preserve">cannot be identified from observational data regardless of sample size.</w:t>
-      </w:r>
-    </w:p>
-    <w:p>
-      <w:pPr>
-        <w:pStyle w:val="BodyText"/>
-      </w:pPr>
-      <w:r>
-        <w:rPr>
-          <w:b/>
-          <w:bCs/>
-        </w:rPr>
-        <w:t xml:space="preserve">Random positivity violations</w:t>
-      </w:r>
-      <w:r>
-        <w:t xml:space="preserve"> </w:t>
-      </w:r>
-      <w:r>
-        <w:t xml:space="preserve">occur when, by chance, certain</w:t>
-      </w:r>
-      <w:r>
-        <w:t xml:space="preserve"> </w:t>
-      </w:r>
-      <m:oMath>
-        <m:r>
-          <m:rPr>
-            <m:sty m:val="p"/>
-          </m:rPr>
-          <m:t>(</m:t>
-        </m:r>
-        <m:r>
-          <m:t>A</m:t>
-        </m:r>
-        <m:r>
-          <m:rPr>
-            <m:sty m:val="p"/>
-          </m:rPr>
-          <m:t>,</m:t>
-        </m:r>
-        <m:r>
-          <m:t>L</m:t>
-        </m:r>
-        <m:r>
-          <m:rPr>
-            <m:sty m:val="p"/>
-          </m:rPr>
-          <m:t>)</m:t>
-        </m:r>
-      </m:oMath>
-      <w:r>
-        <w:t xml:space="preserve"> </w:t>
-      </w:r>
-      <w:r>
-        <w:t xml:space="preserve">combinations do not appear in the finite sample, even though they have positive probability in the population.</w:t>
-      </w:r>
-    </w:p>
+    <w:tbl>
+      <w:tblPr>
+        <w:tblStyle w:val="Table"/>
+        <w:tblInd w:w="164" w:type="dxa"/>
+        <w:tblBorders>
+          <w:left w:val="single" w:sz="24" w:space="0" w:color="909090"/>
+        </w:tblBorders>
+        <w:tblCellMar>
+          <w:left w:w="0" w:type="dxa"/>
+          <w:right w:w="0" w:type="dxa"/>
+        </w:tblCellMar>
+        <w:tblLook w:firstRow="0" w:lastRow="0" w:firstColumn="0" w:lastColumn="0" w:noHBand="0" w:noVBand="0" w:val="0000"/>
+      </w:tblPr>
+      <w:tblGrid>
+        <w:gridCol w:w="7920"/>
+      </w:tblGrid>
+      <w:tr>
+        <w:trPr>
+          <w:cantSplit/>
+        </w:trPr>
+        <w:tc>
+          <w:tcPr>
+            <w:tcMar>
+              <w:left w:w="144" w:type="dxa"/>
+            </w:tcMar>
+          </w:tcPr>
+          <w:p>
+            <w:pPr>
+              <w:pStyle w:val="BodyText"/>
+            </w:pPr>
+            <w:pPr>
+              <w:spacing w:before="16" w:after="64"/>
+            </w:pPr>
+          </w:p>
+          <w:bookmarkStart w:id="33" w:name="def-positivity-violations"/>
+          <w:p>
+            <w:pPr>
+              <w:pStyle w:val="BodyText"/>
+            </w:pPr>
+            <w:r>
+              <w:rPr>
+                <w:b/>
+                <w:bCs/>
+              </w:rPr>
+              <w:t xml:space="preserve">Definition 6 (Structural and Random Positivity Violations)</w:t>
+            </w:r>
+            <w:r>
+              <w:t xml:space="preserve"> </w:t>
+            </w:r>
+            <w:r>
+              <w:rPr>
+                <w:b/>
+                <w:bCs/>
+              </w:rPr>
+              <w:t xml:space="preserve">Structural positivity violations</w:t>
+            </w:r>
+            <w:r>
+              <w:t xml:space="preserve"> </w:t>
+            </w:r>
+            <w:r>
+              <w:t xml:space="preserve">occur when</w:t>
+            </w:r>
+            <w:r>
+              <w:t xml:space="preserve"> </w:t>
+            </w:r>
+            <m:oMath>
+              <m:r>
+                <m:t>L</m:t>
+              </m:r>
+            </m:oMath>
+            <w:r>
+              <w:t xml:space="preserve"> </w:t>
+            </w:r>
+            <w:r>
+              <w:t xml:space="preserve">deterministically forces</w:t>
+            </w:r>
+            <w:r>
+              <w:t xml:space="preserve"> </w:t>
+            </w:r>
+            <m:oMath>
+              <m:r>
+                <m:t>A</m:t>
+              </m:r>
+            </m:oMath>
+            <w:r>
+              <w:t xml:space="preserve"> </w:t>
+            </w:r>
+            <w:r>
+              <w:t xml:space="preserve">to a particular value. In these strata, the counterfactual</w:t>
+            </w:r>
+            <w:r>
+              <w:t xml:space="preserve"> </w:t>
+            </w:r>
+            <m:oMath>
+              <m:sSup>
+                <m:e>
+                  <m:r>
+                    <m:t>Y</m:t>
+                  </m:r>
+                </m:e>
+                <m:sup>
+                  <m:r>
+                    <m:t>a</m:t>
+                  </m:r>
+                </m:sup>
+              </m:sSup>
+            </m:oMath>
+            <w:r>
+              <w:t xml:space="preserve"> </w:t>
+            </w:r>
+            <w:r>
+              <w:t xml:space="preserve">cannot be identified from observational data regardless of sample size.</w:t>
+            </w:r>
+          </w:p>
+          <w:p>
+            <w:pPr>
+              <w:pStyle w:val="BodyText"/>
+            </w:pPr>
+            <w:r>
+              <w:rPr>
+                <w:b/>
+                <w:bCs/>
+              </w:rPr>
+              <w:t xml:space="preserve">Random positivity violations</w:t>
+            </w:r>
+            <w:r>
+              <w:t xml:space="preserve"> </w:t>
+            </w:r>
+            <w:r>
+              <w:t xml:space="preserve">occur when, by chance, certain</w:t>
+            </w:r>
+            <w:r>
+              <w:t xml:space="preserve"> </w:t>
+            </w:r>
+            <m:oMath>
+              <m:r>
+                <m:rPr>
+                  <m:sty m:val="p"/>
+                </m:rPr>
+                <m:t>(</m:t>
+              </m:r>
+              <m:r>
+                <m:t>A</m:t>
+              </m:r>
+              <m:r>
+                <m:rPr>
+                  <m:sty m:val="p"/>
+                </m:rPr>
+                <m:t>,</m:t>
+              </m:r>
+              <m:r>
+                <m:t>L</m:t>
+              </m:r>
+              <m:r>
+                <m:rPr>
+                  <m:sty m:val="p"/>
+                </m:rPr>
+                <m:t>)</m:t>
+              </m:r>
+            </m:oMath>
+            <w:r>
+              <w:t xml:space="preserve"> </w:t>
+            </w:r>
+            <w:r>
+              <w:t xml:space="preserve">combinations do not appear in the finite sample, even though they have positive probability in the population.</w:t>
+            </w:r>
+          </w:p>
+          <w:bookmarkEnd w:id="33"/>
+        </w:tc>
+      </w:tr>
+    </w:tbl>
     <w:p>
       <w:pPr>
         <w:pStyle w:val="BodyText"/>
@@ -6243,7 +6391,7 @@
                 <w:b/>
                 <w:bCs/>
               </w:rPr>
-              <w:t xml:space="preserve">Definition 4 (Backdoor Path)</w:t>
+              <w:t xml:space="preserve">Definition 7 (Backdoor Path)</w:t>
             </w:r>
             <w:r>
               <w:t xml:space="preserve"> </w:t>
@@ -6467,7 +6615,7 @@
                 <w:b/>
                 <w:bCs/>
               </w:rPr>
-              <w:t xml:space="preserve">Definition 5 (Confounding (Structural Definition))</w:t>
+              <w:t xml:space="preserve">Definition 8 (Confounding (Structural Definition))</w:t>
             </w:r>
             <w:r>
               <w:t xml:space="preserve"> </w:t>
@@ -6766,7 +6914,7 @@
                 <w:b/>
                 <w:bCs/>
               </w:rPr>
-              <w:t xml:space="preserve">Definition 6 (Backdoor Criterion)</w:t>
+              <w:t xml:space="preserve">Definition 9 (Backdoor Criterion)</w:t>
             </w:r>
             <w:r>
               <w:t xml:space="preserve"> </w:t>
@@ -7707,7 +7855,7 @@
                 <w:b/>
                 <w:bCs/>
               </w:rPr>
-              <w:t xml:space="preserve">Definition 7 (Selection Bias (Structural Definition))</w:t>
+              <w:t xml:space="preserve">Definition 10 (Selection Bias (Structural Definition))</w:t>
             </w:r>
             <w:r>
               <w:t xml:space="preserve"> </w:t>
@@ -8104,7 +8252,7 @@
                 <w:b/>
                 <w:bCs/>
               </w:rPr>
-              <w:t xml:space="preserve">Definition 8 (Measurement Bias (Structural Definition))</w:t>
+              <w:t xml:space="preserve">Definition 11 (Measurement Bias (Structural Definition))</w:t>
             </w:r>
             <w:r>
               <w:t xml:space="preserve"> </w:t>
